--- a/3/docs/Методи та системи обчислювального інтелекту [Лб3].docx
+++ b/3/docs/Методи та системи обчислювального інтелекту [Лб3].docx
@@ -706,7 +706,6 @@
           <w:color w:val="000000" w:themeColor="text1"/>
           <w:sz w:val="28"/>
           <w:szCs w:val="28"/>
-          <w:lang w:val="ru-RU"/>
         </w:rPr>
       </w:pPr>
       <w:r>
@@ -766,7 +765,6 @@
           <w:color w:val="000000" w:themeColor="text1"/>
           <w:sz w:val="28"/>
           <w:szCs w:val="28"/>
-          <w:lang w:val="ru-RU"/>
         </w:rPr>
         <w:t xml:space="preserve"> </w:t>
       </w:r>
@@ -867,34 +865,7 @@
           <w:sz w:val="28"/>
           <w:szCs w:val="28"/>
         </w:rPr>
-        <w:t>Таблиця 3.</w:t>
-      </w:r>
-      <w:r>
-        <w:rPr>
-          <w:rFonts w:ascii="Times New Roman" w:eastAsia="Times New Roman" w:hAnsi="Times New Roman" w:cs="Times New Roman"/>
-          <w:color w:val="000000" w:themeColor="text1"/>
-          <w:sz w:val="28"/>
-          <w:szCs w:val="28"/>
-        </w:rPr>
-        <w:t>1</w:t>
-      </w:r>
-      <w:r>
-        <w:rPr>
-          <w:rFonts w:ascii="Times New Roman" w:eastAsia="Times New Roman" w:hAnsi="Times New Roman" w:cs="Times New Roman"/>
-          <w:color w:val="000000" w:themeColor="text1"/>
-          <w:sz w:val="28"/>
-          <w:szCs w:val="28"/>
-        </w:rPr>
-        <w:t xml:space="preserve"> – Варіанти завданн</w:t>
-      </w:r>
-      <w:r>
-        <w:rPr>
-          <w:rFonts w:ascii="Times New Roman" w:eastAsia="Times New Roman" w:hAnsi="Times New Roman" w:cs="Times New Roman"/>
-          <w:color w:val="000000" w:themeColor="text1"/>
-          <w:sz w:val="28"/>
-          <w:szCs w:val="28"/>
-        </w:rPr>
-        <w:t>я</w:t>
+        <w:t>Таблиця 3.1 – Варіанти завдання</w:t>
       </w:r>
     </w:p>
     <w:tbl>
@@ -959,25 +930,7 @@
                 <w:sz w:val="28"/>
                 <w:szCs w:val="28"/>
               </w:rPr>
-              <w:t xml:space="preserve">Функція для </w:t>
-            </w:r>
-            <w:r>
-              <w:rPr>
-                <w:rFonts w:ascii="Times New Roman" w:hAnsi="Times New Roman" w:cs="Times New Roman"/>
-                <w:color w:val="000000" w:themeColor="text1"/>
-                <w:sz w:val="28"/>
-                <w:szCs w:val="28"/>
-              </w:rPr>
-              <w:t xml:space="preserve"> о</w:t>
-            </w:r>
-            <w:r>
-              <w:rPr>
-                <w:rFonts w:ascii="Times New Roman" w:hAnsi="Times New Roman" w:cs="Times New Roman"/>
-                <w:color w:val="000000" w:themeColor="text1"/>
-                <w:sz w:val="28"/>
-                <w:szCs w:val="28"/>
-              </w:rPr>
-              <w:t>бчислення</w:t>
+              <w:t>Функція для  обчислення</w:t>
             </w:r>
           </w:p>
         </w:tc>
@@ -1065,17 +1018,7 @@
                     <w:szCs w:val="28"/>
                     <w:lang w:val="ru-RU"/>
                   </w:rPr>
-                  <m:t>x1⋅x2</m:t>
-                </m:r>
-                <m:r>
-                  <w:rPr>
-                    <w:rFonts w:ascii="Cambria Math" w:hAnsi="Cambria Math" w:cs="Times New Roman"/>
-                    <w:color w:val="000000" w:themeColor="text1"/>
-                    <w:sz w:val="28"/>
-                    <w:szCs w:val="28"/>
-                    <w:lang w:val="ru-RU"/>
-                  </w:rPr>
-                  <m:t>⋅</m:t>
+                  <m:t>x1⋅x2⋅</m:t>
                 </m:r>
                 <m:acc>
                   <m:accPr>
@@ -1112,17 +1055,7 @@
                     <w:szCs w:val="28"/>
                     <w:lang w:val="ru-RU"/>
                   </w:rPr>
-                  <m:t>3+x1</m:t>
-                </m:r>
-                <m:r>
-                  <w:rPr>
-                    <w:rFonts w:ascii="Cambria Math" w:hAnsi="Cambria Math" w:cs="Times New Roman"/>
-                    <w:color w:val="000000" w:themeColor="text1"/>
-                    <w:sz w:val="28"/>
-                    <w:szCs w:val="28"/>
-                    <w:lang w:val="ru-RU"/>
-                  </w:rPr>
-                  <m:t>⋅</m:t>
+                  <m:t>3+x1⋅</m:t>
                 </m:r>
                 <m:acc>
                   <m:accPr>
@@ -1159,27 +1092,7 @@
                     <w:szCs w:val="28"/>
                     <w:lang w:val="ru-RU"/>
                   </w:rPr>
-                  <m:t>2</m:t>
-                </m:r>
-                <m:r>
-                  <w:rPr>
-                    <w:rFonts w:ascii="Cambria Math" w:hAnsi="Cambria Math" w:cs="Times New Roman"/>
-                    <w:color w:val="000000" w:themeColor="text1"/>
-                    <w:sz w:val="28"/>
-                    <w:szCs w:val="28"/>
-                    <w:lang w:val="ru-RU"/>
-                  </w:rPr>
-                  <m:t>⋅</m:t>
-                </m:r>
-                <m:r>
-                  <w:rPr>
-                    <w:rFonts w:ascii="Cambria Math" w:hAnsi="Cambria Math" w:cs="Times New Roman"/>
-                    <w:color w:val="000000" w:themeColor="text1"/>
-                    <w:sz w:val="28"/>
-                    <w:szCs w:val="28"/>
-                    <w:lang w:val="ru-RU"/>
-                  </w:rPr>
-                  <m:t>x3</m:t>
+                  <m:t>2⋅x3</m:t>
                 </m:r>
               </m:oMath>
             </m:oMathPara>
@@ -2432,18 +2345,7 @@
           <w:sz w:val="28"/>
           <w:szCs w:val="28"/>
         </w:rPr>
-        <w:t>Схема персептрона</w:t>
-      </w:r>
-      <w:r>
-        <w:rPr>
-          <w:rFonts w:ascii="Times New Roman" w:eastAsia="Times New Roman" w:hAnsi="Times New Roman" w:cs="Times New Roman"/>
-          <w:b/>
-          <w:bCs/>
-          <w:color w:val="000000" w:themeColor="text1"/>
-          <w:sz w:val="28"/>
-          <w:szCs w:val="28"/>
-        </w:rPr>
-        <w:t>:</w:t>
+        <w:t>Схема персептрона:</w:t>
       </w:r>
     </w:p>
     <w:p>
@@ -2663,57 +2565,7 @@
               <w:szCs w:val="28"/>
               <w:lang w:val="ru-RU"/>
             </w:rPr>
-            <m:t>S=w0+w1</m:t>
-          </m:r>
-          <m:r>
-            <w:rPr>
-              <w:rFonts w:ascii="Cambria Math" w:hAnsi="Cambria Math" w:cs="Times New Roman"/>
-              <w:color w:val="000000" w:themeColor="text1"/>
-              <w:sz w:val="28"/>
-              <w:szCs w:val="28"/>
-              <w:lang w:val="ru-RU"/>
-            </w:rPr>
-            <m:t>x1</m:t>
-          </m:r>
-          <m:r>
-            <w:rPr>
-              <w:rFonts w:ascii="Cambria Math" w:hAnsi="Cambria Math" w:cs="Times New Roman"/>
-              <w:color w:val="000000" w:themeColor="text1"/>
-              <w:sz w:val="28"/>
-              <w:szCs w:val="28"/>
-              <w:lang w:val="ru-RU"/>
-            </w:rPr>
-            <m:t>+w1</m:t>
-          </m:r>
-          <m:r>
-            <w:rPr>
-              <w:rFonts w:ascii="Cambria Math" w:hAnsi="Cambria Math" w:cs="Times New Roman"/>
-              <w:color w:val="000000" w:themeColor="text1"/>
-              <w:sz w:val="28"/>
-              <w:szCs w:val="28"/>
-              <w:lang w:val="ru-RU"/>
-            </w:rPr>
-            <m:t>x2</m:t>
-          </m:r>
-          <m:r>
-            <w:rPr>
-              <w:rFonts w:ascii="Cambria Math" w:hAnsi="Cambria Math" w:cs="Times New Roman"/>
-              <w:color w:val="000000" w:themeColor="text1"/>
-              <w:sz w:val="28"/>
-              <w:szCs w:val="28"/>
-              <w:lang w:val="ru-RU"/>
-            </w:rPr>
-            <m:t>+wx</m:t>
-          </m:r>
-          <m:r>
-            <w:rPr>
-              <w:rFonts w:ascii="Cambria Math" w:hAnsi="Cambria Math" w:cs="Times New Roman"/>
-              <w:color w:val="000000" w:themeColor="text1"/>
-              <w:sz w:val="28"/>
-              <w:szCs w:val="28"/>
-              <w:lang w:val="ru-RU"/>
-            </w:rPr>
-            <m:t>3</m:t>
+            <m:t>S=w0+w1x1+w1x2+wx3</m:t>
           </m:r>
         </m:oMath>
       </m:oMathPara>
@@ -4479,20 +4331,14 @@
                   <w:sz w:val="28"/>
                   <w:szCs w:val="28"/>
                 </w:rPr>
-                <m:t>t</m:t>
-              </m:r>
-              <m:r>
-                <w:rPr>
-                  <w:rFonts w:ascii="Cambria Math" w:hAnsi="Cambria Math" w:cs="Times New Roman"/>
-                  <w:color w:val="000000" w:themeColor="text1"/>
-                  <w:sz w:val="28"/>
-                  <w:szCs w:val="28"/>
-                </w:rPr>
-                <m:t>rain</m:t>
+                <m:t>train</m:t>
               </m:r>
             </m:sub>
           </m:sSub>
           <m:r>
+            <m:rPr>
+              <m:sty m:val="p"/>
+            </m:rPr>
             <w:rPr>
               <w:rFonts w:ascii="Times New Roman" w:eastAsia="Times New Roman" w:hAnsi="Times New Roman" w:cs="Times New Roman"/>
               <w:color w:val="000000" w:themeColor="text1"/>
@@ -4560,25 +4406,7 @@
           <w:sz w:val="28"/>
           <w:szCs w:val="28"/>
         </w:rPr>
-        <w:t>Якщо вони близькі</w:t>
-      </w:r>
-      <w:r>
-        <w:rPr>
-          <w:rFonts w:ascii="Times New Roman" w:eastAsia="Times New Roman" w:hAnsi="Times New Roman" w:cs="Times New Roman"/>
-          <w:color w:val="000000" w:themeColor="text1"/>
-          <w:sz w:val="28"/>
-          <w:szCs w:val="28"/>
-        </w:rPr>
-        <w:t>, то</w:t>
-      </w:r>
-      <w:r>
-        <w:rPr>
-          <w:rFonts w:ascii="Times New Roman" w:eastAsia="Times New Roman" w:hAnsi="Times New Roman" w:cs="Times New Roman"/>
-          <w:color w:val="000000" w:themeColor="text1"/>
-          <w:sz w:val="28"/>
-          <w:szCs w:val="28"/>
-        </w:rPr>
-        <w:t xml:space="preserve"> навчання успішне.</w:t>
+        <w:t>Якщо вони близькі, то навчання успішне.</w:t>
       </w:r>
     </w:p>
     <w:p>
@@ -4627,2092 +4455,2830 @@
     </w:p>
     <w:p>
       <w:pPr>
-        <w:pStyle w:val="HTML0"/>
+        <w:pStyle w:val="a7"/>
         <w:shd w:val="clear" w:color="auto" w:fill="1E1F22"/>
+        <w:tabs>
+          <w:tab w:val="left" w:pos="1832"/>
+          <w:tab w:val="left" w:pos="2748"/>
+          <w:tab w:val="left" w:pos="3664"/>
+          <w:tab w:val="left" w:pos="4580"/>
+          <w:tab w:val="left" w:pos="5496"/>
+          <w:tab w:val="left" w:pos="6412"/>
+          <w:tab w:val="left" w:pos="7328"/>
+          <w:tab w:val="left" w:pos="8244"/>
+          <w:tab w:val="left" w:pos="9160"/>
+          <w:tab w:val="left" w:pos="10076"/>
+          <w:tab w:val="left" w:pos="10992"/>
+          <w:tab w:val="left" w:pos="11908"/>
+          <w:tab w:val="left" w:pos="12824"/>
+          <w:tab w:val="left" w:pos="13740"/>
+          <w:tab w:val="left" w:pos="14656"/>
+        </w:tabs>
+        <w:spacing w:after="0" w:line="240" w:lineRule="auto"/>
         <w:ind w:left="709"/>
         <w:rPr>
-          <w:color w:val="BCBEC4"/>
-          <w:lang w:val="uk-UA"/>
-        </w:rPr>
-      </w:pPr>
-      <w:r>
-        <w:rPr>
+          <w:rFonts w:ascii="Courier New" w:eastAsia="Times New Roman" w:hAnsi="Courier New" w:cs="Courier New"/>
+          <w:color w:val="BCBEC4"/>
+          <w:sz w:val="20"/>
+          <w:szCs w:val="20"/>
+        </w:rPr>
+      </w:pPr>
+      <w:r>
+        <w:rPr>
+          <w:rFonts w:ascii="Courier New" w:eastAsia="Times New Roman" w:hAnsi="Courier New" w:cs="Courier New"/>
           <w:color w:val="CF8E6D"/>
+          <w:sz w:val="20"/>
+          <w:szCs w:val="20"/>
+          <w:lang w:val="ru-RU"/>
         </w:rPr>
         <w:t>import</w:t>
       </w:r>
       <w:r>
         <w:rPr>
+          <w:rFonts w:ascii="Courier New" w:eastAsia="Times New Roman" w:hAnsi="Courier New" w:cs="Courier New"/>
           <w:color w:val="CF8E6D"/>
-          <w:lang w:val="uk-UA"/>
+          <w:sz w:val="20"/>
+          <w:szCs w:val="20"/>
         </w:rPr>
         <w:t xml:space="preserve"> </w:t>
       </w:r>
       <w:r>
         <w:rPr>
-          <w:color w:val="BCBEC4"/>
+          <w:rFonts w:ascii="Courier New" w:eastAsia="Times New Roman" w:hAnsi="Courier New" w:cs="Courier New"/>
+          <w:color w:val="BCBEC4"/>
+          <w:sz w:val="20"/>
+          <w:szCs w:val="20"/>
+          <w:lang w:val="ru-RU"/>
         </w:rPr>
         <w:t>random</w:t>
       </w:r>
       <w:r>
         <w:rPr>
-          <w:color w:val="BCBEC4"/>
-          <w:lang w:val="uk-UA"/>
+          <w:rFonts w:ascii="Courier New" w:eastAsia="Times New Roman" w:hAnsi="Courier New" w:cs="Courier New"/>
+          <w:color w:val="BCBEC4"/>
+          <w:sz w:val="20"/>
+          <w:szCs w:val="20"/>
         </w:rPr>
         <w:br/>
       </w:r>
       <w:r>
         <w:rPr>
+          <w:rFonts w:ascii="Courier New" w:eastAsia="Times New Roman" w:hAnsi="Courier New" w:cs="Courier New"/>
           <w:color w:val="CF8E6D"/>
+          <w:sz w:val="20"/>
+          <w:szCs w:val="20"/>
+          <w:lang w:val="ru-RU"/>
         </w:rPr>
         <w:t>import</w:t>
       </w:r>
       <w:r>
         <w:rPr>
+          <w:rFonts w:ascii="Courier New" w:eastAsia="Times New Roman" w:hAnsi="Courier New" w:cs="Courier New"/>
           <w:color w:val="CF8E6D"/>
-          <w:lang w:val="uk-UA"/>
+          <w:sz w:val="20"/>
+          <w:szCs w:val="20"/>
         </w:rPr>
         <w:t xml:space="preserve"> </w:t>
       </w:r>
       <w:r>
         <w:rPr>
-          <w:color w:val="BCBEC4"/>
+          <w:rFonts w:ascii="Courier New" w:eastAsia="Times New Roman" w:hAnsi="Courier New" w:cs="Courier New"/>
+          <w:color w:val="BCBEC4"/>
+          <w:sz w:val="20"/>
+          <w:szCs w:val="20"/>
+          <w:lang w:val="ru-RU"/>
         </w:rPr>
         <w:t>math</w:t>
       </w:r>
       <w:r>
         <w:rPr>
-          <w:color w:val="BCBEC4"/>
-          <w:lang w:val="uk-UA"/>
+          <w:rFonts w:ascii="Courier New" w:eastAsia="Times New Roman" w:hAnsi="Courier New" w:cs="Courier New"/>
+          <w:color w:val="BCBEC4"/>
+          <w:sz w:val="20"/>
+          <w:szCs w:val="20"/>
         </w:rPr>
         <w:br/>
       </w:r>
       <w:r>
         <w:rPr>
-          <w:color w:val="BCBEC4"/>
-          <w:lang w:val="uk-UA"/>
+          <w:rFonts w:ascii="Courier New" w:eastAsia="Times New Roman" w:hAnsi="Courier New" w:cs="Courier New"/>
+          <w:color w:val="BCBEC4"/>
+          <w:sz w:val="20"/>
+          <w:szCs w:val="20"/>
         </w:rPr>
         <w:br/>
       </w:r>
       <w:r>
         <w:rPr>
+          <w:rFonts w:ascii="Courier New" w:eastAsia="Times New Roman" w:hAnsi="Courier New" w:cs="Courier New"/>
           <w:color w:val="7A7E85"/>
-          <w:lang w:val="uk-UA"/>
+          <w:sz w:val="20"/>
+          <w:szCs w:val="20"/>
         </w:rPr>
         <w:t># ==============================</w:t>
       </w:r>
       <w:r>
         <w:rPr>
+          <w:rFonts w:ascii="Courier New" w:eastAsia="Times New Roman" w:hAnsi="Courier New" w:cs="Courier New"/>
           <w:color w:val="7A7E85"/>
-          <w:lang w:val="uk-UA"/>
+          <w:sz w:val="20"/>
+          <w:szCs w:val="20"/>
         </w:rPr>
         <w:br/>
         <w:t># 1. Таблиця істинності функції</w:t>
       </w:r>
       <w:r>
         <w:rPr>
+          <w:rFonts w:ascii="Courier New" w:eastAsia="Times New Roman" w:hAnsi="Courier New" w:cs="Courier New"/>
           <w:color w:val="7A7E85"/>
-          <w:lang w:val="uk-UA"/>
+          <w:sz w:val="20"/>
+          <w:szCs w:val="20"/>
         </w:rPr>
         <w:br/>
         <w:t xml:space="preserve"># </w:t>
       </w:r>
       <w:r>
         <w:rPr>
+          <w:rFonts w:ascii="Courier New" w:eastAsia="Times New Roman" w:hAnsi="Courier New" w:cs="Courier New"/>
           <w:color w:val="7A7E85"/>
+          <w:sz w:val="20"/>
+          <w:szCs w:val="20"/>
+          <w:lang w:val="ru-RU"/>
         </w:rPr>
         <w:t>x</w:t>
       </w:r>
       <w:r>
         <w:rPr>
+          <w:rFonts w:ascii="Courier New" w:eastAsia="Times New Roman" w:hAnsi="Courier New" w:cs="Courier New"/>
           <w:color w:val="7A7E85"/>
-          <w:lang w:val="uk-UA"/>
+          <w:sz w:val="20"/>
+          <w:szCs w:val="20"/>
         </w:rPr>
         <w:t xml:space="preserve">1 </w:t>
       </w:r>
       <w:r>
         <w:rPr>
+          <w:rFonts w:ascii="Courier New" w:eastAsia="Times New Roman" w:hAnsi="Courier New" w:cs="Courier New"/>
           <w:color w:val="7A7E85"/>
+          <w:sz w:val="20"/>
+          <w:szCs w:val="20"/>
+          <w:lang w:val="ru-RU"/>
         </w:rPr>
         <w:t>x</w:t>
       </w:r>
       <w:r>
         <w:rPr>
+          <w:rFonts w:ascii="Courier New" w:eastAsia="Times New Roman" w:hAnsi="Courier New" w:cs="Courier New"/>
           <w:color w:val="7A7E85"/>
-          <w:lang w:val="uk-UA"/>
+          <w:sz w:val="20"/>
+          <w:szCs w:val="20"/>
         </w:rPr>
         <w:t xml:space="preserve">2 </w:t>
       </w:r>
       <w:r>
         <w:rPr>
+          <w:rFonts w:ascii="Courier New" w:eastAsia="Times New Roman" w:hAnsi="Courier New" w:cs="Courier New"/>
           <w:color w:val="7A7E85"/>
+          <w:sz w:val="20"/>
+          <w:szCs w:val="20"/>
+          <w:lang w:val="ru-RU"/>
         </w:rPr>
         <w:t>x</w:t>
       </w:r>
       <w:r>
         <w:rPr>
+          <w:rFonts w:ascii="Courier New" w:eastAsia="Times New Roman" w:hAnsi="Courier New" w:cs="Courier New"/>
           <w:color w:val="7A7E85"/>
-          <w:lang w:val="uk-UA"/>
+          <w:sz w:val="20"/>
+          <w:szCs w:val="20"/>
         </w:rPr>
         <w:t xml:space="preserve">3 </w:t>
       </w:r>
       <w:r>
         <w:rPr>
+          <w:rFonts w:ascii="Courier New" w:eastAsia="Times New Roman" w:hAnsi="Courier New" w:cs="Courier New"/>
           <w:color w:val="7A7E85"/>
+          <w:sz w:val="20"/>
+          <w:szCs w:val="20"/>
+          <w:lang w:val="ru-RU"/>
         </w:rPr>
         <w:t>Y</w:t>
       </w:r>
       <w:r>
         <w:rPr>
+          <w:rFonts w:ascii="Courier New" w:eastAsia="Times New Roman" w:hAnsi="Courier New" w:cs="Courier New"/>
           <w:color w:val="7A7E85"/>
-          <w:lang w:val="uk-UA"/>
+          <w:sz w:val="20"/>
+          <w:szCs w:val="20"/>
         </w:rPr>
         <w:br/>
         <w:t># ==============================</w:t>
       </w:r>
       <w:r>
         <w:rPr>
+          <w:rFonts w:ascii="Courier New" w:eastAsia="Times New Roman" w:hAnsi="Courier New" w:cs="Courier New"/>
           <w:color w:val="7A7E85"/>
-          <w:lang w:val="uk-UA"/>
+          <w:sz w:val="20"/>
+          <w:szCs w:val="20"/>
         </w:rPr>
         <w:br/>
       </w:r>
       <w:r>
         <w:rPr>
+          <w:rFonts w:ascii="Courier New" w:eastAsia="Times New Roman" w:hAnsi="Courier New" w:cs="Courier New"/>
           <w:color w:val="7A7E85"/>
-          <w:lang w:val="uk-UA"/>
+          <w:sz w:val="20"/>
+          <w:szCs w:val="20"/>
         </w:rPr>
         <w:br/>
       </w:r>
       <w:r>
         <w:rPr>
-          <w:color w:val="BCBEC4"/>
+          <w:rFonts w:ascii="Courier New" w:eastAsia="Times New Roman" w:hAnsi="Courier New" w:cs="Courier New"/>
+          <w:color w:val="BCBEC4"/>
+          <w:sz w:val="20"/>
+          <w:szCs w:val="20"/>
+          <w:lang w:val="ru-RU"/>
         </w:rPr>
         <w:t>M</w:t>
       </w:r>
       <w:r>
         <w:rPr>
-          <w:color w:val="BCBEC4"/>
-          <w:lang w:val="uk-UA"/>
+          <w:rFonts w:ascii="Courier New" w:eastAsia="Times New Roman" w:hAnsi="Courier New" w:cs="Courier New"/>
+          <w:color w:val="BCBEC4"/>
+          <w:sz w:val="20"/>
+          <w:szCs w:val="20"/>
         </w:rPr>
         <w:t xml:space="preserve"> = [</w:t>
       </w:r>
       <w:r>
         <w:rPr>
-          <w:color w:val="BCBEC4"/>
-          <w:lang w:val="uk-UA"/>
+          <w:rFonts w:ascii="Courier New" w:eastAsia="Times New Roman" w:hAnsi="Courier New" w:cs="Courier New"/>
+          <w:color w:val="BCBEC4"/>
+          <w:sz w:val="20"/>
+          <w:szCs w:val="20"/>
         </w:rPr>
         <w:br/>
         <w:t xml:space="preserve">    [</w:t>
       </w:r>
       <w:r>
         <w:rPr>
+          <w:rFonts w:ascii="Courier New" w:eastAsia="Times New Roman" w:hAnsi="Courier New" w:cs="Courier New"/>
           <w:color w:val="2AACB8"/>
-          <w:lang w:val="uk-UA"/>
+          <w:sz w:val="20"/>
+          <w:szCs w:val="20"/>
         </w:rPr>
         <w:t>0</w:t>
       </w:r>
       <w:r>
         <w:rPr>
-          <w:color w:val="BCBEC4"/>
-          <w:lang w:val="uk-UA"/>
+          <w:rFonts w:ascii="Courier New" w:eastAsia="Times New Roman" w:hAnsi="Courier New" w:cs="Courier New"/>
+          <w:color w:val="BCBEC4"/>
+          <w:sz w:val="20"/>
+          <w:szCs w:val="20"/>
         </w:rPr>
         <w:t>,</w:t>
       </w:r>
       <w:r>
         <w:rPr>
+          <w:rFonts w:ascii="Courier New" w:eastAsia="Times New Roman" w:hAnsi="Courier New" w:cs="Courier New"/>
           <w:color w:val="2AACB8"/>
-          <w:lang w:val="uk-UA"/>
+          <w:sz w:val="20"/>
+          <w:szCs w:val="20"/>
         </w:rPr>
         <w:t>0</w:t>
       </w:r>
       <w:r>
         <w:rPr>
-          <w:color w:val="BCBEC4"/>
-          <w:lang w:val="uk-UA"/>
+          <w:rFonts w:ascii="Courier New" w:eastAsia="Times New Roman" w:hAnsi="Courier New" w:cs="Courier New"/>
+          <w:color w:val="BCBEC4"/>
+          <w:sz w:val="20"/>
+          <w:szCs w:val="20"/>
         </w:rPr>
         <w:t>,</w:t>
       </w:r>
       <w:r>
         <w:rPr>
+          <w:rFonts w:ascii="Courier New" w:eastAsia="Times New Roman" w:hAnsi="Courier New" w:cs="Courier New"/>
           <w:color w:val="2AACB8"/>
-          <w:lang w:val="uk-UA"/>
+          <w:sz w:val="20"/>
+          <w:szCs w:val="20"/>
         </w:rPr>
         <w:t>0</w:t>
       </w:r>
       <w:r>
         <w:rPr>
-          <w:color w:val="BCBEC4"/>
-          <w:lang w:val="uk-UA"/>
+          <w:rFonts w:ascii="Courier New" w:eastAsia="Times New Roman" w:hAnsi="Courier New" w:cs="Courier New"/>
+          <w:color w:val="BCBEC4"/>
+          <w:sz w:val="20"/>
+          <w:szCs w:val="20"/>
         </w:rPr>
         <w:t>,</w:t>
       </w:r>
       <w:r>
         <w:rPr>
+          <w:rFonts w:ascii="Courier New" w:eastAsia="Times New Roman" w:hAnsi="Courier New" w:cs="Courier New"/>
           <w:color w:val="2AACB8"/>
-          <w:lang w:val="uk-UA"/>
+          <w:sz w:val="20"/>
+          <w:szCs w:val="20"/>
         </w:rPr>
         <w:t>0</w:t>
       </w:r>
       <w:r>
         <w:rPr>
-          <w:color w:val="BCBEC4"/>
-          <w:lang w:val="uk-UA"/>
+          <w:rFonts w:ascii="Courier New" w:eastAsia="Times New Roman" w:hAnsi="Courier New" w:cs="Courier New"/>
+          <w:color w:val="BCBEC4"/>
+          <w:sz w:val="20"/>
+          <w:szCs w:val="20"/>
         </w:rPr>
         <w:t>],</w:t>
       </w:r>
       <w:r>
         <w:rPr>
-          <w:color w:val="BCBEC4"/>
-          <w:lang w:val="uk-UA"/>
+          <w:rFonts w:ascii="Courier New" w:eastAsia="Times New Roman" w:hAnsi="Courier New" w:cs="Courier New"/>
+          <w:color w:val="BCBEC4"/>
+          <w:sz w:val="20"/>
+          <w:szCs w:val="20"/>
         </w:rPr>
         <w:br/>
         <w:t xml:space="preserve">    [</w:t>
       </w:r>
       <w:r>
         <w:rPr>
+          <w:rFonts w:ascii="Courier New" w:eastAsia="Times New Roman" w:hAnsi="Courier New" w:cs="Courier New"/>
           <w:color w:val="2AACB8"/>
-          <w:lang w:val="uk-UA"/>
+          <w:sz w:val="20"/>
+          <w:szCs w:val="20"/>
         </w:rPr>
         <w:t>0</w:t>
       </w:r>
       <w:r>
         <w:rPr>
-          <w:color w:val="BCBEC4"/>
-          <w:lang w:val="uk-UA"/>
+          <w:rFonts w:ascii="Courier New" w:eastAsia="Times New Roman" w:hAnsi="Courier New" w:cs="Courier New"/>
+          <w:color w:val="BCBEC4"/>
+          <w:sz w:val="20"/>
+          <w:szCs w:val="20"/>
         </w:rPr>
         <w:t>,</w:t>
       </w:r>
       <w:r>
         <w:rPr>
+          <w:rFonts w:ascii="Courier New" w:eastAsia="Times New Roman" w:hAnsi="Courier New" w:cs="Courier New"/>
           <w:color w:val="2AACB8"/>
-          <w:lang w:val="uk-UA"/>
+          <w:sz w:val="20"/>
+          <w:szCs w:val="20"/>
         </w:rPr>
         <w:t>0</w:t>
       </w:r>
       <w:r>
         <w:rPr>
-          <w:color w:val="BCBEC4"/>
-          <w:lang w:val="uk-UA"/>
+          <w:rFonts w:ascii="Courier New" w:eastAsia="Times New Roman" w:hAnsi="Courier New" w:cs="Courier New"/>
+          <w:color w:val="BCBEC4"/>
+          <w:sz w:val="20"/>
+          <w:szCs w:val="20"/>
         </w:rPr>
         <w:t>,</w:t>
       </w:r>
       <w:r>
         <w:rPr>
+          <w:rFonts w:ascii="Courier New" w:eastAsia="Times New Roman" w:hAnsi="Courier New" w:cs="Courier New"/>
           <w:color w:val="2AACB8"/>
-          <w:lang w:val="uk-UA"/>
+          <w:sz w:val="20"/>
+          <w:szCs w:val="20"/>
         </w:rPr>
         <w:t>1</w:t>
       </w:r>
       <w:r>
         <w:rPr>
-          <w:color w:val="BCBEC4"/>
-          <w:lang w:val="uk-UA"/>
+          <w:rFonts w:ascii="Courier New" w:eastAsia="Times New Roman" w:hAnsi="Courier New" w:cs="Courier New"/>
+          <w:color w:val="BCBEC4"/>
+          <w:sz w:val="20"/>
+          <w:szCs w:val="20"/>
         </w:rPr>
         <w:t>,</w:t>
       </w:r>
       <w:r>
         <w:rPr>
+          <w:rFonts w:ascii="Courier New" w:eastAsia="Times New Roman" w:hAnsi="Courier New" w:cs="Courier New"/>
           <w:color w:val="2AACB8"/>
-          <w:lang w:val="uk-UA"/>
+          <w:sz w:val="20"/>
+          <w:szCs w:val="20"/>
         </w:rPr>
         <w:t>0</w:t>
       </w:r>
       <w:r>
         <w:rPr>
-          <w:color w:val="BCBEC4"/>
-          <w:lang w:val="uk-UA"/>
+          <w:rFonts w:ascii="Courier New" w:eastAsia="Times New Roman" w:hAnsi="Courier New" w:cs="Courier New"/>
+          <w:color w:val="BCBEC4"/>
+          <w:sz w:val="20"/>
+          <w:szCs w:val="20"/>
         </w:rPr>
         <w:t>],</w:t>
       </w:r>
       <w:r>
         <w:rPr>
-          <w:color w:val="BCBEC4"/>
-          <w:lang w:val="uk-UA"/>
+          <w:rFonts w:ascii="Courier New" w:eastAsia="Times New Roman" w:hAnsi="Courier New" w:cs="Courier New"/>
+          <w:color w:val="BCBEC4"/>
+          <w:sz w:val="20"/>
+          <w:szCs w:val="20"/>
         </w:rPr>
         <w:br/>
         <w:t xml:space="preserve">    [</w:t>
       </w:r>
       <w:r>
         <w:rPr>
+          <w:rFonts w:ascii="Courier New" w:eastAsia="Times New Roman" w:hAnsi="Courier New" w:cs="Courier New"/>
           <w:color w:val="2AACB8"/>
-          <w:lang w:val="uk-UA"/>
+          <w:sz w:val="20"/>
+          <w:szCs w:val="20"/>
         </w:rPr>
         <w:t>0</w:t>
       </w:r>
       <w:r>
         <w:rPr>
-          <w:color w:val="BCBEC4"/>
-          <w:lang w:val="uk-UA"/>
+          <w:rFonts w:ascii="Courier New" w:eastAsia="Times New Roman" w:hAnsi="Courier New" w:cs="Courier New"/>
+          <w:color w:val="BCBEC4"/>
+          <w:sz w:val="20"/>
+          <w:szCs w:val="20"/>
         </w:rPr>
         <w:t>,</w:t>
       </w:r>
       <w:r>
         <w:rPr>
+          <w:rFonts w:ascii="Courier New" w:eastAsia="Times New Roman" w:hAnsi="Courier New" w:cs="Courier New"/>
           <w:color w:val="2AACB8"/>
-          <w:lang w:val="uk-UA"/>
+          <w:sz w:val="20"/>
+          <w:szCs w:val="20"/>
         </w:rPr>
         <w:t>1</w:t>
       </w:r>
       <w:r>
         <w:rPr>
-          <w:color w:val="BCBEC4"/>
-          <w:lang w:val="uk-UA"/>
+          <w:rFonts w:ascii="Courier New" w:eastAsia="Times New Roman" w:hAnsi="Courier New" w:cs="Courier New"/>
+          <w:color w:val="BCBEC4"/>
+          <w:sz w:val="20"/>
+          <w:szCs w:val="20"/>
         </w:rPr>
         <w:t>,</w:t>
       </w:r>
       <w:r>
         <w:rPr>
+          <w:rFonts w:ascii="Courier New" w:eastAsia="Times New Roman" w:hAnsi="Courier New" w:cs="Courier New"/>
           <w:color w:val="2AACB8"/>
-          <w:lang w:val="uk-UA"/>
+          <w:sz w:val="20"/>
+          <w:szCs w:val="20"/>
         </w:rPr>
         <w:t>0</w:t>
       </w:r>
       <w:r>
         <w:rPr>
-          <w:color w:val="BCBEC4"/>
-          <w:lang w:val="uk-UA"/>
+          <w:rFonts w:ascii="Courier New" w:eastAsia="Times New Roman" w:hAnsi="Courier New" w:cs="Courier New"/>
+          <w:color w:val="BCBEC4"/>
+          <w:sz w:val="20"/>
+          <w:szCs w:val="20"/>
         </w:rPr>
         <w:t>,</w:t>
       </w:r>
       <w:r>
         <w:rPr>
+          <w:rFonts w:ascii="Courier New" w:eastAsia="Times New Roman" w:hAnsi="Courier New" w:cs="Courier New"/>
           <w:color w:val="2AACB8"/>
-          <w:lang w:val="uk-UA"/>
+          <w:sz w:val="20"/>
+          <w:szCs w:val="20"/>
         </w:rPr>
         <w:t>0</w:t>
       </w:r>
       <w:r>
         <w:rPr>
-          <w:color w:val="BCBEC4"/>
-          <w:lang w:val="uk-UA"/>
+          <w:rFonts w:ascii="Courier New" w:eastAsia="Times New Roman" w:hAnsi="Courier New" w:cs="Courier New"/>
+          <w:color w:val="BCBEC4"/>
+          <w:sz w:val="20"/>
+          <w:szCs w:val="20"/>
         </w:rPr>
         <w:t>],</w:t>
       </w:r>
       <w:r>
         <w:rPr>
-          <w:color w:val="BCBEC4"/>
-          <w:lang w:val="uk-UA"/>
+          <w:rFonts w:ascii="Courier New" w:eastAsia="Times New Roman" w:hAnsi="Courier New" w:cs="Courier New"/>
+          <w:color w:val="BCBEC4"/>
+          <w:sz w:val="20"/>
+          <w:szCs w:val="20"/>
         </w:rPr>
         <w:br/>
         <w:t xml:space="preserve">    [</w:t>
       </w:r>
       <w:r>
         <w:rPr>
+          <w:rFonts w:ascii="Courier New" w:eastAsia="Times New Roman" w:hAnsi="Courier New" w:cs="Courier New"/>
           <w:color w:val="2AACB8"/>
-          <w:lang w:val="uk-UA"/>
+          <w:sz w:val="20"/>
+          <w:szCs w:val="20"/>
         </w:rPr>
         <w:t>0</w:t>
       </w:r>
       <w:r>
         <w:rPr>
-          <w:color w:val="BCBEC4"/>
-          <w:lang w:val="uk-UA"/>
+          <w:rFonts w:ascii="Courier New" w:eastAsia="Times New Roman" w:hAnsi="Courier New" w:cs="Courier New"/>
+          <w:color w:val="BCBEC4"/>
+          <w:sz w:val="20"/>
+          <w:szCs w:val="20"/>
         </w:rPr>
         <w:t>,</w:t>
       </w:r>
       <w:r>
         <w:rPr>
+          <w:rFonts w:ascii="Courier New" w:eastAsia="Times New Roman" w:hAnsi="Courier New" w:cs="Courier New"/>
           <w:color w:val="2AACB8"/>
-          <w:lang w:val="uk-UA"/>
+          <w:sz w:val="20"/>
+          <w:szCs w:val="20"/>
         </w:rPr>
         <w:t>1</w:t>
       </w:r>
       <w:r>
         <w:rPr>
-          <w:color w:val="BCBEC4"/>
-          <w:lang w:val="uk-UA"/>
+          <w:rFonts w:ascii="Courier New" w:eastAsia="Times New Roman" w:hAnsi="Courier New" w:cs="Courier New"/>
+          <w:color w:val="BCBEC4"/>
+          <w:sz w:val="20"/>
+          <w:szCs w:val="20"/>
         </w:rPr>
         <w:t>,</w:t>
       </w:r>
       <w:r>
         <w:rPr>
+          <w:rFonts w:ascii="Courier New" w:eastAsia="Times New Roman" w:hAnsi="Courier New" w:cs="Courier New"/>
           <w:color w:val="2AACB8"/>
-          <w:lang w:val="uk-UA"/>
+          <w:sz w:val="20"/>
+          <w:szCs w:val="20"/>
         </w:rPr>
         <w:t>1</w:t>
       </w:r>
       <w:r>
         <w:rPr>
-          <w:color w:val="BCBEC4"/>
-          <w:lang w:val="uk-UA"/>
+          <w:rFonts w:ascii="Courier New" w:eastAsia="Times New Roman" w:hAnsi="Courier New" w:cs="Courier New"/>
+          <w:color w:val="BCBEC4"/>
+          <w:sz w:val="20"/>
+          <w:szCs w:val="20"/>
         </w:rPr>
         <w:t>,</w:t>
       </w:r>
       <w:r>
         <w:rPr>
+          <w:rFonts w:ascii="Courier New" w:eastAsia="Times New Roman" w:hAnsi="Courier New" w:cs="Courier New"/>
           <w:color w:val="2AACB8"/>
-          <w:lang w:val="uk-UA"/>
+          <w:sz w:val="20"/>
+          <w:szCs w:val="20"/>
         </w:rPr>
         <w:t>0</w:t>
       </w:r>
       <w:r>
         <w:rPr>
-          <w:color w:val="BCBEC4"/>
-          <w:lang w:val="uk-UA"/>
+          <w:rFonts w:ascii="Courier New" w:eastAsia="Times New Roman" w:hAnsi="Courier New" w:cs="Courier New"/>
+          <w:color w:val="BCBEC4"/>
+          <w:sz w:val="20"/>
+          <w:szCs w:val="20"/>
         </w:rPr>
         <w:t>],</w:t>
       </w:r>
       <w:r>
         <w:rPr>
-          <w:color w:val="BCBEC4"/>
-          <w:lang w:val="uk-UA"/>
+          <w:rFonts w:ascii="Courier New" w:eastAsia="Times New Roman" w:hAnsi="Courier New" w:cs="Courier New"/>
+          <w:color w:val="BCBEC4"/>
+          <w:sz w:val="20"/>
+          <w:szCs w:val="20"/>
         </w:rPr>
         <w:br/>
         <w:t xml:space="preserve">    [</w:t>
       </w:r>
       <w:r>
         <w:rPr>
+          <w:rFonts w:ascii="Courier New" w:eastAsia="Times New Roman" w:hAnsi="Courier New" w:cs="Courier New"/>
           <w:color w:val="2AACB8"/>
-          <w:lang w:val="uk-UA"/>
+          <w:sz w:val="20"/>
+          <w:szCs w:val="20"/>
         </w:rPr>
         <w:t>1</w:t>
       </w:r>
       <w:r>
         <w:rPr>
-          <w:color w:val="BCBEC4"/>
-          <w:lang w:val="uk-UA"/>
+          <w:rFonts w:ascii="Courier New" w:eastAsia="Times New Roman" w:hAnsi="Courier New" w:cs="Courier New"/>
+          <w:color w:val="BCBEC4"/>
+          <w:sz w:val="20"/>
+          <w:szCs w:val="20"/>
         </w:rPr>
         <w:t>,</w:t>
       </w:r>
       <w:r>
         <w:rPr>
+          <w:rFonts w:ascii="Courier New" w:eastAsia="Times New Roman" w:hAnsi="Courier New" w:cs="Courier New"/>
           <w:color w:val="2AACB8"/>
-          <w:lang w:val="uk-UA"/>
+          <w:sz w:val="20"/>
+          <w:szCs w:val="20"/>
         </w:rPr>
         <w:t>0</w:t>
       </w:r>
       <w:r>
         <w:rPr>
-          <w:color w:val="BCBEC4"/>
-          <w:lang w:val="uk-UA"/>
+          <w:rFonts w:ascii="Courier New" w:eastAsia="Times New Roman" w:hAnsi="Courier New" w:cs="Courier New"/>
+          <w:color w:val="BCBEC4"/>
+          <w:sz w:val="20"/>
+          <w:szCs w:val="20"/>
         </w:rPr>
         <w:t>,</w:t>
       </w:r>
       <w:r>
         <w:rPr>
+          <w:rFonts w:ascii="Courier New" w:eastAsia="Times New Roman" w:hAnsi="Courier New" w:cs="Courier New"/>
           <w:color w:val="2AACB8"/>
-          <w:lang w:val="uk-UA"/>
+          <w:sz w:val="20"/>
+          <w:szCs w:val="20"/>
         </w:rPr>
         <w:t>0</w:t>
       </w:r>
       <w:r>
         <w:rPr>
-          <w:color w:val="BCBEC4"/>
-          <w:lang w:val="uk-UA"/>
+          <w:rFonts w:ascii="Courier New" w:eastAsia="Times New Roman" w:hAnsi="Courier New" w:cs="Courier New"/>
+          <w:color w:val="BCBEC4"/>
+          <w:sz w:val="20"/>
+          <w:szCs w:val="20"/>
         </w:rPr>
         <w:t>,</w:t>
       </w:r>
       <w:r>
         <w:rPr>
+          <w:rFonts w:ascii="Courier New" w:eastAsia="Times New Roman" w:hAnsi="Courier New" w:cs="Courier New"/>
           <w:color w:val="2AACB8"/>
-          <w:lang w:val="uk-UA"/>
+          <w:sz w:val="20"/>
+          <w:szCs w:val="20"/>
         </w:rPr>
         <w:t>0</w:t>
       </w:r>
       <w:r>
         <w:rPr>
-          <w:color w:val="BCBEC4"/>
-          <w:lang w:val="uk-UA"/>
+          <w:rFonts w:ascii="Courier New" w:eastAsia="Times New Roman" w:hAnsi="Courier New" w:cs="Courier New"/>
+          <w:color w:val="BCBEC4"/>
+          <w:sz w:val="20"/>
+          <w:szCs w:val="20"/>
         </w:rPr>
         <w:t>],</w:t>
       </w:r>
       <w:r>
         <w:rPr>
-          <w:color w:val="BCBEC4"/>
-          <w:lang w:val="uk-UA"/>
+          <w:rFonts w:ascii="Courier New" w:eastAsia="Times New Roman" w:hAnsi="Courier New" w:cs="Courier New"/>
+          <w:color w:val="BCBEC4"/>
+          <w:sz w:val="20"/>
+          <w:szCs w:val="20"/>
         </w:rPr>
         <w:br/>
         <w:t xml:space="preserve">    [</w:t>
       </w:r>
       <w:r>
         <w:rPr>
+          <w:rFonts w:ascii="Courier New" w:eastAsia="Times New Roman" w:hAnsi="Courier New" w:cs="Courier New"/>
           <w:color w:val="2AACB8"/>
-          <w:lang w:val="uk-UA"/>
+          <w:sz w:val="20"/>
+          <w:szCs w:val="20"/>
         </w:rPr>
         <w:t>1</w:t>
       </w:r>
       <w:r>
         <w:rPr>
-          <w:color w:val="BCBEC4"/>
-          <w:lang w:val="uk-UA"/>
+          <w:rFonts w:ascii="Courier New" w:eastAsia="Times New Roman" w:hAnsi="Courier New" w:cs="Courier New"/>
+          <w:color w:val="BCBEC4"/>
+          <w:sz w:val="20"/>
+          <w:szCs w:val="20"/>
         </w:rPr>
         <w:t>,</w:t>
       </w:r>
       <w:r>
         <w:rPr>
+          <w:rFonts w:ascii="Courier New" w:eastAsia="Times New Roman" w:hAnsi="Courier New" w:cs="Courier New"/>
           <w:color w:val="2AACB8"/>
-          <w:lang w:val="uk-UA"/>
+          <w:sz w:val="20"/>
+          <w:szCs w:val="20"/>
         </w:rPr>
         <w:t>0</w:t>
       </w:r>
       <w:r>
         <w:rPr>
-          <w:color w:val="BCBEC4"/>
-          <w:lang w:val="uk-UA"/>
+          <w:rFonts w:ascii="Courier New" w:eastAsia="Times New Roman" w:hAnsi="Courier New" w:cs="Courier New"/>
+          <w:color w:val="BCBEC4"/>
+          <w:sz w:val="20"/>
+          <w:szCs w:val="20"/>
         </w:rPr>
         <w:t>,</w:t>
       </w:r>
       <w:r>
         <w:rPr>
+          <w:rFonts w:ascii="Courier New" w:eastAsia="Times New Roman" w:hAnsi="Courier New" w:cs="Courier New"/>
           <w:color w:val="2AACB8"/>
-          <w:lang w:val="uk-UA"/>
+          <w:sz w:val="20"/>
+          <w:szCs w:val="20"/>
         </w:rPr>
         <w:t>1</w:t>
       </w:r>
       <w:r>
         <w:rPr>
-          <w:color w:val="BCBEC4"/>
-          <w:lang w:val="uk-UA"/>
+          <w:rFonts w:ascii="Courier New" w:eastAsia="Times New Roman" w:hAnsi="Courier New" w:cs="Courier New"/>
+          <w:color w:val="BCBEC4"/>
+          <w:sz w:val="20"/>
+          <w:szCs w:val="20"/>
         </w:rPr>
         <w:t>,</w:t>
       </w:r>
       <w:r>
         <w:rPr>
+          <w:rFonts w:ascii="Courier New" w:eastAsia="Times New Roman" w:hAnsi="Courier New" w:cs="Courier New"/>
           <w:color w:val="2AACB8"/>
-          <w:lang w:val="uk-UA"/>
+          <w:sz w:val="20"/>
+          <w:szCs w:val="20"/>
         </w:rPr>
         <w:t>1</w:t>
       </w:r>
       <w:r>
         <w:rPr>
-          <w:color w:val="BCBEC4"/>
-          <w:lang w:val="uk-UA"/>
+          <w:rFonts w:ascii="Courier New" w:eastAsia="Times New Roman" w:hAnsi="Courier New" w:cs="Courier New"/>
+          <w:color w:val="BCBEC4"/>
+          <w:sz w:val="20"/>
+          <w:szCs w:val="20"/>
         </w:rPr>
         <w:t>],</w:t>
       </w:r>
       <w:r>
         <w:rPr>
-          <w:color w:val="BCBEC4"/>
-          <w:lang w:val="uk-UA"/>
+          <w:rFonts w:ascii="Courier New" w:eastAsia="Times New Roman" w:hAnsi="Courier New" w:cs="Courier New"/>
+          <w:color w:val="BCBEC4"/>
+          <w:sz w:val="20"/>
+          <w:szCs w:val="20"/>
         </w:rPr>
         <w:br/>
         <w:t xml:space="preserve">    [</w:t>
       </w:r>
       <w:r>
         <w:rPr>
+          <w:rFonts w:ascii="Courier New" w:eastAsia="Times New Roman" w:hAnsi="Courier New" w:cs="Courier New"/>
           <w:color w:val="2AACB8"/>
-          <w:lang w:val="uk-UA"/>
+          <w:sz w:val="20"/>
+          <w:szCs w:val="20"/>
         </w:rPr>
         <w:t>1</w:t>
       </w:r>
       <w:r>
         <w:rPr>
-          <w:color w:val="BCBEC4"/>
-          <w:lang w:val="uk-UA"/>
+          <w:rFonts w:ascii="Courier New" w:eastAsia="Times New Roman" w:hAnsi="Courier New" w:cs="Courier New"/>
+          <w:color w:val="BCBEC4"/>
+          <w:sz w:val="20"/>
+          <w:szCs w:val="20"/>
         </w:rPr>
         <w:t>,</w:t>
       </w:r>
       <w:r>
         <w:rPr>
+          <w:rFonts w:ascii="Courier New" w:eastAsia="Times New Roman" w:hAnsi="Courier New" w:cs="Courier New"/>
           <w:color w:val="2AACB8"/>
-          <w:lang w:val="uk-UA"/>
+          <w:sz w:val="20"/>
+          <w:szCs w:val="20"/>
         </w:rPr>
         <w:t>1</w:t>
       </w:r>
       <w:r>
         <w:rPr>
-          <w:color w:val="BCBEC4"/>
-          <w:lang w:val="uk-UA"/>
+          <w:rFonts w:ascii="Courier New" w:eastAsia="Times New Roman" w:hAnsi="Courier New" w:cs="Courier New"/>
+          <w:color w:val="BCBEC4"/>
+          <w:sz w:val="20"/>
+          <w:szCs w:val="20"/>
         </w:rPr>
         <w:t>,</w:t>
       </w:r>
       <w:r>
         <w:rPr>
+          <w:rFonts w:ascii="Courier New" w:eastAsia="Times New Roman" w:hAnsi="Courier New" w:cs="Courier New"/>
           <w:color w:val="2AACB8"/>
-          <w:lang w:val="uk-UA"/>
+          <w:sz w:val="20"/>
+          <w:szCs w:val="20"/>
         </w:rPr>
         <w:t>0</w:t>
       </w:r>
       <w:r>
         <w:rPr>
-          <w:color w:val="BCBEC4"/>
-          <w:lang w:val="uk-UA"/>
+          <w:rFonts w:ascii="Courier New" w:eastAsia="Times New Roman" w:hAnsi="Courier New" w:cs="Courier New"/>
+          <w:color w:val="BCBEC4"/>
+          <w:sz w:val="20"/>
+          <w:szCs w:val="20"/>
         </w:rPr>
         <w:t>,</w:t>
       </w:r>
       <w:r>
         <w:rPr>
+          <w:rFonts w:ascii="Courier New" w:eastAsia="Times New Roman" w:hAnsi="Courier New" w:cs="Courier New"/>
           <w:color w:val="2AACB8"/>
-          <w:lang w:val="uk-UA"/>
+          <w:sz w:val="20"/>
+          <w:szCs w:val="20"/>
         </w:rPr>
         <w:t>1</w:t>
       </w:r>
       <w:r>
         <w:rPr>
-          <w:color w:val="BCBEC4"/>
-          <w:lang w:val="uk-UA"/>
+          <w:rFonts w:ascii="Courier New" w:eastAsia="Times New Roman" w:hAnsi="Courier New" w:cs="Courier New"/>
+          <w:color w:val="BCBEC4"/>
+          <w:sz w:val="20"/>
+          <w:szCs w:val="20"/>
         </w:rPr>
         <w:t>],</w:t>
       </w:r>
       <w:r>
         <w:rPr>
-          <w:color w:val="BCBEC4"/>
-          <w:lang w:val="uk-UA"/>
+          <w:rFonts w:ascii="Courier New" w:eastAsia="Times New Roman" w:hAnsi="Courier New" w:cs="Courier New"/>
+          <w:color w:val="BCBEC4"/>
+          <w:sz w:val="20"/>
+          <w:szCs w:val="20"/>
         </w:rPr>
         <w:br/>
         <w:t xml:space="preserve">    [</w:t>
       </w:r>
       <w:r>
         <w:rPr>
+          <w:rFonts w:ascii="Courier New" w:eastAsia="Times New Roman" w:hAnsi="Courier New" w:cs="Courier New"/>
           <w:color w:val="2AACB8"/>
-          <w:lang w:val="uk-UA"/>
+          <w:sz w:val="20"/>
+          <w:szCs w:val="20"/>
         </w:rPr>
         <w:t>1</w:t>
       </w:r>
       <w:r>
         <w:rPr>
-          <w:color w:val="BCBEC4"/>
-          <w:lang w:val="uk-UA"/>
+          <w:rFonts w:ascii="Courier New" w:eastAsia="Times New Roman" w:hAnsi="Courier New" w:cs="Courier New"/>
+          <w:color w:val="BCBEC4"/>
+          <w:sz w:val="20"/>
+          <w:szCs w:val="20"/>
         </w:rPr>
         <w:t>,</w:t>
       </w:r>
       <w:r>
         <w:rPr>
+          <w:rFonts w:ascii="Courier New" w:eastAsia="Times New Roman" w:hAnsi="Courier New" w:cs="Courier New"/>
           <w:color w:val="2AACB8"/>
-          <w:lang w:val="uk-UA"/>
+          <w:sz w:val="20"/>
+          <w:szCs w:val="20"/>
         </w:rPr>
         <w:t>1</w:t>
       </w:r>
       <w:r>
         <w:rPr>
-          <w:color w:val="BCBEC4"/>
-          <w:lang w:val="uk-UA"/>
+          <w:rFonts w:ascii="Courier New" w:eastAsia="Times New Roman" w:hAnsi="Courier New" w:cs="Courier New"/>
+          <w:color w:val="BCBEC4"/>
+          <w:sz w:val="20"/>
+          <w:szCs w:val="20"/>
         </w:rPr>
         <w:t>,</w:t>
       </w:r>
       <w:r>
         <w:rPr>
+          <w:rFonts w:ascii="Courier New" w:eastAsia="Times New Roman" w:hAnsi="Courier New" w:cs="Courier New"/>
           <w:color w:val="2AACB8"/>
-          <w:lang w:val="uk-UA"/>
+          <w:sz w:val="20"/>
+          <w:szCs w:val="20"/>
         </w:rPr>
         <w:t>1</w:t>
       </w:r>
       <w:r>
         <w:rPr>
-          <w:color w:val="BCBEC4"/>
-          <w:lang w:val="uk-UA"/>
+          <w:rFonts w:ascii="Courier New" w:eastAsia="Times New Roman" w:hAnsi="Courier New" w:cs="Courier New"/>
+          <w:color w:val="BCBEC4"/>
+          <w:sz w:val="20"/>
+          <w:szCs w:val="20"/>
         </w:rPr>
         <w:t>,</w:t>
       </w:r>
       <w:r>
         <w:rPr>
+          <w:rFonts w:ascii="Courier New" w:eastAsia="Times New Roman" w:hAnsi="Courier New" w:cs="Courier New"/>
           <w:color w:val="2AACB8"/>
-          <w:lang w:val="uk-UA"/>
+          <w:sz w:val="20"/>
+          <w:szCs w:val="20"/>
         </w:rPr>
         <w:t>0</w:t>
       </w:r>
       <w:r>
         <w:rPr>
-          <w:color w:val="BCBEC4"/>
-          <w:lang w:val="uk-UA"/>
+          <w:rFonts w:ascii="Courier New" w:eastAsia="Times New Roman" w:hAnsi="Courier New" w:cs="Courier New"/>
+          <w:color w:val="BCBEC4"/>
+          <w:sz w:val="20"/>
+          <w:szCs w:val="20"/>
         </w:rPr>
         <w:t>]</w:t>
       </w:r>
       <w:r>
         <w:rPr>
-          <w:color w:val="BCBEC4"/>
-          <w:lang w:val="uk-UA"/>
+          <w:rFonts w:ascii="Courier New" w:eastAsia="Times New Roman" w:hAnsi="Courier New" w:cs="Courier New"/>
+          <w:color w:val="BCBEC4"/>
+          <w:sz w:val="20"/>
+          <w:szCs w:val="20"/>
         </w:rPr>
         <w:br/>
       </w:r>
       <w:r>
         <w:rPr>
-          <w:color w:val="BCBEC4"/>
-          <w:lang w:val="uk-UA"/>
+          <w:rFonts w:ascii="Courier New" w:eastAsia="Times New Roman" w:hAnsi="Courier New" w:cs="Courier New"/>
+          <w:color w:val="BCBEC4"/>
+          <w:sz w:val="20"/>
+          <w:szCs w:val="20"/>
         </w:rPr>
         <w:lastRenderedPageBreak/>
         <w:t>]</w:t>
       </w:r>
       <w:r>
         <w:rPr>
-          <w:color w:val="BCBEC4"/>
-          <w:lang w:val="uk-UA"/>
+          <w:rFonts w:ascii="Courier New" w:eastAsia="Times New Roman" w:hAnsi="Courier New" w:cs="Courier New"/>
+          <w:color w:val="BCBEC4"/>
+          <w:sz w:val="20"/>
+          <w:szCs w:val="20"/>
         </w:rPr>
         <w:br/>
       </w:r>
       <w:r>
         <w:rPr>
-          <w:color w:val="BCBEC4"/>
-          <w:lang w:val="uk-UA"/>
+          <w:rFonts w:ascii="Courier New" w:eastAsia="Times New Roman" w:hAnsi="Courier New" w:cs="Courier New"/>
+          <w:color w:val="BCBEC4"/>
+          <w:sz w:val="20"/>
+          <w:szCs w:val="20"/>
         </w:rPr>
         <w:br/>
       </w:r>
       <w:r>
         <w:rPr>
+          <w:rFonts w:ascii="Courier New" w:eastAsia="Times New Roman" w:hAnsi="Courier New" w:cs="Courier New"/>
           <w:color w:val="7A7E85"/>
-          <w:lang w:val="uk-UA"/>
+          <w:sz w:val="20"/>
+          <w:szCs w:val="20"/>
         </w:rPr>
         <w:t># Кількість стовпців у таблиці</w:t>
       </w:r>
       <w:r>
         <w:rPr>
+          <w:rFonts w:ascii="Courier New" w:eastAsia="Times New Roman" w:hAnsi="Courier New" w:cs="Courier New"/>
           <w:color w:val="7A7E85"/>
-          <w:lang w:val="uk-UA"/>
+          <w:sz w:val="20"/>
+          <w:szCs w:val="20"/>
         </w:rPr>
         <w:br/>
       </w:r>
       <w:r>
         <w:rPr>
-          <w:color w:val="BCBEC4"/>
+          <w:rFonts w:ascii="Courier New" w:eastAsia="Times New Roman" w:hAnsi="Courier New" w:cs="Courier New"/>
+          <w:color w:val="BCBEC4"/>
+          <w:sz w:val="20"/>
+          <w:szCs w:val="20"/>
+          <w:lang w:val="ru-RU"/>
         </w:rPr>
         <w:t>L</w:t>
       </w:r>
       <w:r>
         <w:rPr>
-          <w:color w:val="BCBEC4"/>
-          <w:lang w:val="uk-UA"/>
+          <w:rFonts w:ascii="Courier New" w:eastAsia="Times New Roman" w:hAnsi="Courier New" w:cs="Courier New"/>
+          <w:color w:val="BCBEC4"/>
+          <w:sz w:val="20"/>
+          <w:szCs w:val="20"/>
         </w:rPr>
         <w:t xml:space="preserve"> = </w:t>
       </w:r>
       <w:r>
         <w:rPr>
+          <w:rFonts w:ascii="Courier New" w:eastAsia="Times New Roman" w:hAnsi="Courier New" w:cs="Courier New"/>
           <w:color w:val="2AACB8"/>
-          <w:lang w:val="uk-UA"/>
+          <w:sz w:val="20"/>
+          <w:szCs w:val="20"/>
         </w:rPr>
         <w:t>4</w:t>
       </w:r>
       <w:r>
         <w:rPr>
+          <w:rFonts w:ascii="Courier New" w:eastAsia="Times New Roman" w:hAnsi="Courier New" w:cs="Courier New"/>
           <w:color w:val="2AACB8"/>
-          <w:lang w:val="uk-UA"/>
+          <w:sz w:val="20"/>
+          <w:szCs w:val="20"/>
         </w:rPr>
         <w:br/>
       </w:r>
       <w:r>
         <w:rPr>
+          <w:rFonts w:ascii="Courier New" w:eastAsia="Times New Roman" w:hAnsi="Courier New" w:cs="Courier New"/>
           <w:color w:val="2AACB8"/>
-          <w:lang w:val="uk-UA"/>
+          <w:sz w:val="20"/>
+          <w:szCs w:val="20"/>
         </w:rPr>
         <w:br/>
       </w:r>
       <w:r>
         <w:rPr>
+          <w:rFonts w:ascii="Courier New" w:eastAsia="Times New Roman" w:hAnsi="Courier New" w:cs="Courier New"/>
           <w:color w:val="2AACB8"/>
-          <w:lang w:val="uk-UA"/>
+          <w:sz w:val="20"/>
+          <w:szCs w:val="20"/>
         </w:rPr>
         <w:br/>
       </w:r>
       <w:r>
         <w:rPr>
+          <w:rFonts w:ascii="Courier New" w:eastAsia="Times New Roman" w:hAnsi="Courier New" w:cs="Courier New"/>
           <w:color w:val="7A7E85"/>
-          <w:lang w:val="uk-UA"/>
+          <w:sz w:val="20"/>
+          <w:szCs w:val="20"/>
         </w:rPr>
         <w:t># ==============================</w:t>
       </w:r>
       <w:r>
         <w:rPr>
+          <w:rFonts w:ascii="Courier New" w:eastAsia="Times New Roman" w:hAnsi="Courier New" w:cs="Courier New"/>
           <w:color w:val="7A7E85"/>
-          <w:lang w:val="uk-UA"/>
+          <w:sz w:val="20"/>
+          <w:szCs w:val="20"/>
         </w:rPr>
         <w:br/>
         <w:t># 2. Параметри навчання</w:t>
       </w:r>
       <w:r>
         <w:rPr>
+          <w:rFonts w:ascii="Courier New" w:eastAsia="Times New Roman" w:hAnsi="Courier New" w:cs="Courier New"/>
           <w:color w:val="7A7E85"/>
-          <w:lang w:val="uk-UA"/>
+          <w:sz w:val="20"/>
+          <w:szCs w:val="20"/>
         </w:rPr>
         <w:br/>
         <w:t># ==============================</w:t>
       </w:r>
       <w:r>
         <w:rPr>
+          <w:rFonts w:ascii="Courier New" w:eastAsia="Times New Roman" w:hAnsi="Courier New" w:cs="Courier New"/>
           <w:color w:val="7A7E85"/>
-          <w:lang w:val="uk-UA"/>
+          <w:sz w:val="20"/>
+          <w:szCs w:val="20"/>
         </w:rPr>
         <w:br/>
       </w:r>
       <w:r>
         <w:rPr>
+          <w:rFonts w:ascii="Courier New" w:eastAsia="Times New Roman" w:hAnsi="Courier New" w:cs="Courier New"/>
           <w:color w:val="7A7E85"/>
-          <w:lang w:val="uk-UA"/>
+          <w:sz w:val="20"/>
+          <w:szCs w:val="20"/>
         </w:rPr>
         <w:br/>
       </w:r>
       <w:r>
         <w:rPr>
-          <w:color w:val="BCBEC4"/>
+          <w:rFonts w:ascii="Courier New" w:eastAsia="Times New Roman" w:hAnsi="Courier New" w:cs="Courier New"/>
+          <w:color w:val="BCBEC4"/>
+          <w:sz w:val="20"/>
+          <w:szCs w:val="20"/>
+          <w:lang w:val="ru-RU"/>
         </w:rPr>
         <w:t>alpha</w:t>
       </w:r>
       <w:r>
         <w:rPr>
-          <w:color w:val="BCBEC4"/>
-          <w:lang w:val="uk-UA"/>
+          <w:rFonts w:ascii="Courier New" w:eastAsia="Times New Roman" w:hAnsi="Courier New" w:cs="Courier New"/>
+          <w:color w:val="BCBEC4"/>
+          <w:sz w:val="20"/>
+          <w:szCs w:val="20"/>
         </w:rPr>
         <w:t xml:space="preserve"> = </w:t>
       </w:r>
       <w:r>
         <w:rPr>
+          <w:rFonts w:ascii="Courier New" w:eastAsia="Times New Roman" w:hAnsi="Courier New" w:cs="Courier New"/>
           <w:color w:val="2AACB8"/>
-          <w:lang w:val="uk-UA"/>
-        </w:rPr>
-        <w:t xml:space="preserve">0.3        </w:t>
-      </w:r>
-      <w:r>
-        <w:rPr>
+          <w:sz w:val="20"/>
+          <w:szCs w:val="20"/>
+        </w:rPr>
+        <w:t xml:space="preserve">0.1        </w:t>
+      </w:r>
+      <w:r>
+        <w:rPr>
+          <w:rFonts w:ascii="Courier New" w:eastAsia="Times New Roman" w:hAnsi="Courier New" w:cs="Courier New"/>
           <w:color w:val="7A7E85"/>
-          <w:lang w:val="uk-UA"/>
+          <w:sz w:val="20"/>
+          <w:szCs w:val="20"/>
         </w:rPr>
         <w:t># коефіцієнт навчання (швидкість зміни ваг)</w:t>
       </w:r>
       <w:r>
         <w:rPr>
+          <w:rFonts w:ascii="Courier New" w:eastAsia="Times New Roman" w:hAnsi="Courier New" w:cs="Courier New"/>
           <w:color w:val="7A7E85"/>
-          <w:lang w:val="uk-UA"/>
+          <w:sz w:val="20"/>
+          <w:szCs w:val="20"/>
         </w:rPr>
         <w:br/>
       </w:r>
       <w:r>
         <w:rPr>
-          <w:color w:val="BCBEC4"/>
+          <w:rFonts w:ascii="Courier New" w:eastAsia="Times New Roman" w:hAnsi="Courier New" w:cs="Courier New"/>
+          <w:color w:val="BCBEC4"/>
+          <w:sz w:val="20"/>
+          <w:szCs w:val="20"/>
+          <w:lang w:val="ru-RU"/>
         </w:rPr>
         <w:t>epochs</w:t>
       </w:r>
       <w:r>
         <w:rPr>
-          <w:color w:val="BCBEC4"/>
-          <w:lang w:val="uk-UA"/>
+          <w:rFonts w:ascii="Courier New" w:eastAsia="Times New Roman" w:hAnsi="Courier New" w:cs="Courier New"/>
+          <w:color w:val="BCBEC4"/>
+          <w:sz w:val="20"/>
+          <w:szCs w:val="20"/>
         </w:rPr>
         <w:t xml:space="preserve"> = </w:t>
       </w:r>
       <w:r>
         <w:rPr>
+          <w:rFonts w:ascii="Courier New" w:eastAsia="Times New Roman" w:hAnsi="Courier New" w:cs="Courier New"/>
           <w:color w:val="2AACB8"/>
-          <w:lang w:val="uk-UA"/>
-        </w:rPr>
-        <w:t xml:space="preserve">10        </w:t>
-      </w:r>
-      <w:r>
-        <w:rPr>
+          <w:sz w:val="20"/>
+          <w:szCs w:val="20"/>
+        </w:rPr>
+        <w:t xml:space="preserve">100       </w:t>
+      </w:r>
+      <w:r>
+        <w:rPr>
+          <w:rFonts w:ascii="Courier New" w:eastAsia="Times New Roman" w:hAnsi="Courier New" w:cs="Courier New"/>
           <w:color w:val="7A7E85"/>
-          <w:lang w:val="uk-UA"/>
+          <w:sz w:val="20"/>
+          <w:szCs w:val="20"/>
         </w:rPr>
         <w:t># кількість циклів навчання</w:t>
       </w:r>
       <w:r>
         <w:rPr>
+          <w:rFonts w:ascii="Courier New" w:eastAsia="Times New Roman" w:hAnsi="Courier New" w:cs="Courier New"/>
           <w:color w:val="7A7E85"/>
-          <w:lang w:val="uk-UA"/>
+          <w:sz w:val="20"/>
+          <w:szCs w:val="20"/>
         </w:rPr>
         <w:br/>
       </w:r>
       <w:r>
         <w:rPr>
-          <w:color w:val="BCBEC4"/>
+          <w:rFonts w:ascii="Courier New" w:eastAsia="Times New Roman" w:hAnsi="Courier New" w:cs="Courier New"/>
+          <w:color w:val="BCBEC4"/>
+          <w:sz w:val="20"/>
+          <w:szCs w:val="20"/>
+          <w:lang w:val="ru-RU"/>
         </w:rPr>
         <w:t>examples</w:t>
       </w:r>
       <w:r>
         <w:rPr>
-          <w:color w:val="BCBEC4"/>
-          <w:lang w:val="uk-UA"/>
+          <w:rFonts w:ascii="Courier New" w:eastAsia="Times New Roman" w:hAnsi="Courier New" w:cs="Courier New"/>
+          <w:color w:val="BCBEC4"/>
+          <w:sz w:val="20"/>
+          <w:szCs w:val="20"/>
         </w:rPr>
         <w:t xml:space="preserve"> = </w:t>
       </w:r>
       <w:r>
         <w:rPr>
+          <w:rFonts w:ascii="Courier New" w:eastAsia="Times New Roman" w:hAnsi="Courier New" w:cs="Courier New"/>
           <w:color w:val="2AACB8"/>
-          <w:lang w:val="uk-UA"/>
+          <w:sz w:val="20"/>
+          <w:szCs w:val="20"/>
         </w:rPr>
         <w:t xml:space="preserve">20      </w:t>
       </w:r>
       <w:r>
         <w:rPr>
+          <w:rFonts w:ascii="Courier New" w:eastAsia="Times New Roman" w:hAnsi="Courier New" w:cs="Courier New"/>
           <w:color w:val="7A7E85"/>
-          <w:lang w:val="uk-UA"/>
+          <w:sz w:val="20"/>
+          <w:szCs w:val="20"/>
         </w:rPr>
         <w:t># кількість прикладів для кожного рядка таблиці</w:t>
       </w:r>
       <w:r>
         <w:rPr>
+          <w:rFonts w:ascii="Courier New" w:eastAsia="Times New Roman" w:hAnsi="Courier New" w:cs="Courier New"/>
           <w:color w:val="7A7E85"/>
-          <w:lang w:val="uk-UA"/>
+          <w:sz w:val="20"/>
+          <w:szCs w:val="20"/>
         </w:rPr>
         <w:br/>
       </w:r>
       <w:r>
         <w:rPr>
+          <w:rFonts w:ascii="Courier New" w:eastAsia="Times New Roman" w:hAnsi="Courier New" w:cs="Courier New"/>
           <w:color w:val="7A7E85"/>
-          <w:lang w:val="uk-UA"/>
+          <w:sz w:val="20"/>
+          <w:szCs w:val="20"/>
         </w:rPr>
         <w:br/>
       </w:r>
       <w:r>
         <w:rPr>
+          <w:rFonts w:ascii="Courier New" w:eastAsia="Times New Roman" w:hAnsi="Courier New" w:cs="Courier New"/>
           <w:color w:val="7A7E85"/>
-          <w:lang w:val="uk-UA"/>
+          <w:sz w:val="20"/>
+          <w:szCs w:val="20"/>
         </w:rPr>
         <w:br/>
         <w:t># ==============================</w:t>
       </w:r>
       <w:r>
         <w:rPr>
+          <w:rFonts w:ascii="Courier New" w:eastAsia="Times New Roman" w:hAnsi="Courier New" w:cs="Courier New"/>
           <w:color w:val="7A7E85"/>
-          <w:lang w:val="uk-UA"/>
+          <w:sz w:val="20"/>
+          <w:szCs w:val="20"/>
         </w:rPr>
         <w:br/>
         <w:t># 3. Початкова ініціалізація ваг</w:t>
       </w:r>
       <w:r>
         <w:rPr>
+          <w:rFonts w:ascii="Courier New" w:eastAsia="Times New Roman" w:hAnsi="Courier New" w:cs="Courier New"/>
           <w:color w:val="7A7E85"/>
-          <w:lang w:val="uk-UA"/>
+          <w:sz w:val="20"/>
+          <w:szCs w:val="20"/>
         </w:rPr>
         <w:br/>
         <w:t># ==============================</w:t>
       </w:r>
       <w:r>
         <w:rPr>
+          <w:rFonts w:ascii="Courier New" w:eastAsia="Times New Roman" w:hAnsi="Courier New" w:cs="Courier New"/>
           <w:color w:val="7A7E85"/>
-          <w:lang w:val="uk-UA"/>
+          <w:sz w:val="20"/>
+          <w:szCs w:val="20"/>
         </w:rPr>
         <w:br/>
       </w:r>
       <w:r>
         <w:rPr>
+          <w:rFonts w:ascii="Courier New" w:eastAsia="Times New Roman" w:hAnsi="Courier New" w:cs="Courier New"/>
           <w:color w:val="7A7E85"/>
-          <w:lang w:val="uk-UA"/>
+          <w:sz w:val="20"/>
+          <w:szCs w:val="20"/>
         </w:rPr>
         <w:br/>
         <w:t># Вагові коефіцієнти генеруються випадково</w:t>
       </w:r>
       <w:r>
         <w:rPr>
+          <w:rFonts w:ascii="Courier New" w:eastAsia="Times New Roman" w:hAnsi="Courier New" w:cs="Courier New"/>
           <w:color w:val="7A7E85"/>
-          <w:lang w:val="uk-UA"/>
+          <w:sz w:val="20"/>
+          <w:szCs w:val="20"/>
         </w:rPr>
         <w:br/>
       </w:r>
       <w:r>
         <w:rPr>
-          <w:color w:val="BCBEC4"/>
+          <w:rFonts w:ascii="Courier New" w:eastAsia="Times New Roman" w:hAnsi="Courier New" w:cs="Courier New"/>
+          <w:color w:val="BCBEC4"/>
+          <w:sz w:val="20"/>
+          <w:szCs w:val="20"/>
+          <w:lang w:val="ru-RU"/>
         </w:rPr>
         <w:t>W</w:t>
       </w:r>
       <w:r>
         <w:rPr>
-          <w:color w:val="BCBEC4"/>
-          <w:lang w:val="uk-UA"/>
+          <w:rFonts w:ascii="Courier New" w:eastAsia="Times New Roman" w:hAnsi="Courier New" w:cs="Courier New"/>
+          <w:color w:val="BCBEC4"/>
+          <w:sz w:val="20"/>
+          <w:szCs w:val="20"/>
         </w:rPr>
         <w:t xml:space="preserve"> = [</w:t>
       </w:r>
       <w:r>
         <w:rPr>
-          <w:color w:val="BCBEC4"/>
+          <w:rFonts w:ascii="Courier New" w:eastAsia="Times New Roman" w:hAnsi="Courier New" w:cs="Courier New"/>
+          <w:color w:val="BCBEC4"/>
+          <w:sz w:val="20"/>
+          <w:szCs w:val="20"/>
+          <w:lang w:val="ru-RU"/>
         </w:rPr>
         <w:t>random</w:t>
       </w:r>
       <w:r>
         <w:rPr>
-          <w:color w:val="BCBEC4"/>
-          <w:lang w:val="uk-UA"/>
+          <w:rFonts w:ascii="Courier New" w:eastAsia="Times New Roman" w:hAnsi="Courier New" w:cs="Courier New"/>
+          <w:color w:val="BCBEC4"/>
+          <w:sz w:val="20"/>
+          <w:szCs w:val="20"/>
         </w:rPr>
         <w:t>.</w:t>
       </w:r>
       <w:r>
         <w:rPr>
-          <w:color w:val="BCBEC4"/>
+          <w:rFonts w:ascii="Courier New" w:eastAsia="Times New Roman" w:hAnsi="Courier New" w:cs="Courier New"/>
+          <w:color w:val="BCBEC4"/>
+          <w:sz w:val="20"/>
+          <w:szCs w:val="20"/>
+          <w:lang w:val="ru-RU"/>
         </w:rPr>
         <w:t>uniform</w:t>
       </w:r>
       <w:r>
         <w:rPr>
-          <w:color w:val="BCBEC4"/>
-          <w:lang w:val="uk-UA"/>
+          <w:rFonts w:ascii="Courier New" w:eastAsia="Times New Roman" w:hAnsi="Courier New" w:cs="Courier New"/>
+          <w:color w:val="BCBEC4"/>
+          <w:sz w:val="20"/>
+          <w:szCs w:val="20"/>
         </w:rPr>
         <w:t>(-</w:t>
       </w:r>
       <w:r>
         <w:rPr>
+          <w:rFonts w:ascii="Courier New" w:eastAsia="Times New Roman" w:hAnsi="Courier New" w:cs="Courier New"/>
           <w:color w:val="2AACB8"/>
-          <w:lang w:val="uk-UA"/>
+          <w:sz w:val="20"/>
+          <w:szCs w:val="20"/>
         </w:rPr>
         <w:t>1</w:t>
       </w:r>
       <w:r>
         <w:rPr>
-          <w:color w:val="BCBEC4"/>
-          <w:lang w:val="uk-UA"/>
+          <w:rFonts w:ascii="Courier New" w:eastAsia="Times New Roman" w:hAnsi="Courier New" w:cs="Courier New"/>
+          <w:color w:val="BCBEC4"/>
+          <w:sz w:val="20"/>
+          <w:szCs w:val="20"/>
         </w:rPr>
         <w:t>,</w:t>
       </w:r>
       <w:r>
         <w:rPr>
+          <w:rFonts w:ascii="Courier New" w:eastAsia="Times New Roman" w:hAnsi="Courier New" w:cs="Courier New"/>
           <w:color w:val="2AACB8"/>
-          <w:lang w:val="uk-UA"/>
+          <w:sz w:val="20"/>
+          <w:szCs w:val="20"/>
         </w:rPr>
         <w:t>1</w:t>
       </w:r>
       <w:r>
         <w:rPr>
-          <w:color w:val="BCBEC4"/>
-          <w:lang w:val="uk-UA"/>
+          <w:rFonts w:ascii="Courier New" w:eastAsia="Times New Roman" w:hAnsi="Courier New" w:cs="Courier New"/>
+          <w:color w:val="BCBEC4"/>
+          <w:sz w:val="20"/>
+          <w:szCs w:val="20"/>
         </w:rPr>
         <w:t xml:space="preserve">) </w:t>
       </w:r>
       <w:r>
         <w:rPr>
+          <w:rFonts w:ascii="Courier New" w:eastAsia="Times New Roman" w:hAnsi="Courier New" w:cs="Courier New"/>
           <w:color w:val="CF8E6D"/>
+          <w:sz w:val="20"/>
+          <w:szCs w:val="20"/>
+          <w:lang w:val="ru-RU"/>
         </w:rPr>
         <w:t>for</w:t>
       </w:r>
       <w:r>
         <w:rPr>
+          <w:rFonts w:ascii="Courier New" w:eastAsia="Times New Roman" w:hAnsi="Courier New" w:cs="Courier New"/>
           <w:color w:val="CF8E6D"/>
-          <w:lang w:val="uk-UA"/>
+          <w:sz w:val="20"/>
+          <w:szCs w:val="20"/>
         </w:rPr>
         <w:t xml:space="preserve"> </w:t>
       </w:r>
       <w:r>
         <w:rPr>
-          <w:color w:val="BCBEC4"/>
+          <w:rFonts w:ascii="Courier New" w:eastAsia="Times New Roman" w:hAnsi="Courier New" w:cs="Courier New"/>
+          <w:color w:val="BCBEC4"/>
+          <w:sz w:val="20"/>
+          <w:szCs w:val="20"/>
+          <w:lang w:val="ru-RU"/>
         </w:rPr>
         <w:t>i</w:t>
       </w:r>
       <w:r>
         <w:rPr>
-          <w:color w:val="BCBEC4"/>
-          <w:lang w:val="uk-UA"/>
+          <w:rFonts w:ascii="Courier New" w:eastAsia="Times New Roman" w:hAnsi="Courier New" w:cs="Courier New"/>
+          <w:color w:val="BCBEC4"/>
+          <w:sz w:val="20"/>
+          <w:szCs w:val="20"/>
         </w:rPr>
         <w:t xml:space="preserve"> </w:t>
       </w:r>
       <w:r>
         <w:rPr>
+          <w:rFonts w:ascii="Courier New" w:eastAsia="Times New Roman" w:hAnsi="Courier New" w:cs="Courier New"/>
           <w:color w:val="CF8E6D"/>
+          <w:sz w:val="20"/>
+          <w:szCs w:val="20"/>
+          <w:lang w:val="ru-RU"/>
         </w:rPr>
         <w:t>in</w:t>
       </w:r>
       <w:r>
         <w:rPr>
+          <w:rFonts w:ascii="Courier New" w:eastAsia="Times New Roman" w:hAnsi="Courier New" w:cs="Courier New"/>
           <w:color w:val="CF8E6D"/>
-          <w:lang w:val="uk-UA"/>
+          <w:sz w:val="20"/>
+          <w:szCs w:val="20"/>
         </w:rPr>
         <w:t xml:space="preserve"> </w:t>
       </w:r>
       <w:r>
         <w:rPr>
+          <w:rFonts w:ascii="Courier New" w:eastAsia="Times New Roman" w:hAnsi="Courier New" w:cs="Courier New"/>
           <w:color w:val="8888C6"/>
+          <w:sz w:val="20"/>
+          <w:szCs w:val="20"/>
+          <w:lang w:val="ru-RU"/>
         </w:rPr>
         <w:t>range</w:t>
       </w:r>
       <w:r>
         <w:rPr>
-          <w:color w:val="BCBEC4"/>
-          <w:lang w:val="uk-UA"/>
+          <w:rFonts w:ascii="Courier New" w:eastAsia="Times New Roman" w:hAnsi="Courier New" w:cs="Courier New"/>
+          <w:color w:val="BCBEC4"/>
+          <w:sz w:val="20"/>
+          <w:szCs w:val="20"/>
         </w:rPr>
         <w:t>(</w:t>
       </w:r>
       <w:r>
         <w:rPr>
-          <w:color w:val="BCBEC4"/>
+          <w:rFonts w:ascii="Courier New" w:eastAsia="Times New Roman" w:hAnsi="Courier New" w:cs="Courier New"/>
+          <w:color w:val="BCBEC4"/>
+          <w:sz w:val="20"/>
+          <w:szCs w:val="20"/>
+          <w:lang w:val="ru-RU"/>
         </w:rPr>
         <w:t>L</w:t>
       </w:r>
       <w:r>
         <w:rPr>
-          <w:color w:val="BCBEC4"/>
-          <w:lang w:val="uk-UA"/>
+          <w:rFonts w:ascii="Courier New" w:eastAsia="Times New Roman" w:hAnsi="Courier New" w:cs="Courier New"/>
+          <w:color w:val="BCBEC4"/>
+          <w:sz w:val="20"/>
+          <w:szCs w:val="20"/>
         </w:rPr>
         <w:t>)]</w:t>
       </w:r>
       <w:r>
         <w:rPr>
-          <w:color w:val="BCBEC4"/>
-          <w:lang w:val="uk-UA"/>
+          <w:rFonts w:ascii="Courier New" w:eastAsia="Times New Roman" w:hAnsi="Courier New" w:cs="Courier New"/>
+          <w:color w:val="BCBEC4"/>
+          <w:sz w:val="20"/>
+          <w:szCs w:val="20"/>
         </w:rPr>
         <w:br/>
       </w:r>
       <w:r>
         <w:rPr>
-          <w:color w:val="BCBEC4"/>
-          <w:lang w:val="uk-UA"/>
+          <w:rFonts w:ascii="Courier New" w:eastAsia="Times New Roman" w:hAnsi="Courier New" w:cs="Courier New"/>
+          <w:color w:val="BCBEC4"/>
+          <w:sz w:val="20"/>
+          <w:szCs w:val="20"/>
         </w:rPr>
         <w:br/>
       </w:r>
       <w:r>
         <w:rPr>
-          <w:color w:val="BCBEC4"/>
-          <w:lang w:val="uk-UA"/>
+          <w:rFonts w:ascii="Courier New" w:eastAsia="Times New Roman" w:hAnsi="Courier New" w:cs="Courier New"/>
+          <w:color w:val="BCBEC4"/>
+          <w:sz w:val="20"/>
+          <w:szCs w:val="20"/>
         </w:rPr>
         <w:br/>
       </w:r>
       <w:r>
         <w:rPr>
+          <w:rFonts w:ascii="Courier New" w:eastAsia="Times New Roman" w:hAnsi="Courier New" w:cs="Courier New"/>
           <w:color w:val="7A7E85"/>
-          <w:lang w:val="uk-UA"/>
+          <w:sz w:val="20"/>
+          <w:szCs w:val="20"/>
         </w:rPr>
         <w:t># ==============================</w:t>
       </w:r>
       <w:r>
         <w:rPr>
+          <w:rFonts w:ascii="Courier New" w:eastAsia="Times New Roman" w:hAnsi="Courier New" w:cs="Courier New"/>
           <w:color w:val="7A7E85"/>
-          <w:lang w:val="uk-UA"/>
+          <w:sz w:val="20"/>
+          <w:szCs w:val="20"/>
         </w:rPr>
         <w:br/>
         <w:t># 4. Сигмоїдальна функція активації</w:t>
       </w:r>
       <w:r>
         <w:rPr>
+          <w:rFonts w:ascii="Courier New" w:eastAsia="Times New Roman" w:hAnsi="Courier New" w:cs="Courier New"/>
           <w:color w:val="7A7E85"/>
-          <w:lang w:val="uk-UA"/>
+          <w:sz w:val="20"/>
+          <w:szCs w:val="20"/>
         </w:rPr>
         <w:br/>
         <w:t># ==============================</w:t>
       </w:r>
       <w:r>
         <w:rPr>
+          <w:rFonts w:ascii="Courier New" w:eastAsia="Times New Roman" w:hAnsi="Courier New" w:cs="Courier New"/>
           <w:color w:val="7A7E85"/>
-          <w:lang w:val="uk-UA"/>
+          <w:sz w:val="20"/>
+          <w:szCs w:val="20"/>
         </w:rPr>
         <w:br/>
       </w:r>
       <w:r>
         <w:rPr>
+          <w:rFonts w:ascii="Courier New" w:eastAsia="Times New Roman" w:hAnsi="Courier New" w:cs="Courier New"/>
           <w:color w:val="7A7E85"/>
-          <w:lang w:val="uk-UA"/>
+          <w:sz w:val="20"/>
+          <w:szCs w:val="20"/>
         </w:rPr>
         <w:br/>
         <w:t># Функція активації перетворює зважену суму</w:t>
       </w:r>
       <w:r>
         <w:rPr>
+          <w:rFonts w:ascii="Courier New" w:eastAsia="Times New Roman" w:hAnsi="Courier New" w:cs="Courier New"/>
           <w:color w:val="7A7E85"/>
-          <w:lang w:val="uk-UA"/>
+          <w:sz w:val="20"/>
+          <w:szCs w:val="20"/>
         </w:rPr>
         <w:br/>
         <w:t># у значення виходу нейрона</w:t>
       </w:r>
       <w:r>
         <w:rPr>
+          <w:rFonts w:ascii="Courier New" w:eastAsia="Times New Roman" w:hAnsi="Courier New" w:cs="Courier New"/>
           <w:color w:val="7A7E85"/>
-          <w:lang w:val="uk-UA"/>
+          <w:sz w:val="20"/>
+          <w:szCs w:val="20"/>
         </w:rPr>
         <w:br/>
       </w:r>
       <w:r>
         <w:rPr>
+          <w:rFonts w:ascii="Courier New" w:eastAsia="Times New Roman" w:hAnsi="Courier New" w:cs="Courier New"/>
           <w:color w:val="CF8E6D"/>
+          <w:sz w:val="20"/>
+          <w:szCs w:val="20"/>
+          <w:lang w:val="ru-RU"/>
         </w:rPr>
         <w:t>def</w:t>
       </w:r>
       <w:r>
         <w:rPr>
+          <w:rFonts w:ascii="Courier New" w:eastAsia="Times New Roman" w:hAnsi="Courier New" w:cs="Courier New"/>
           <w:color w:val="CF8E6D"/>
-          <w:lang w:val="uk-UA"/>
+          <w:sz w:val="20"/>
+          <w:szCs w:val="20"/>
         </w:rPr>
         <w:t xml:space="preserve"> </w:t>
       </w:r>
       <w:r>
         <w:rPr>
+          <w:rFonts w:ascii="Courier New" w:eastAsia="Times New Roman" w:hAnsi="Courier New" w:cs="Courier New"/>
           <w:color w:val="56A8F5"/>
+          <w:sz w:val="20"/>
+          <w:szCs w:val="20"/>
+          <w:lang w:val="ru-RU"/>
         </w:rPr>
         <w:t>activation</w:t>
       </w:r>
       <w:r>
         <w:rPr>
-          <w:color w:val="BCBEC4"/>
-          <w:lang w:val="uk-UA"/>
+          <w:rFonts w:ascii="Courier New" w:eastAsia="Times New Roman" w:hAnsi="Courier New" w:cs="Courier New"/>
+          <w:color w:val="BCBEC4"/>
+          <w:sz w:val="20"/>
+          <w:szCs w:val="20"/>
         </w:rPr>
         <w:t>(</w:t>
       </w:r>
       <w:r>
         <w:rPr>
-          <w:color w:val="BCBEC4"/>
+          <w:rFonts w:ascii="Courier New" w:eastAsia="Times New Roman" w:hAnsi="Courier New" w:cs="Courier New"/>
+          <w:color w:val="BCBEC4"/>
+          <w:sz w:val="20"/>
+          <w:szCs w:val="20"/>
+          <w:lang w:val="ru-RU"/>
         </w:rPr>
         <w:t>S</w:t>
       </w:r>
       <w:r>
         <w:rPr>
-          <w:color w:val="BCBEC4"/>
-          <w:lang w:val="uk-UA"/>
+          <w:rFonts w:ascii="Courier New" w:eastAsia="Times New Roman" w:hAnsi="Courier New" w:cs="Courier New"/>
+          <w:color w:val="BCBEC4"/>
+          <w:sz w:val="20"/>
+          <w:szCs w:val="20"/>
         </w:rPr>
         <w:t>):</w:t>
       </w:r>
       <w:r>
         <w:rPr>
-          <w:color w:val="BCBEC4"/>
-          <w:lang w:val="uk-UA"/>
+          <w:rFonts w:ascii="Courier New" w:eastAsia="Times New Roman" w:hAnsi="Courier New" w:cs="Courier New"/>
+          <w:color w:val="BCBEC4"/>
+          <w:sz w:val="20"/>
+          <w:szCs w:val="20"/>
         </w:rPr>
         <w:br/>
         <w:t xml:space="preserve">    </w:t>
       </w:r>
       <w:r>
         <w:rPr>
+          <w:rFonts w:ascii="Courier New" w:eastAsia="Times New Roman" w:hAnsi="Courier New" w:cs="Courier New"/>
           <w:color w:val="CF8E6D"/>
+          <w:sz w:val="20"/>
+          <w:szCs w:val="20"/>
+          <w:lang w:val="ru-RU"/>
         </w:rPr>
         <w:t>return</w:t>
       </w:r>
       <w:r>
         <w:rPr>
+          <w:rFonts w:ascii="Courier New" w:eastAsia="Times New Roman" w:hAnsi="Courier New" w:cs="Courier New"/>
           <w:color w:val="CF8E6D"/>
-          <w:lang w:val="uk-UA"/>
+          <w:sz w:val="20"/>
+          <w:szCs w:val="20"/>
         </w:rPr>
         <w:t xml:space="preserve"> </w:t>
       </w:r>
       <w:r>
         <w:rPr>
+          <w:rFonts w:ascii="Courier New" w:eastAsia="Times New Roman" w:hAnsi="Courier New" w:cs="Courier New"/>
           <w:color w:val="2AACB8"/>
-          <w:lang w:val="uk-UA"/>
+          <w:sz w:val="20"/>
+          <w:szCs w:val="20"/>
         </w:rPr>
         <w:t>1</w:t>
       </w:r>
       <w:r>
         <w:rPr>
-          <w:color w:val="BCBEC4"/>
-          <w:lang w:val="uk-UA"/>
+          <w:rFonts w:ascii="Courier New" w:eastAsia="Times New Roman" w:hAnsi="Courier New" w:cs="Courier New"/>
+          <w:color w:val="BCBEC4"/>
+          <w:sz w:val="20"/>
+          <w:szCs w:val="20"/>
         </w:rPr>
         <w:t>/(</w:t>
       </w:r>
       <w:r>
         <w:rPr>
+          <w:rFonts w:ascii="Courier New" w:eastAsia="Times New Roman" w:hAnsi="Courier New" w:cs="Courier New"/>
           <w:color w:val="2AACB8"/>
-          <w:lang w:val="uk-UA"/>
+          <w:sz w:val="20"/>
+          <w:szCs w:val="20"/>
         </w:rPr>
         <w:t>1</w:t>
       </w:r>
       <w:r>
         <w:rPr>
-          <w:color w:val="BCBEC4"/>
-          <w:lang w:val="uk-UA"/>
+          <w:rFonts w:ascii="Courier New" w:eastAsia="Times New Roman" w:hAnsi="Courier New" w:cs="Courier New"/>
+          <w:color w:val="BCBEC4"/>
+          <w:sz w:val="20"/>
+          <w:szCs w:val="20"/>
         </w:rPr>
         <w:t>+</w:t>
       </w:r>
       <w:r>
         <w:rPr>
-          <w:color w:val="BCBEC4"/>
+          <w:rFonts w:ascii="Courier New" w:eastAsia="Times New Roman" w:hAnsi="Courier New" w:cs="Courier New"/>
+          <w:color w:val="BCBEC4"/>
+          <w:sz w:val="20"/>
+          <w:szCs w:val="20"/>
+          <w:lang w:val="ru-RU"/>
         </w:rPr>
         <w:t>math</w:t>
       </w:r>
       <w:r>
         <w:rPr>
-          <w:color w:val="BCBEC4"/>
-          <w:lang w:val="uk-UA"/>
+          <w:rFonts w:ascii="Courier New" w:eastAsia="Times New Roman" w:hAnsi="Courier New" w:cs="Courier New"/>
+          <w:color w:val="BCBEC4"/>
+          <w:sz w:val="20"/>
+          <w:szCs w:val="20"/>
         </w:rPr>
         <w:t>.</w:t>
       </w:r>
       <w:r>
         <w:rPr>
-          <w:color w:val="BCBEC4"/>
+          <w:rFonts w:ascii="Courier New" w:eastAsia="Times New Roman" w:hAnsi="Courier New" w:cs="Courier New"/>
+          <w:color w:val="BCBEC4"/>
+          <w:sz w:val="20"/>
+          <w:szCs w:val="20"/>
+          <w:lang w:val="ru-RU"/>
         </w:rPr>
         <w:t>exp</w:t>
       </w:r>
       <w:r>
         <w:rPr>
-          <w:color w:val="BCBEC4"/>
-          <w:lang w:val="uk-UA"/>
+          <w:rFonts w:ascii="Courier New" w:eastAsia="Times New Roman" w:hAnsi="Courier New" w:cs="Courier New"/>
+          <w:color w:val="BCBEC4"/>
+          <w:sz w:val="20"/>
+          <w:szCs w:val="20"/>
         </w:rPr>
         <w:t>(-</w:t>
       </w:r>
       <w:r>
         <w:rPr>
-          <w:color w:val="BCBEC4"/>
+          <w:rFonts w:ascii="Courier New" w:eastAsia="Times New Roman" w:hAnsi="Courier New" w:cs="Courier New"/>
+          <w:color w:val="BCBEC4"/>
+          <w:sz w:val="20"/>
+          <w:szCs w:val="20"/>
+          <w:lang w:val="ru-RU"/>
         </w:rPr>
         <w:t>S</w:t>
       </w:r>
       <w:r>
         <w:rPr>
-          <w:color w:val="BCBEC4"/>
-          <w:lang w:val="uk-UA"/>
+          <w:rFonts w:ascii="Courier New" w:eastAsia="Times New Roman" w:hAnsi="Courier New" w:cs="Courier New"/>
+          <w:color w:val="BCBEC4"/>
+          <w:sz w:val="20"/>
+          <w:szCs w:val="20"/>
         </w:rPr>
         <w:t>))</w:t>
       </w:r>
       <w:r>
         <w:rPr>
-          <w:color w:val="BCBEC4"/>
-          <w:lang w:val="uk-UA"/>
+          <w:rFonts w:ascii="Courier New" w:eastAsia="Times New Roman" w:hAnsi="Courier New" w:cs="Courier New"/>
+          <w:color w:val="BCBEC4"/>
+          <w:sz w:val="20"/>
+          <w:szCs w:val="20"/>
         </w:rPr>
         <w:br/>
       </w:r>
       <w:r>
         <w:rPr>
-          <w:color w:val="BCBEC4"/>
-          <w:lang w:val="uk-UA"/>
+          <w:rFonts w:ascii="Courier New" w:eastAsia="Times New Roman" w:hAnsi="Courier New" w:cs="Courier New"/>
+          <w:color w:val="BCBEC4"/>
+          <w:sz w:val="20"/>
+          <w:szCs w:val="20"/>
         </w:rPr>
         <w:br/>
       </w:r>
       <w:r>
         <w:rPr>
-          <w:color w:val="BCBEC4"/>
-          <w:lang w:val="uk-UA"/>
+          <w:rFonts w:ascii="Courier New" w:eastAsia="Times New Roman" w:hAnsi="Courier New" w:cs="Courier New"/>
+          <w:color w:val="BCBEC4"/>
+          <w:sz w:val="20"/>
+          <w:szCs w:val="20"/>
         </w:rPr>
         <w:br/>
       </w:r>
       <w:r>
         <w:rPr>
+          <w:rFonts w:ascii="Courier New" w:eastAsia="Times New Roman" w:hAnsi="Courier New" w:cs="Courier New"/>
           <w:color w:val="7A7E85"/>
-          <w:lang w:val="uk-UA"/>
+          <w:sz w:val="20"/>
+          <w:szCs w:val="20"/>
         </w:rPr>
         <w:t># ==============================</w:t>
       </w:r>
       <w:r>
         <w:rPr>
+          <w:rFonts w:ascii="Courier New" w:eastAsia="Times New Roman" w:hAnsi="Courier New" w:cs="Courier New"/>
           <w:color w:val="7A7E85"/>
-          <w:lang w:val="uk-UA"/>
+          <w:sz w:val="20"/>
+          <w:szCs w:val="20"/>
         </w:rPr>
         <w:br/>
         <w:t># 5. Генерація вхідних сигналів</w:t>
       </w:r>
       <w:r>
         <w:rPr>
+          <w:rFonts w:ascii="Courier New" w:eastAsia="Times New Roman" w:hAnsi="Courier New" w:cs="Courier New"/>
           <w:color w:val="7A7E85"/>
-          <w:lang w:val="uk-UA"/>
+          <w:sz w:val="20"/>
+          <w:szCs w:val="20"/>
         </w:rPr>
         <w:br/>
         <w:t># ==============================</w:t>
       </w:r>
       <w:r>
         <w:rPr>
+          <w:rFonts w:ascii="Courier New" w:eastAsia="Times New Roman" w:hAnsi="Courier New" w:cs="Courier New"/>
           <w:color w:val="7A7E85"/>
-          <w:lang w:val="uk-UA"/>
+          <w:sz w:val="20"/>
+          <w:szCs w:val="20"/>
         </w:rPr>
         <w:br/>
       </w:r>
       <w:r>
         <w:rPr>
+          <w:rFonts w:ascii="Courier New" w:eastAsia="Times New Roman" w:hAnsi="Courier New" w:cs="Courier New"/>
           <w:color w:val="7A7E85"/>
-          <w:lang w:val="uk-UA"/>
+          <w:sz w:val="20"/>
+          <w:szCs w:val="20"/>
         </w:rPr>
         <w:br/>
         <w:t># Функція створює "реальні" значення сигналів</w:t>
       </w:r>
       <w:r>
         <w:rPr>
+          <w:rFonts w:ascii="Courier New" w:eastAsia="Times New Roman" w:hAnsi="Courier New" w:cs="Courier New"/>
           <w:color w:val="7A7E85"/>
-          <w:lang w:val="uk-UA"/>
+          <w:sz w:val="20"/>
+          <w:szCs w:val="20"/>
         </w:rPr>
         <w:br/>
         <w:t># для логічного 0 або 1</w:t>
       </w:r>
       <w:r>
         <w:rPr>
+          <w:rFonts w:ascii="Courier New" w:eastAsia="Times New Roman" w:hAnsi="Courier New" w:cs="Courier New"/>
           <w:color w:val="7A7E85"/>
-          <w:lang w:val="uk-UA"/>
+          <w:sz w:val="20"/>
+          <w:szCs w:val="20"/>
         </w:rPr>
         <w:br/>
       </w:r>
       <w:r>
         <w:rPr>
+          <w:rFonts w:ascii="Courier New" w:eastAsia="Times New Roman" w:hAnsi="Courier New" w:cs="Courier New"/>
           <w:color w:val="CF8E6D"/>
+          <w:sz w:val="20"/>
+          <w:szCs w:val="20"/>
+          <w:lang w:val="ru-RU"/>
         </w:rPr>
         <w:t>def</w:t>
       </w:r>
       <w:r>
         <w:rPr>
+          <w:rFonts w:ascii="Courier New" w:eastAsia="Times New Roman" w:hAnsi="Courier New" w:cs="Courier New"/>
           <w:color w:val="CF8E6D"/>
-          <w:lang w:val="uk-UA"/>
+          <w:sz w:val="20"/>
+          <w:szCs w:val="20"/>
         </w:rPr>
         <w:t xml:space="preserve"> </w:t>
       </w:r>
       <w:r>
         <w:rPr>
+          <w:rFonts w:ascii="Courier New" w:eastAsia="Times New Roman" w:hAnsi="Courier New" w:cs="Courier New"/>
           <w:color w:val="56A8F5"/>
+          <w:sz w:val="20"/>
+          <w:szCs w:val="20"/>
+          <w:lang w:val="ru-RU"/>
         </w:rPr>
         <w:t>generate</w:t>
       </w:r>
       <w:r>
         <w:rPr>
+          <w:rFonts w:ascii="Courier New" w:eastAsia="Times New Roman" w:hAnsi="Courier New" w:cs="Courier New"/>
           <w:color w:val="56A8F5"/>
-          <w:lang w:val="uk-UA"/>
+          <w:sz w:val="20"/>
+          <w:szCs w:val="20"/>
         </w:rPr>
         <w:t>_</w:t>
       </w:r>
       <w:r>
         <w:rPr>
+          <w:rFonts w:ascii="Courier New" w:eastAsia="Times New Roman" w:hAnsi="Courier New" w:cs="Courier New"/>
           <w:color w:val="56A8F5"/>
+          <w:sz w:val="20"/>
+          <w:szCs w:val="20"/>
+          <w:lang w:val="ru-RU"/>
         </w:rPr>
         <w:t>input</w:t>
       </w:r>
       <w:r>
         <w:rPr>
-          <w:color w:val="BCBEC4"/>
-          <w:lang w:val="uk-UA"/>
+          <w:rFonts w:ascii="Courier New" w:eastAsia="Times New Roman" w:hAnsi="Courier New" w:cs="Courier New"/>
+          <w:color w:val="BCBEC4"/>
+          <w:sz w:val="20"/>
+          <w:szCs w:val="20"/>
         </w:rPr>
         <w:t>(</w:t>
       </w:r>
       <w:r>
         <w:rPr>
-          <w:color w:val="BCBEC4"/>
+          <w:rFonts w:ascii="Courier New" w:eastAsia="Times New Roman" w:hAnsi="Courier New" w:cs="Courier New"/>
+          <w:color w:val="BCBEC4"/>
+          <w:sz w:val="20"/>
+          <w:szCs w:val="20"/>
+          <w:lang w:val="ru-RU"/>
         </w:rPr>
         <w:t>value</w:t>
       </w:r>
       <w:r>
         <w:rPr>
-          <w:color w:val="BCBEC4"/>
-          <w:lang w:val="uk-UA"/>
+          <w:rFonts w:ascii="Courier New" w:eastAsia="Times New Roman" w:hAnsi="Courier New" w:cs="Courier New"/>
+          <w:color w:val="BCBEC4"/>
+          <w:sz w:val="20"/>
+          <w:szCs w:val="20"/>
         </w:rPr>
         <w:t>):</w:t>
       </w:r>
       <w:r>
         <w:rPr>
-          <w:color w:val="BCBEC4"/>
-          <w:lang w:val="uk-UA"/>
+          <w:rFonts w:ascii="Courier New" w:eastAsia="Times New Roman" w:hAnsi="Courier New" w:cs="Courier New"/>
+          <w:color w:val="BCBEC4"/>
+          <w:sz w:val="20"/>
+          <w:szCs w:val="20"/>
         </w:rPr>
         <w:br/>
       </w:r>
       <w:r>
         <w:rPr>
-          <w:color w:val="BCBEC4"/>
-          <w:lang w:val="uk-UA"/>
+          <w:rFonts w:ascii="Courier New" w:eastAsia="Times New Roman" w:hAnsi="Courier New" w:cs="Courier New"/>
+          <w:color w:val="BCBEC4"/>
+          <w:sz w:val="20"/>
+          <w:szCs w:val="20"/>
         </w:rPr>
         <w:br/>
         <w:t xml:space="preserve">    </w:t>
       </w:r>
       <w:r>
         <w:rPr>
+          <w:rFonts w:ascii="Courier New" w:eastAsia="Times New Roman" w:hAnsi="Courier New" w:cs="Courier New"/>
           <w:color w:val="CF8E6D"/>
+          <w:sz w:val="20"/>
+          <w:szCs w:val="20"/>
+          <w:lang w:val="ru-RU"/>
         </w:rPr>
         <w:t>if</w:t>
       </w:r>
       <w:r>
         <w:rPr>
+          <w:rFonts w:ascii="Courier New" w:eastAsia="Times New Roman" w:hAnsi="Courier New" w:cs="Courier New"/>
           <w:color w:val="CF8E6D"/>
-          <w:lang w:val="uk-UA"/>
+          <w:sz w:val="20"/>
+          <w:szCs w:val="20"/>
         </w:rPr>
         <w:t xml:space="preserve"> </w:t>
       </w:r>
       <w:r>
         <w:rPr>
-          <w:color w:val="BCBEC4"/>
+          <w:rFonts w:ascii="Courier New" w:eastAsia="Times New Roman" w:hAnsi="Courier New" w:cs="Courier New"/>
+          <w:color w:val="BCBEC4"/>
+          <w:sz w:val="20"/>
+          <w:szCs w:val="20"/>
+          <w:lang w:val="ru-RU"/>
         </w:rPr>
         <w:t>value</w:t>
       </w:r>
       <w:r>
         <w:rPr>
-          <w:color w:val="BCBEC4"/>
-          <w:lang w:val="uk-UA"/>
+          <w:rFonts w:ascii="Courier New" w:eastAsia="Times New Roman" w:hAnsi="Courier New" w:cs="Courier New"/>
+          <w:color w:val="BCBEC4"/>
+          <w:sz w:val="20"/>
+          <w:szCs w:val="20"/>
         </w:rPr>
         <w:t xml:space="preserve"> == </w:t>
       </w:r>
       <w:r>
         <w:rPr>
+          <w:rFonts w:ascii="Courier New" w:eastAsia="Times New Roman" w:hAnsi="Courier New" w:cs="Courier New"/>
           <w:color w:val="2AACB8"/>
-          <w:lang w:val="uk-UA"/>
+          <w:sz w:val="20"/>
+          <w:szCs w:val="20"/>
         </w:rPr>
         <w:t>0</w:t>
       </w:r>
       <w:r>
         <w:rPr>
-          <w:color w:val="BCBEC4"/>
-          <w:lang w:val="uk-UA"/>
+          <w:rFonts w:ascii="Courier New" w:eastAsia="Times New Roman" w:hAnsi="Courier New" w:cs="Courier New"/>
+          <w:color w:val="BCBEC4"/>
+          <w:sz w:val="20"/>
+          <w:szCs w:val="20"/>
         </w:rPr>
         <w:t>:</w:t>
       </w:r>
       <w:r>
         <w:rPr>
-          <w:color w:val="BCBEC4"/>
-          <w:lang w:val="uk-UA"/>
+          <w:rFonts w:ascii="Courier New" w:eastAsia="Times New Roman" w:hAnsi="Courier New" w:cs="Courier New"/>
+          <w:color w:val="BCBEC4"/>
+          <w:sz w:val="20"/>
+          <w:szCs w:val="20"/>
         </w:rPr>
         <w:br/>
         <w:t xml:space="preserve">        </w:t>
       </w:r>
       <w:r>
         <w:rPr>
+          <w:rFonts w:ascii="Courier New" w:eastAsia="Times New Roman" w:hAnsi="Courier New" w:cs="Courier New"/>
           <w:color w:val="7A7E85"/>
-          <w:lang w:val="uk-UA"/>
+          <w:sz w:val="20"/>
+          <w:szCs w:val="20"/>
         </w:rPr>
         <w:t># якщо логічний 0 → генеруємо число у межах 0 – 0.49</w:t>
       </w:r>
       <w:r>
         <w:rPr>
+          <w:rFonts w:ascii="Courier New" w:eastAsia="Times New Roman" w:hAnsi="Courier New" w:cs="Courier New"/>
           <w:color w:val="7A7E85"/>
-          <w:lang w:val="uk-UA"/>
+          <w:sz w:val="20"/>
+          <w:szCs w:val="20"/>
         </w:rPr>
         <w:br/>
         <w:t xml:space="preserve">        </w:t>
       </w:r>
       <w:r>
         <w:rPr>
+          <w:rFonts w:ascii="Courier New" w:eastAsia="Times New Roman" w:hAnsi="Courier New" w:cs="Courier New"/>
           <w:color w:val="CF8E6D"/>
+          <w:sz w:val="20"/>
+          <w:szCs w:val="20"/>
+          <w:lang w:val="ru-RU"/>
         </w:rPr>
         <w:t>return</w:t>
       </w:r>
       <w:r>
         <w:rPr>
+          <w:rFonts w:ascii="Courier New" w:eastAsia="Times New Roman" w:hAnsi="Courier New" w:cs="Courier New"/>
           <w:color w:val="CF8E6D"/>
-          <w:lang w:val="uk-UA"/>
+          <w:sz w:val="20"/>
+          <w:szCs w:val="20"/>
         </w:rPr>
         <w:t xml:space="preserve"> </w:t>
       </w:r>
       <w:r>
         <w:rPr>
+          <w:rFonts w:ascii="Courier New" w:eastAsia="Times New Roman" w:hAnsi="Courier New" w:cs="Courier New"/>
           <w:color w:val="2AACB8"/>
-          <w:lang w:val="uk-UA"/>
+          <w:sz w:val="20"/>
+          <w:szCs w:val="20"/>
         </w:rPr>
         <w:t xml:space="preserve">0.49 </w:t>
       </w:r>
       <w:r>
         <w:rPr>
-          <w:color w:val="BCBEC4"/>
-          <w:lang w:val="uk-UA"/>
+          <w:rFonts w:ascii="Courier New" w:eastAsia="Times New Roman" w:hAnsi="Courier New" w:cs="Courier New"/>
+          <w:color w:val="BCBEC4"/>
+          <w:sz w:val="20"/>
+          <w:szCs w:val="20"/>
         </w:rPr>
         <w:t xml:space="preserve">* </w:t>
       </w:r>
       <w:r>
         <w:rPr>
-          <w:color w:val="BCBEC4"/>
+          <w:rFonts w:ascii="Courier New" w:eastAsia="Times New Roman" w:hAnsi="Courier New" w:cs="Courier New"/>
+          <w:color w:val="BCBEC4"/>
+          <w:sz w:val="20"/>
+          <w:szCs w:val="20"/>
+          <w:lang w:val="ru-RU"/>
         </w:rPr>
         <w:t>random</w:t>
       </w:r>
       <w:r>
         <w:rPr>
-          <w:color w:val="BCBEC4"/>
-          <w:lang w:val="uk-UA"/>
+          <w:rFonts w:ascii="Courier New" w:eastAsia="Times New Roman" w:hAnsi="Courier New" w:cs="Courier New"/>
+          <w:color w:val="BCBEC4"/>
+          <w:sz w:val="20"/>
+          <w:szCs w:val="20"/>
         </w:rPr>
         <w:t>.</w:t>
       </w:r>
       <w:r>
         <w:rPr>
-          <w:color w:val="BCBEC4"/>
+          <w:rFonts w:ascii="Courier New" w:eastAsia="Times New Roman" w:hAnsi="Courier New" w:cs="Courier New"/>
+          <w:color w:val="BCBEC4"/>
+          <w:sz w:val="20"/>
+          <w:szCs w:val="20"/>
+          <w:lang w:val="ru-RU"/>
         </w:rPr>
         <w:t>random</w:t>
       </w:r>
       <w:r>
         <w:rPr>
-          <w:color w:val="BCBEC4"/>
-          <w:lang w:val="uk-UA"/>
+          <w:rFonts w:ascii="Courier New" w:eastAsia="Times New Roman" w:hAnsi="Courier New" w:cs="Courier New"/>
+          <w:color w:val="BCBEC4"/>
+          <w:sz w:val="20"/>
+          <w:szCs w:val="20"/>
         </w:rPr>
         <w:t>()</w:t>
       </w:r>
       <w:r>
         <w:rPr>
-          <w:color w:val="BCBEC4"/>
-          <w:lang w:val="uk-UA"/>
+          <w:rFonts w:ascii="Courier New" w:eastAsia="Times New Roman" w:hAnsi="Courier New" w:cs="Courier New"/>
+          <w:color w:val="BCBEC4"/>
+          <w:sz w:val="20"/>
+          <w:szCs w:val="20"/>
         </w:rPr>
         <w:br/>
         <w:t xml:space="preserve">    </w:t>
       </w:r>
       <w:r>
         <w:rPr>
+          <w:rFonts w:ascii="Courier New" w:eastAsia="Times New Roman" w:hAnsi="Courier New" w:cs="Courier New"/>
           <w:color w:val="CF8E6D"/>
+          <w:sz w:val="20"/>
+          <w:szCs w:val="20"/>
+          <w:lang w:val="ru-RU"/>
         </w:rPr>
         <w:t>else</w:t>
       </w:r>
       <w:r>
         <w:rPr>
-          <w:color w:val="BCBEC4"/>
-          <w:lang w:val="uk-UA"/>
+          <w:rFonts w:ascii="Courier New" w:eastAsia="Times New Roman" w:hAnsi="Courier New" w:cs="Courier New"/>
+          <w:color w:val="BCBEC4"/>
+          <w:sz w:val="20"/>
+          <w:szCs w:val="20"/>
         </w:rPr>
         <w:t>:</w:t>
       </w:r>
       <w:r>
         <w:rPr>
-          <w:color w:val="BCBEC4"/>
-          <w:lang w:val="uk-UA"/>
+          <w:rFonts w:ascii="Courier New" w:eastAsia="Times New Roman" w:hAnsi="Courier New" w:cs="Courier New"/>
+          <w:color w:val="BCBEC4"/>
+          <w:sz w:val="20"/>
+          <w:szCs w:val="20"/>
         </w:rPr>
         <w:br/>
         <w:t xml:space="preserve">        </w:t>
       </w:r>
       <w:r>
         <w:rPr>
+          <w:rFonts w:ascii="Courier New" w:eastAsia="Times New Roman" w:hAnsi="Courier New" w:cs="Courier New"/>
           <w:color w:val="7A7E85"/>
-          <w:lang w:val="uk-UA"/>
+          <w:sz w:val="20"/>
+          <w:szCs w:val="20"/>
         </w:rPr>
         <w:t># якщо логічна 1 → генеруємо число у межах 0.5 – 1</w:t>
       </w:r>
       <w:r>
         <w:rPr>
+          <w:rFonts w:ascii="Courier New" w:eastAsia="Times New Roman" w:hAnsi="Courier New" w:cs="Courier New"/>
           <w:color w:val="7A7E85"/>
-          <w:lang w:val="uk-UA"/>
+          <w:sz w:val="20"/>
+          <w:szCs w:val="20"/>
         </w:rPr>
         <w:br/>
         <w:t xml:space="preserve">        </w:t>
       </w:r>
       <w:r>
         <w:rPr>
+          <w:rFonts w:ascii="Courier New" w:eastAsia="Times New Roman" w:hAnsi="Courier New" w:cs="Courier New"/>
           <w:color w:val="CF8E6D"/>
+          <w:sz w:val="20"/>
+          <w:szCs w:val="20"/>
+          <w:lang w:val="ru-RU"/>
         </w:rPr>
         <w:t>return</w:t>
       </w:r>
       <w:r>
         <w:rPr>
+          <w:rFonts w:ascii="Courier New" w:eastAsia="Times New Roman" w:hAnsi="Courier New" w:cs="Courier New"/>
           <w:color w:val="CF8E6D"/>
-          <w:lang w:val="uk-UA"/>
+          <w:sz w:val="20"/>
+          <w:szCs w:val="20"/>
         </w:rPr>
         <w:t xml:space="preserve"> </w:t>
       </w:r>
       <w:r>
         <w:rPr>
+          <w:rFonts w:ascii="Courier New" w:eastAsia="Times New Roman" w:hAnsi="Courier New" w:cs="Courier New"/>
           <w:color w:val="2AACB8"/>
-          <w:lang w:val="uk-UA"/>
+          <w:sz w:val="20"/>
+          <w:szCs w:val="20"/>
         </w:rPr>
         <w:t xml:space="preserve">0.5 </w:t>
       </w:r>
       <w:r>
         <w:rPr>
-          <w:color w:val="BCBEC4"/>
-          <w:lang w:val="uk-UA"/>
+          <w:rFonts w:ascii="Courier New" w:eastAsia="Times New Roman" w:hAnsi="Courier New" w:cs="Courier New"/>
+          <w:color w:val="BCBEC4"/>
+          <w:sz w:val="20"/>
+          <w:szCs w:val="20"/>
         </w:rPr>
         <w:t xml:space="preserve">* </w:t>
       </w:r>
       <w:r>
         <w:rPr>
-          <w:color w:val="BCBEC4"/>
+          <w:rFonts w:ascii="Courier New" w:eastAsia="Times New Roman" w:hAnsi="Courier New" w:cs="Courier New"/>
+          <w:color w:val="BCBEC4"/>
+          <w:sz w:val="20"/>
+          <w:szCs w:val="20"/>
+          <w:lang w:val="ru-RU"/>
         </w:rPr>
         <w:t>random</w:t>
       </w:r>
       <w:r>
         <w:rPr>
-          <w:color w:val="BCBEC4"/>
-          <w:lang w:val="uk-UA"/>
+          <w:rFonts w:ascii="Courier New" w:eastAsia="Times New Roman" w:hAnsi="Courier New" w:cs="Courier New"/>
+          <w:color w:val="BCBEC4"/>
+          <w:sz w:val="20"/>
+          <w:szCs w:val="20"/>
         </w:rPr>
         <w:t>.</w:t>
       </w:r>
       <w:r>
         <w:rPr>
-          <w:color w:val="BCBEC4"/>
+          <w:rFonts w:ascii="Courier New" w:eastAsia="Times New Roman" w:hAnsi="Courier New" w:cs="Courier New"/>
+          <w:color w:val="BCBEC4"/>
+          <w:sz w:val="20"/>
+          <w:szCs w:val="20"/>
+          <w:lang w:val="ru-RU"/>
         </w:rPr>
         <w:t>random</w:t>
       </w:r>
       <w:r>
         <w:rPr>
-          <w:color w:val="BCBEC4"/>
-          <w:lang w:val="uk-UA"/>
+          <w:rFonts w:ascii="Courier New" w:eastAsia="Times New Roman" w:hAnsi="Courier New" w:cs="Courier New"/>
+          <w:color w:val="BCBEC4"/>
+          <w:sz w:val="20"/>
+          <w:szCs w:val="20"/>
         </w:rPr>
         <w:t xml:space="preserve">() + </w:t>
       </w:r>
       <w:r>
         <w:rPr>
+          <w:rFonts w:ascii="Courier New" w:eastAsia="Times New Roman" w:hAnsi="Courier New" w:cs="Courier New"/>
           <w:color w:val="2AACB8"/>
-          <w:lang w:val="uk-UA"/>
+          <w:sz w:val="20"/>
+          <w:szCs w:val="20"/>
         </w:rPr>
         <w:t>0.5</w:t>
       </w:r>
       <w:r>
         <w:rPr>
+          <w:rFonts w:ascii="Courier New" w:eastAsia="Times New Roman" w:hAnsi="Courier New" w:cs="Courier New"/>
           <w:color w:val="2AACB8"/>
-          <w:lang w:val="uk-UA"/>
+          <w:sz w:val="20"/>
+          <w:szCs w:val="20"/>
         </w:rPr>
         <w:br/>
       </w:r>
       <w:r>
         <w:rPr>
+          <w:rFonts w:ascii="Courier New" w:eastAsia="Times New Roman" w:hAnsi="Courier New" w:cs="Courier New"/>
           <w:color w:val="2AACB8"/>
-          <w:lang w:val="uk-UA"/>
+          <w:sz w:val="20"/>
+          <w:szCs w:val="20"/>
         </w:rPr>
         <w:br/>
       </w:r>
       <w:r>
         <w:rPr>
+          <w:rFonts w:ascii="Courier New" w:eastAsia="Times New Roman" w:hAnsi="Courier New" w:cs="Courier New"/>
           <w:color w:val="2AACB8"/>
-          <w:lang w:val="uk-UA"/>
+          <w:sz w:val="20"/>
+          <w:szCs w:val="20"/>
         </w:rPr>
         <w:br/>
       </w:r>
       <w:r>
         <w:rPr>
+          <w:rFonts w:ascii="Courier New" w:eastAsia="Times New Roman" w:hAnsi="Courier New" w:cs="Courier New"/>
           <w:color w:val="7A7E85"/>
-          <w:lang w:val="uk-UA"/>
+          <w:sz w:val="20"/>
+          <w:szCs w:val="20"/>
         </w:rPr>
         <w:t># ==============================</w:t>
       </w:r>
       <w:r>
         <w:rPr>
+          <w:rFonts w:ascii="Courier New" w:eastAsia="Times New Roman" w:hAnsi="Courier New" w:cs="Courier New"/>
           <w:color w:val="7A7E85"/>
-          <w:lang w:val="uk-UA"/>
+          <w:sz w:val="20"/>
+          <w:szCs w:val="20"/>
         </w:rPr>
         <w:br/>
         <w:t># 6. НАВЧАННЯ ПЕРСЕПТРОНА</w:t>
       </w:r>
       <w:r>
         <w:rPr>
+          <w:rFonts w:ascii="Courier New" w:eastAsia="Times New Roman" w:hAnsi="Courier New" w:cs="Courier New"/>
           <w:color w:val="7A7E85"/>
-          <w:lang w:val="uk-UA"/>
+          <w:sz w:val="20"/>
+          <w:szCs w:val="20"/>
         </w:rPr>
         <w:br/>
         <w:t># ==============================</w:t>
       </w:r>
       <w:r>
         <w:rPr>
+          <w:rFonts w:ascii="Courier New" w:eastAsia="Times New Roman" w:hAnsi="Courier New" w:cs="Courier New"/>
           <w:color w:val="7A7E85"/>
-          <w:lang w:val="uk-UA"/>
+          <w:sz w:val="20"/>
+          <w:szCs w:val="20"/>
         </w:rPr>
         <w:br/>
       </w:r>
       <w:r>
         <w:rPr>
+          <w:rFonts w:ascii="Courier New" w:eastAsia="Times New Roman" w:hAnsi="Courier New" w:cs="Courier New"/>
           <w:color w:val="7A7E85"/>
-          <w:lang w:val="uk-UA"/>
+          <w:sz w:val="20"/>
+          <w:szCs w:val="20"/>
         </w:rPr>
         <w:br/>
       </w:r>
       <w:r>
         <w:rPr>
+          <w:rFonts w:ascii="Courier New" w:eastAsia="Times New Roman" w:hAnsi="Courier New" w:cs="Courier New"/>
           <w:color w:val="8888C6"/>
+          <w:sz w:val="20"/>
+          <w:szCs w:val="20"/>
+          <w:lang w:val="ru-RU"/>
         </w:rPr>
         <w:t>print</w:t>
       </w:r>
       <w:r>
         <w:rPr>
-          <w:color w:val="BCBEC4"/>
-          <w:lang w:val="uk-UA"/>
+          <w:rFonts w:ascii="Courier New" w:eastAsia="Times New Roman" w:hAnsi="Courier New" w:cs="Courier New"/>
+          <w:color w:val="BCBEC4"/>
+          <w:sz w:val="20"/>
+          <w:szCs w:val="20"/>
         </w:rPr>
         <w:t>(</w:t>
       </w:r>
       <w:r>
         <w:rPr>
+          <w:rFonts w:ascii="Courier New" w:eastAsia="Times New Roman" w:hAnsi="Courier New" w:cs="Courier New"/>
           <w:color w:val="6AAB73"/>
-          <w:lang w:val="uk-UA"/>
+          <w:sz w:val="20"/>
+          <w:szCs w:val="20"/>
         </w:rPr>
         <w:t>"=== ПОЧАТОК НАВЧАННЯ ===</w:t>
       </w:r>
       <w:r>
         <w:rPr>
+          <w:rFonts w:ascii="Courier New" w:eastAsia="Times New Roman" w:hAnsi="Courier New" w:cs="Courier New"/>
           <w:color w:val="CF8E6D"/>
-          <w:lang w:val="uk-UA"/>
+          <w:sz w:val="20"/>
+          <w:szCs w:val="20"/>
         </w:rPr>
         <w:t>\</w:t>
       </w:r>
       <w:r>
         <w:rPr>
+          <w:rFonts w:ascii="Courier New" w:eastAsia="Times New Roman" w:hAnsi="Courier New" w:cs="Courier New"/>
           <w:color w:val="CF8E6D"/>
+          <w:sz w:val="20"/>
+          <w:szCs w:val="20"/>
+          <w:lang w:val="ru-RU"/>
         </w:rPr>
         <w:t>n</w:t>
       </w:r>
       <w:r>
         <w:rPr>
+          <w:rFonts w:ascii="Courier New" w:eastAsia="Times New Roman" w:hAnsi="Courier New" w:cs="Courier New"/>
           <w:color w:val="6AAB73"/>
-          <w:lang w:val="uk-UA"/>
+          <w:sz w:val="20"/>
+          <w:szCs w:val="20"/>
         </w:rPr>
         <w:t>"</w:t>
       </w:r>
       <w:r>
         <w:rPr>
-          <w:color w:val="BCBEC4"/>
-          <w:lang w:val="uk-UA"/>
+          <w:rFonts w:ascii="Courier New" w:eastAsia="Times New Roman" w:hAnsi="Courier New" w:cs="Courier New"/>
+          <w:color w:val="BCBEC4"/>
+          <w:sz w:val="20"/>
+          <w:szCs w:val="20"/>
         </w:rPr>
         <w:t>)</w:t>
       </w:r>
       <w:r>
         <w:rPr>
-          <w:color w:val="BCBEC4"/>
-          <w:lang w:val="uk-UA"/>
+          <w:rFonts w:ascii="Courier New" w:eastAsia="Times New Roman" w:hAnsi="Courier New" w:cs="Courier New"/>
+          <w:color w:val="BCBEC4"/>
+          <w:sz w:val="20"/>
+          <w:szCs w:val="20"/>
         </w:rPr>
         <w:br/>
       </w:r>
       <w:r>
         <w:rPr>
-          <w:color w:val="BCBEC4"/>
-          <w:lang w:val="uk-UA"/>
+          <w:rFonts w:ascii="Courier New" w:eastAsia="Times New Roman" w:hAnsi="Courier New" w:cs="Courier New"/>
+          <w:color w:val="BCBEC4"/>
+          <w:sz w:val="20"/>
+          <w:szCs w:val="20"/>
         </w:rPr>
         <w:br/>
       </w:r>
       <w:r>
         <w:rPr>
+          <w:rFonts w:ascii="Courier New" w:eastAsia="Times New Roman" w:hAnsi="Courier New" w:cs="Courier New"/>
           <w:color w:val="7A7E85"/>
-          <w:lang w:val="uk-UA"/>
+          <w:sz w:val="20"/>
+          <w:szCs w:val="20"/>
         </w:rPr>
         <w:t># цикл навчання</w:t>
       </w:r>
       <w:r>
         <w:rPr>
+          <w:rFonts w:ascii="Courier New" w:eastAsia="Times New Roman" w:hAnsi="Courier New" w:cs="Courier New"/>
           <w:color w:val="7A7E85"/>
-          <w:lang w:val="uk-UA"/>
+          <w:sz w:val="20"/>
+          <w:szCs w:val="20"/>
         </w:rPr>
         <w:br/>
       </w:r>
       <w:r>
         <w:rPr>
+          <w:rFonts w:ascii="Courier New" w:eastAsia="Times New Roman" w:hAnsi="Courier New" w:cs="Courier New"/>
           <w:color w:val="CF8E6D"/>
+          <w:sz w:val="20"/>
+          <w:szCs w:val="20"/>
+          <w:lang w:val="ru-RU"/>
         </w:rPr>
         <w:t>for</w:t>
       </w:r>
       <w:r>
         <w:rPr>
+          <w:rFonts w:ascii="Courier New" w:eastAsia="Times New Roman" w:hAnsi="Courier New" w:cs="Courier New"/>
           <w:color w:val="CF8E6D"/>
-          <w:lang w:val="uk-UA"/>
+          <w:sz w:val="20"/>
+          <w:szCs w:val="20"/>
         </w:rPr>
         <w:t xml:space="preserve"> </w:t>
       </w:r>
       <w:r>
         <w:rPr>
-          <w:color w:val="BCBEC4"/>
+          <w:rFonts w:ascii="Courier New" w:eastAsia="Times New Roman" w:hAnsi="Courier New" w:cs="Courier New"/>
+          <w:color w:val="BCBEC4"/>
+          <w:sz w:val="20"/>
+          <w:szCs w:val="20"/>
+          <w:lang w:val="ru-RU"/>
         </w:rPr>
         <w:t>epoch</w:t>
       </w:r>
       <w:r>
         <w:rPr>
-          <w:color w:val="BCBEC4"/>
-          <w:lang w:val="uk-UA"/>
+          <w:rFonts w:ascii="Courier New" w:eastAsia="Times New Roman" w:hAnsi="Courier New" w:cs="Courier New"/>
+          <w:color w:val="BCBEC4"/>
+          <w:sz w:val="20"/>
+          <w:szCs w:val="20"/>
         </w:rPr>
         <w:t xml:space="preserve"> </w:t>
       </w:r>
       <w:r>
         <w:rPr>
+          <w:rFonts w:ascii="Courier New" w:eastAsia="Times New Roman" w:hAnsi="Courier New" w:cs="Courier New"/>
           <w:color w:val="CF8E6D"/>
+          <w:sz w:val="20"/>
+          <w:szCs w:val="20"/>
+          <w:lang w:val="ru-RU"/>
         </w:rPr>
         <w:t>in</w:t>
       </w:r>
       <w:r>
         <w:rPr>
+          <w:rFonts w:ascii="Courier New" w:eastAsia="Times New Roman" w:hAnsi="Courier New" w:cs="Courier New"/>
           <w:color w:val="CF8E6D"/>
-          <w:lang w:val="uk-UA"/>
+          <w:sz w:val="20"/>
+          <w:szCs w:val="20"/>
         </w:rPr>
         <w:t xml:space="preserve"> </w:t>
       </w:r>
       <w:r>
         <w:rPr>
+          <w:rFonts w:ascii="Courier New" w:eastAsia="Times New Roman" w:hAnsi="Courier New" w:cs="Courier New"/>
           <w:color w:val="8888C6"/>
+          <w:sz w:val="20"/>
+          <w:szCs w:val="20"/>
+          <w:lang w:val="ru-RU"/>
         </w:rPr>
         <w:t>range</w:t>
       </w:r>
       <w:r>
         <w:rPr>
-          <w:color w:val="BCBEC4"/>
-          <w:lang w:val="uk-UA"/>
+          <w:rFonts w:ascii="Courier New" w:eastAsia="Times New Roman" w:hAnsi="Courier New" w:cs="Courier New"/>
+          <w:color w:val="BCBEC4"/>
+          <w:sz w:val="20"/>
+          <w:szCs w:val="20"/>
         </w:rPr>
         <w:t>(</w:t>
       </w:r>
       <w:r>
         <w:rPr>
-          <w:color w:val="BCBEC4"/>
+          <w:rFonts w:ascii="Courier New" w:eastAsia="Times New Roman" w:hAnsi="Courier New" w:cs="Courier New"/>
+          <w:color w:val="BCBEC4"/>
+          <w:sz w:val="20"/>
+          <w:szCs w:val="20"/>
+          <w:lang w:val="ru-RU"/>
         </w:rPr>
         <w:t>epochs</w:t>
       </w:r>
       <w:r>
         <w:rPr>
-          <w:color w:val="BCBEC4"/>
-          <w:lang w:val="uk-UA"/>
+          <w:rFonts w:ascii="Courier New" w:eastAsia="Times New Roman" w:hAnsi="Courier New" w:cs="Courier New"/>
+          <w:color w:val="BCBEC4"/>
+          <w:sz w:val="20"/>
+          <w:szCs w:val="20"/>
         </w:rPr>
         <w:t>):</w:t>
       </w:r>
       <w:r>
         <w:rPr>
-          <w:color w:val="BCBEC4"/>
-          <w:lang w:val="uk-UA"/>
+          <w:rFonts w:ascii="Courier New" w:eastAsia="Times New Roman" w:hAnsi="Courier New" w:cs="Courier New"/>
+          <w:color w:val="BCBEC4"/>
+          <w:sz w:val="20"/>
+          <w:szCs w:val="20"/>
         </w:rPr>
         <w:br/>
       </w:r>
       <w:r>
         <w:rPr>
-          <w:color w:val="BCBEC4"/>
-          <w:lang w:val="uk-UA"/>
+          <w:rFonts w:ascii="Courier New" w:eastAsia="Times New Roman" w:hAnsi="Courier New" w:cs="Courier New"/>
+          <w:color w:val="BCBEC4"/>
+          <w:sz w:val="20"/>
+          <w:szCs w:val="20"/>
         </w:rPr>
         <w:br/>
         <w:t xml:space="preserve">    </w:t>
       </w:r>
       <w:r>
         <w:rPr>
-          <w:color w:val="BCBEC4"/>
+          <w:rFonts w:ascii="Courier New" w:eastAsia="Times New Roman" w:hAnsi="Courier New" w:cs="Courier New"/>
+          <w:color w:val="BCBEC4"/>
+          <w:sz w:val="20"/>
+          <w:szCs w:val="20"/>
+          <w:lang w:val="ru-RU"/>
         </w:rPr>
         <w:t>total</w:t>
       </w:r>
       <w:r>
         <w:rPr>
-          <w:color w:val="BCBEC4"/>
-          <w:lang w:val="uk-UA"/>
+          <w:rFonts w:ascii="Courier New" w:eastAsia="Times New Roman" w:hAnsi="Courier New" w:cs="Courier New"/>
+          <w:color w:val="BCBEC4"/>
+          <w:sz w:val="20"/>
+          <w:szCs w:val="20"/>
         </w:rPr>
         <w:t>_</w:t>
       </w:r>
       <w:r>
         <w:rPr>
-          <w:color w:val="BCBEC4"/>
+          <w:rFonts w:ascii="Courier New" w:eastAsia="Times New Roman" w:hAnsi="Courier New" w:cs="Courier New"/>
+          <w:color w:val="BCBEC4"/>
+          <w:sz w:val="20"/>
+          <w:szCs w:val="20"/>
+          <w:lang w:val="ru-RU"/>
         </w:rPr>
         <w:t>error</w:t>
       </w:r>
       <w:r>
         <w:rPr>
-          <w:color w:val="BCBEC4"/>
-          <w:lang w:val="uk-UA"/>
+          <w:rFonts w:ascii="Courier New" w:eastAsia="Times New Roman" w:hAnsi="Courier New" w:cs="Courier New"/>
+          <w:color w:val="BCBEC4"/>
+          <w:sz w:val="20"/>
+          <w:szCs w:val="20"/>
         </w:rPr>
         <w:t xml:space="preserve"> = </w:t>
       </w:r>
       <w:r>
         <w:rPr>
+          <w:rFonts w:ascii="Courier New" w:eastAsia="Times New Roman" w:hAnsi="Courier New" w:cs="Courier New"/>
           <w:color w:val="2AACB8"/>
-          <w:lang w:val="uk-UA"/>
+          <w:sz w:val="20"/>
+          <w:szCs w:val="20"/>
         </w:rPr>
         <w:t xml:space="preserve">0   </w:t>
       </w:r>
       <w:r>
         <w:rPr>
+          <w:rFonts w:ascii="Courier New" w:eastAsia="Times New Roman" w:hAnsi="Courier New" w:cs="Courier New"/>
           <w:color w:val="7A7E85"/>
-          <w:lang w:val="uk-UA"/>
+          <w:sz w:val="20"/>
+          <w:szCs w:val="20"/>
         </w:rPr>
         <w:t># змінна для накопичення повної похибки</w:t>
       </w:r>
       <w:r>
         <w:rPr>
+          <w:rFonts w:ascii="Courier New" w:eastAsia="Times New Roman" w:hAnsi="Courier New" w:cs="Courier New"/>
           <w:color w:val="7A7E85"/>
-          <w:lang w:val="uk-UA"/>
+          <w:sz w:val="20"/>
+          <w:szCs w:val="20"/>
         </w:rPr>
         <w:br/>
       </w:r>
       <w:r>
         <w:rPr>
+          <w:rFonts w:ascii="Courier New" w:eastAsia="Times New Roman" w:hAnsi="Courier New" w:cs="Courier New"/>
           <w:color w:val="7A7E85"/>
-          <w:lang w:val="uk-UA"/>
+          <w:sz w:val="20"/>
+          <w:szCs w:val="20"/>
         </w:rPr>
         <w:br/>
         <w:t xml:space="preserve">    # перебір рядків таблиці істинності</w:t>
       </w:r>
       <w:r>
         <w:rPr>
+          <w:rFonts w:ascii="Courier New" w:eastAsia="Times New Roman" w:hAnsi="Courier New" w:cs="Courier New"/>
           <w:color w:val="7A7E85"/>
-          <w:lang w:val="uk-UA"/>
+          <w:sz w:val="20"/>
+          <w:szCs w:val="20"/>
         </w:rPr>
         <w:br/>
         <w:t xml:space="preserve">    </w:t>
       </w:r>
       <w:r>
         <w:rPr>
+          <w:rFonts w:ascii="Courier New" w:eastAsia="Times New Roman" w:hAnsi="Courier New" w:cs="Courier New"/>
           <w:color w:val="CF8E6D"/>
+          <w:sz w:val="20"/>
+          <w:szCs w:val="20"/>
+          <w:lang w:val="ru-RU"/>
         </w:rPr>
         <w:t>for</w:t>
       </w:r>
       <w:r>
         <w:rPr>
+          <w:rFonts w:ascii="Courier New" w:eastAsia="Times New Roman" w:hAnsi="Courier New" w:cs="Courier New"/>
           <w:color w:val="CF8E6D"/>
-          <w:lang w:val="uk-UA"/>
+          <w:sz w:val="20"/>
+          <w:szCs w:val="20"/>
         </w:rPr>
         <w:t xml:space="preserve"> </w:t>
       </w:r>
       <w:r>
         <w:rPr>
-          <w:color w:val="BCBEC4"/>
+          <w:rFonts w:ascii="Courier New" w:eastAsia="Times New Roman" w:hAnsi="Courier New" w:cs="Courier New"/>
+          <w:color w:val="BCBEC4"/>
+          <w:sz w:val="20"/>
+          <w:szCs w:val="20"/>
+          <w:lang w:val="ru-RU"/>
         </w:rPr>
         <w:t>row</w:t>
       </w:r>
       <w:r>
         <w:rPr>
-          <w:color w:val="BCBEC4"/>
-          <w:lang w:val="uk-UA"/>
+          <w:rFonts w:ascii="Courier New" w:eastAsia="Times New Roman" w:hAnsi="Courier New" w:cs="Courier New"/>
+          <w:color w:val="BCBEC4"/>
+          <w:sz w:val="20"/>
+          <w:szCs w:val="20"/>
         </w:rPr>
         <w:t xml:space="preserve"> </w:t>
       </w:r>
       <w:r>
         <w:rPr>
+          <w:rFonts w:ascii="Courier New" w:eastAsia="Times New Roman" w:hAnsi="Courier New" w:cs="Courier New"/>
           <w:color w:val="CF8E6D"/>
+          <w:sz w:val="20"/>
+          <w:szCs w:val="20"/>
+          <w:lang w:val="ru-RU"/>
         </w:rPr>
         <w:t>in</w:t>
       </w:r>
       <w:r>
         <w:rPr>
+          <w:rFonts w:ascii="Courier New" w:eastAsia="Times New Roman" w:hAnsi="Courier New" w:cs="Courier New"/>
           <w:color w:val="CF8E6D"/>
-          <w:lang w:val="uk-UA"/>
+          <w:sz w:val="20"/>
+          <w:szCs w:val="20"/>
         </w:rPr>
         <w:t xml:space="preserve"> </w:t>
       </w:r>
       <w:r>
         <w:rPr>
-          <w:color w:val="BCBEC4"/>
+          <w:rFonts w:ascii="Courier New" w:eastAsia="Times New Roman" w:hAnsi="Courier New" w:cs="Courier New"/>
+          <w:color w:val="BCBEC4"/>
+          <w:sz w:val="20"/>
+          <w:szCs w:val="20"/>
+          <w:lang w:val="ru-RU"/>
         </w:rPr>
         <w:t>M</w:t>
       </w:r>
       <w:r>
         <w:rPr>
-          <w:color w:val="BCBEC4"/>
-          <w:lang w:val="uk-UA"/>
+          <w:rFonts w:ascii="Courier New" w:eastAsia="Times New Roman" w:hAnsi="Courier New" w:cs="Courier New"/>
+          <w:color w:val="BCBEC4"/>
+          <w:sz w:val="20"/>
+          <w:szCs w:val="20"/>
         </w:rPr>
         <w:t>:</w:t>
       </w:r>
       <w:r>
         <w:rPr>
-          <w:color w:val="BCBEC4"/>
-          <w:lang w:val="uk-UA"/>
+          <w:rFonts w:ascii="Courier New" w:eastAsia="Times New Roman" w:hAnsi="Courier New" w:cs="Courier New"/>
+          <w:color w:val="BCBEC4"/>
+          <w:sz w:val="20"/>
+          <w:szCs w:val="20"/>
         </w:rPr>
         <w:br/>
       </w:r>
       <w:r>
         <w:rPr>
-          <w:color w:val="BCBEC4"/>
-          <w:lang w:val="uk-UA"/>
+          <w:rFonts w:ascii="Courier New" w:eastAsia="Times New Roman" w:hAnsi="Courier New" w:cs="Courier New"/>
+          <w:color w:val="BCBEC4"/>
+          <w:sz w:val="20"/>
+          <w:szCs w:val="20"/>
         </w:rPr>
         <w:br/>
         <w:t xml:space="preserve">        </w:t>
       </w:r>
       <w:r>
         <w:rPr>
+          <w:rFonts w:ascii="Courier New" w:eastAsia="Times New Roman" w:hAnsi="Courier New" w:cs="Courier New"/>
           <w:color w:val="7A7E85"/>
-          <w:lang w:val="uk-UA"/>
+          <w:sz w:val="20"/>
+          <w:szCs w:val="20"/>
         </w:rPr>
         <w:t># генерація прикладів для кожного рядка</w:t>
       </w:r>
       <w:r>
         <w:rPr>
+          <w:rFonts w:ascii="Courier New" w:eastAsia="Times New Roman" w:hAnsi="Courier New" w:cs="Courier New"/>
           <w:color w:val="7A7E85"/>
-          <w:lang w:val="uk-UA"/>
+          <w:sz w:val="20"/>
+          <w:szCs w:val="20"/>
         </w:rPr>
         <w:br/>
         <w:t xml:space="preserve">        </w:t>
       </w:r>
       <w:r>
         <w:rPr>
+          <w:rFonts w:ascii="Courier New" w:eastAsia="Times New Roman" w:hAnsi="Courier New" w:cs="Courier New"/>
           <w:color w:val="CF8E6D"/>
+          <w:sz w:val="20"/>
+          <w:szCs w:val="20"/>
+          <w:lang w:val="ru-RU"/>
         </w:rPr>
         <w:t>for</w:t>
       </w:r>
       <w:r>
         <w:rPr>
+          <w:rFonts w:ascii="Courier New" w:eastAsia="Times New Roman" w:hAnsi="Courier New" w:cs="Courier New"/>
           <w:color w:val="CF8E6D"/>
-          <w:lang w:val="uk-UA"/>
+          <w:sz w:val="20"/>
+          <w:szCs w:val="20"/>
         </w:rPr>
         <w:t xml:space="preserve"> </w:t>
       </w:r>
       <w:r>
         <w:rPr>
-          <w:color w:val="BCBEC4"/>
+          <w:rFonts w:ascii="Courier New" w:eastAsia="Times New Roman" w:hAnsi="Courier New" w:cs="Courier New"/>
+          <w:color w:val="BCBEC4"/>
+          <w:sz w:val="20"/>
+          <w:szCs w:val="20"/>
+          <w:lang w:val="ru-RU"/>
         </w:rPr>
         <w:t>k</w:t>
       </w:r>
       <w:r>
         <w:rPr>
-          <w:color w:val="BCBEC4"/>
-          <w:lang w:val="uk-UA"/>
+          <w:rFonts w:ascii="Courier New" w:eastAsia="Times New Roman" w:hAnsi="Courier New" w:cs="Courier New"/>
+          <w:color w:val="BCBEC4"/>
+          <w:sz w:val="20"/>
+          <w:szCs w:val="20"/>
         </w:rPr>
         <w:t xml:space="preserve"> </w:t>
       </w:r>
       <w:r>
         <w:rPr>
+          <w:rFonts w:ascii="Courier New" w:eastAsia="Times New Roman" w:hAnsi="Courier New" w:cs="Courier New"/>
           <w:color w:val="CF8E6D"/>
+          <w:sz w:val="20"/>
+          <w:szCs w:val="20"/>
+          <w:lang w:val="ru-RU"/>
         </w:rPr>
         <w:t>in</w:t>
       </w:r>
       <w:r>
         <w:rPr>
+          <w:rFonts w:ascii="Courier New" w:eastAsia="Times New Roman" w:hAnsi="Courier New" w:cs="Courier New"/>
           <w:color w:val="CF8E6D"/>
-          <w:lang w:val="uk-UA"/>
+          <w:sz w:val="20"/>
+          <w:szCs w:val="20"/>
         </w:rPr>
         <w:t xml:space="preserve"> </w:t>
       </w:r>
       <w:r>
         <w:rPr>
+          <w:rFonts w:ascii="Courier New" w:eastAsia="Times New Roman" w:hAnsi="Courier New" w:cs="Courier New"/>
           <w:color w:val="8888C6"/>
+          <w:sz w:val="20"/>
+          <w:szCs w:val="20"/>
+          <w:lang w:val="ru-RU"/>
         </w:rPr>
         <w:t>range</w:t>
       </w:r>
       <w:r>
         <w:rPr>
-          <w:color w:val="BCBEC4"/>
-          <w:lang w:val="uk-UA"/>
+          <w:rFonts w:ascii="Courier New" w:eastAsia="Times New Roman" w:hAnsi="Courier New" w:cs="Courier New"/>
+          <w:color w:val="BCBEC4"/>
+          <w:sz w:val="20"/>
+          <w:szCs w:val="20"/>
         </w:rPr>
         <w:t>(</w:t>
       </w:r>
       <w:r>
         <w:rPr>
-          <w:color w:val="BCBEC4"/>
+          <w:rFonts w:ascii="Courier New" w:eastAsia="Times New Roman" w:hAnsi="Courier New" w:cs="Courier New"/>
+          <w:color w:val="BCBEC4"/>
+          <w:sz w:val="20"/>
+          <w:szCs w:val="20"/>
+          <w:lang w:val="ru-RU"/>
         </w:rPr>
         <w:t>examples</w:t>
       </w:r>
       <w:r>
         <w:rPr>
-          <w:color w:val="BCBEC4"/>
-          <w:lang w:val="uk-UA"/>
+          <w:rFonts w:ascii="Courier New" w:eastAsia="Times New Roman" w:hAnsi="Courier New" w:cs="Courier New"/>
+          <w:color w:val="BCBEC4"/>
+          <w:sz w:val="20"/>
+          <w:szCs w:val="20"/>
         </w:rPr>
         <w:t>):</w:t>
       </w:r>
       <w:r>
         <w:rPr>
-          <w:color w:val="BCBEC4"/>
-          <w:lang w:val="uk-UA"/>
+          <w:rFonts w:ascii="Courier New" w:eastAsia="Times New Roman" w:hAnsi="Courier New" w:cs="Courier New"/>
+          <w:color w:val="BCBEC4"/>
+          <w:sz w:val="20"/>
+          <w:szCs w:val="20"/>
         </w:rPr>
         <w:br/>
       </w:r>
       <w:r>
         <w:rPr>
-          <w:color w:val="BCBEC4"/>
-          <w:lang w:val="uk-UA"/>
+          <w:rFonts w:ascii="Courier New" w:eastAsia="Times New Roman" w:hAnsi="Courier New" w:cs="Courier New"/>
+          <w:color w:val="BCBEC4"/>
+          <w:sz w:val="20"/>
+          <w:szCs w:val="20"/>
         </w:rPr>
         <w:lastRenderedPageBreak/>
         <w:br/>
@@ -6720,2506 +7286,3479 @@
       </w:r>
       <w:r>
         <w:rPr>
+          <w:rFonts w:ascii="Courier New" w:eastAsia="Times New Roman" w:hAnsi="Courier New" w:cs="Courier New"/>
           <w:color w:val="7A7E85"/>
-          <w:lang w:val="uk-UA"/>
+          <w:sz w:val="20"/>
+          <w:szCs w:val="20"/>
         </w:rPr>
         <w:t># формуємо вектор вхідних сигналів</w:t>
       </w:r>
       <w:r>
         <w:rPr>
+          <w:rFonts w:ascii="Courier New" w:eastAsia="Times New Roman" w:hAnsi="Courier New" w:cs="Courier New"/>
           <w:color w:val="7A7E85"/>
-          <w:lang w:val="uk-UA"/>
+          <w:sz w:val="20"/>
+          <w:szCs w:val="20"/>
         </w:rPr>
         <w:br/>
         <w:t xml:space="preserve">            # </w:t>
       </w:r>
       <w:r>
         <w:rPr>
+          <w:rFonts w:ascii="Courier New" w:eastAsia="Times New Roman" w:hAnsi="Courier New" w:cs="Courier New"/>
           <w:color w:val="7A7E85"/>
+          <w:sz w:val="20"/>
+          <w:szCs w:val="20"/>
+          <w:lang w:val="ru-RU"/>
         </w:rPr>
         <w:t>X</w:t>
       </w:r>
       <w:r>
         <w:rPr>
+          <w:rFonts w:ascii="Courier New" w:eastAsia="Times New Roman" w:hAnsi="Courier New" w:cs="Courier New"/>
           <w:color w:val="7A7E85"/>
-          <w:lang w:val="uk-UA"/>
+          <w:sz w:val="20"/>
+          <w:szCs w:val="20"/>
         </w:rPr>
         <w:t>0 = 1 використовується для зміщення (</w:t>
       </w:r>
       <w:r>
         <w:rPr>
+          <w:rFonts w:ascii="Courier New" w:eastAsia="Times New Roman" w:hAnsi="Courier New" w:cs="Courier New"/>
           <w:color w:val="7A7E85"/>
+          <w:sz w:val="20"/>
+          <w:szCs w:val="20"/>
+          <w:lang w:val="ru-RU"/>
         </w:rPr>
         <w:t>bias</w:t>
       </w:r>
       <w:r>
         <w:rPr>
+          <w:rFonts w:ascii="Courier New" w:eastAsia="Times New Roman" w:hAnsi="Courier New" w:cs="Courier New"/>
           <w:color w:val="7A7E85"/>
-          <w:lang w:val="uk-UA"/>
+          <w:sz w:val="20"/>
+          <w:szCs w:val="20"/>
         </w:rPr>
         <w:t>)</w:t>
       </w:r>
       <w:r>
         <w:rPr>
+          <w:rFonts w:ascii="Courier New" w:eastAsia="Times New Roman" w:hAnsi="Courier New" w:cs="Courier New"/>
           <w:color w:val="7A7E85"/>
-          <w:lang w:val="uk-UA"/>
+          <w:sz w:val="20"/>
+          <w:szCs w:val="20"/>
         </w:rPr>
         <w:br/>
         <w:t xml:space="preserve">            </w:t>
       </w:r>
       <w:r>
         <w:rPr>
-          <w:color w:val="BCBEC4"/>
+          <w:rFonts w:ascii="Courier New" w:eastAsia="Times New Roman" w:hAnsi="Courier New" w:cs="Courier New"/>
+          <w:color w:val="BCBEC4"/>
+          <w:sz w:val="20"/>
+          <w:szCs w:val="20"/>
+          <w:lang w:val="ru-RU"/>
         </w:rPr>
         <w:t>X</w:t>
       </w:r>
       <w:r>
         <w:rPr>
-          <w:color w:val="BCBEC4"/>
-          <w:lang w:val="uk-UA"/>
+          <w:rFonts w:ascii="Courier New" w:eastAsia="Times New Roman" w:hAnsi="Courier New" w:cs="Courier New"/>
+          <w:color w:val="BCBEC4"/>
+          <w:sz w:val="20"/>
+          <w:szCs w:val="20"/>
         </w:rPr>
         <w:t xml:space="preserve"> = [</w:t>
       </w:r>
       <w:r>
         <w:rPr>
+          <w:rFonts w:ascii="Courier New" w:eastAsia="Times New Roman" w:hAnsi="Courier New" w:cs="Courier New"/>
           <w:color w:val="2AACB8"/>
-          <w:lang w:val="uk-UA"/>
+          <w:sz w:val="20"/>
+          <w:szCs w:val="20"/>
         </w:rPr>
         <w:t>1</w:t>
       </w:r>
       <w:r>
         <w:rPr>
-          <w:color w:val="BCBEC4"/>
-          <w:lang w:val="uk-UA"/>
+          <w:rFonts w:ascii="Courier New" w:eastAsia="Times New Roman" w:hAnsi="Courier New" w:cs="Courier New"/>
+          <w:color w:val="BCBEC4"/>
+          <w:sz w:val="20"/>
+          <w:szCs w:val="20"/>
         </w:rPr>
         <w:t>]</w:t>
       </w:r>
       <w:r>
         <w:rPr>
-          <w:color w:val="BCBEC4"/>
-          <w:lang w:val="uk-UA"/>
+          <w:rFonts w:ascii="Courier New" w:eastAsia="Times New Roman" w:hAnsi="Courier New" w:cs="Courier New"/>
+          <w:color w:val="BCBEC4"/>
+          <w:sz w:val="20"/>
+          <w:szCs w:val="20"/>
         </w:rPr>
         <w:br/>
       </w:r>
       <w:r>
         <w:rPr>
-          <w:color w:val="BCBEC4"/>
-          <w:lang w:val="uk-UA"/>
+          <w:rFonts w:ascii="Courier New" w:eastAsia="Times New Roman" w:hAnsi="Courier New" w:cs="Courier New"/>
+          <w:color w:val="BCBEC4"/>
+          <w:sz w:val="20"/>
+          <w:szCs w:val="20"/>
         </w:rPr>
         <w:br/>
         <w:t xml:space="preserve">            </w:t>
       </w:r>
       <w:r>
         <w:rPr>
+          <w:rFonts w:ascii="Courier New" w:eastAsia="Times New Roman" w:hAnsi="Courier New" w:cs="Courier New"/>
           <w:color w:val="CF8E6D"/>
+          <w:sz w:val="20"/>
+          <w:szCs w:val="20"/>
+          <w:lang w:val="ru-RU"/>
         </w:rPr>
         <w:t>for</w:t>
       </w:r>
       <w:r>
         <w:rPr>
+          <w:rFonts w:ascii="Courier New" w:eastAsia="Times New Roman" w:hAnsi="Courier New" w:cs="Courier New"/>
           <w:color w:val="CF8E6D"/>
-          <w:lang w:val="uk-UA"/>
+          <w:sz w:val="20"/>
+          <w:szCs w:val="20"/>
         </w:rPr>
         <w:t xml:space="preserve"> </w:t>
       </w:r>
       <w:r>
         <w:rPr>
-          <w:color w:val="BCBEC4"/>
+          <w:rFonts w:ascii="Courier New" w:eastAsia="Times New Roman" w:hAnsi="Courier New" w:cs="Courier New"/>
+          <w:color w:val="BCBEC4"/>
+          <w:sz w:val="20"/>
+          <w:szCs w:val="20"/>
+          <w:lang w:val="ru-RU"/>
         </w:rPr>
         <w:t>j</w:t>
       </w:r>
       <w:r>
         <w:rPr>
-          <w:color w:val="BCBEC4"/>
-          <w:lang w:val="uk-UA"/>
+          <w:rFonts w:ascii="Courier New" w:eastAsia="Times New Roman" w:hAnsi="Courier New" w:cs="Courier New"/>
+          <w:color w:val="BCBEC4"/>
+          <w:sz w:val="20"/>
+          <w:szCs w:val="20"/>
         </w:rPr>
         <w:t xml:space="preserve"> </w:t>
       </w:r>
       <w:r>
         <w:rPr>
+          <w:rFonts w:ascii="Courier New" w:eastAsia="Times New Roman" w:hAnsi="Courier New" w:cs="Courier New"/>
           <w:color w:val="CF8E6D"/>
+          <w:sz w:val="20"/>
+          <w:szCs w:val="20"/>
+          <w:lang w:val="ru-RU"/>
         </w:rPr>
         <w:t>in</w:t>
       </w:r>
       <w:r>
         <w:rPr>
+          <w:rFonts w:ascii="Courier New" w:eastAsia="Times New Roman" w:hAnsi="Courier New" w:cs="Courier New"/>
           <w:color w:val="CF8E6D"/>
-          <w:lang w:val="uk-UA"/>
+          <w:sz w:val="20"/>
+          <w:szCs w:val="20"/>
         </w:rPr>
         <w:t xml:space="preserve"> </w:t>
       </w:r>
       <w:r>
         <w:rPr>
+          <w:rFonts w:ascii="Courier New" w:eastAsia="Times New Roman" w:hAnsi="Courier New" w:cs="Courier New"/>
           <w:color w:val="8888C6"/>
+          <w:sz w:val="20"/>
+          <w:szCs w:val="20"/>
+          <w:lang w:val="ru-RU"/>
         </w:rPr>
         <w:t>range</w:t>
       </w:r>
       <w:r>
         <w:rPr>
-          <w:color w:val="BCBEC4"/>
-          <w:lang w:val="uk-UA"/>
+          <w:rFonts w:ascii="Courier New" w:eastAsia="Times New Roman" w:hAnsi="Courier New" w:cs="Courier New"/>
+          <w:color w:val="BCBEC4"/>
+          <w:sz w:val="20"/>
+          <w:szCs w:val="20"/>
         </w:rPr>
         <w:t>(</w:t>
       </w:r>
       <w:r>
         <w:rPr>
+          <w:rFonts w:ascii="Courier New" w:eastAsia="Times New Roman" w:hAnsi="Courier New" w:cs="Courier New"/>
           <w:color w:val="2AACB8"/>
-          <w:lang w:val="uk-UA"/>
+          <w:sz w:val="20"/>
+          <w:szCs w:val="20"/>
         </w:rPr>
         <w:t>3</w:t>
       </w:r>
       <w:r>
         <w:rPr>
-          <w:color w:val="BCBEC4"/>
-          <w:lang w:val="uk-UA"/>
+          <w:rFonts w:ascii="Courier New" w:eastAsia="Times New Roman" w:hAnsi="Courier New" w:cs="Courier New"/>
+          <w:color w:val="BCBEC4"/>
+          <w:sz w:val="20"/>
+          <w:szCs w:val="20"/>
         </w:rPr>
         <w:t>):</w:t>
       </w:r>
       <w:r>
         <w:rPr>
-          <w:color w:val="BCBEC4"/>
-          <w:lang w:val="uk-UA"/>
+          <w:rFonts w:ascii="Courier New" w:eastAsia="Times New Roman" w:hAnsi="Courier New" w:cs="Courier New"/>
+          <w:color w:val="BCBEC4"/>
+          <w:sz w:val="20"/>
+          <w:szCs w:val="20"/>
         </w:rPr>
         <w:br/>
         <w:t xml:space="preserve">                </w:t>
       </w:r>
       <w:r>
         <w:rPr>
-          <w:color w:val="BCBEC4"/>
+          <w:rFonts w:ascii="Courier New" w:eastAsia="Times New Roman" w:hAnsi="Courier New" w:cs="Courier New"/>
+          <w:color w:val="BCBEC4"/>
+          <w:sz w:val="20"/>
+          <w:szCs w:val="20"/>
+          <w:lang w:val="ru-RU"/>
         </w:rPr>
         <w:t>X</w:t>
       </w:r>
       <w:r>
         <w:rPr>
-          <w:color w:val="BCBEC4"/>
-          <w:lang w:val="uk-UA"/>
+          <w:rFonts w:ascii="Courier New" w:eastAsia="Times New Roman" w:hAnsi="Courier New" w:cs="Courier New"/>
+          <w:color w:val="BCBEC4"/>
+          <w:sz w:val="20"/>
+          <w:szCs w:val="20"/>
         </w:rPr>
         <w:t>.</w:t>
       </w:r>
       <w:r>
         <w:rPr>
-          <w:color w:val="BCBEC4"/>
+          <w:rFonts w:ascii="Courier New" w:eastAsia="Times New Roman" w:hAnsi="Courier New" w:cs="Courier New"/>
+          <w:color w:val="BCBEC4"/>
+          <w:sz w:val="20"/>
+          <w:szCs w:val="20"/>
+          <w:lang w:val="ru-RU"/>
         </w:rPr>
         <w:t>append</w:t>
       </w:r>
       <w:r>
         <w:rPr>
-          <w:color w:val="BCBEC4"/>
-          <w:lang w:val="uk-UA"/>
+          <w:rFonts w:ascii="Courier New" w:eastAsia="Times New Roman" w:hAnsi="Courier New" w:cs="Courier New"/>
+          <w:color w:val="BCBEC4"/>
+          <w:sz w:val="20"/>
+          <w:szCs w:val="20"/>
         </w:rPr>
         <w:t>(</w:t>
       </w:r>
       <w:r>
         <w:rPr>
-          <w:color w:val="BCBEC4"/>
+          <w:rFonts w:ascii="Courier New" w:eastAsia="Times New Roman" w:hAnsi="Courier New" w:cs="Courier New"/>
+          <w:color w:val="BCBEC4"/>
+          <w:sz w:val="20"/>
+          <w:szCs w:val="20"/>
+          <w:lang w:val="ru-RU"/>
         </w:rPr>
         <w:t>generate</w:t>
       </w:r>
       <w:r>
         <w:rPr>
-          <w:color w:val="BCBEC4"/>
-          <w:lang w:val="uk-UA"/>
+          <w:rFonts w:ascii="Courier New" w:eastAsia="Times New Roman" w:hAnsi="Courier New" w:cs="Courier New"/>
+          <w:color w:val="BCBEC4"/>
+          <w:sz w:val="20"/>
+          <w:szCs w:val="20"/>
         </w:rPr>
         <w:t>_</w:t>
       </w:r>
       <w:r>
         <w:rPr>
-          <w:color w:val="BCBEC4"/>
+          <w:rFonts w:ascii="Courier New" w:eastAsia="Times New Roman" w:hAnsi="Courier New" w:cs="Courier New"/>
+          <w:color w:val="BCBEC4"/>
+          <w:sz w:val="20"/>
+          <w:szCs w:val="20"/>
+          <w:lang w:val="ru-RU"/>
         </w:rPr>
         <w:t>input</w:t>
       </w:r>
       <w:r>
         <w:rPr>
-          <w:color w:val="BCBEC4"/>
-          <w:lang w:val="uk-UA"/>
+          <w:rFonts w:ascii="Courier New" w:eastAsia="Times New Roman" w:hAnsi="Courier New" w:cs="Courier New"/>
+          <w:color w:val="BCBEC4"/>
+          <w:sz w:val="20"/>
+          <w:szCs w:val="20"/>
         </w:rPr>
         <w:t>(</w:t>
       </w:r>
       <w:r>
         <w:rPr>
-          <w:color w:val="BCBEC4"/>
+          <w:rFonts w:ascii="Courier New" w:eastAsia="Times New Roman" w:hAnsi="Courier New" w:cs="Courier New"/>
+          <w:color w:val="BCBEC4"/>
+          <w:sz w:val="20"/>
+          <w:szCs w:val="20"/>
+          <w:lang w:val="ru-RU"/>
         </w:rPr>
         <w:t>row</w:t>
       </w:r>
       <w:r>
         <w:rPr>
-          <w:color w:val="BCBEC4"/>
-          <w:lang w:val="uk-UA"/>
+          <w:rFonts w:ascii="Courier New" w:eastAsia="Times New Roman" w:hAnsi="Courier New" w:cs="Courier New"/>
+          <w:color w:val="BCBEC4"/>
+          <w:sz w:val="20"/>
+          <w:szCs w:val="20"/>
         </w:rPr>
         <w:t>[</w:t>
       </w:r>
       <w:r>
         <w:rPr>
-          <w:color w:val="BCBEC4"/>
+          <w:rFonts w:ascii="Courier New" w:eastAsia="Times New Roman" w:hAnsi="Courier New" w:cs="Courier New"/>
+          <w:color w:val="BCBEC4"/>
+          <w:sz w:val="20"/>
+          <w:szCs w:val="20"/>
+          <w:lang w:val="ru-RU"/>
         </w:rPr>
         <w:t>j</w:t>
       </w:r>
       <w:r>
         <w:rPr>
-          <w:color w:val="BCBEC4"/>
-          <w:lang w:val="uk-UA"/>
+          <w:rFonts w:ascii="Courier New" w:eastAsia="Times New Roman" w:hAnsi="Courier New" w:cs="Courier New"/>
+          <w:color w:val="BCBEC4"/>
+          <w:sz w:val="20"/>
+          <w:szCs w:val="20"/>
         </w:rPr>
         <w:t>]))</w:t>
       </w:r>
       <w:r>
         <w:rPr>
-          <w:color w:val="BCBEC4"/>
-          <w:lang w:val="uk-UA"/>
+          <w:rFonts w:ascii="Courier New" w:eastAsia="Times New Roman" w:hAnsi="Courier New" w:cs="Courier New"/>
+          <w:color w:val="BCBEC4"/>
+          <w:sz w:val="20"/>
+          <w:szCs w:val="20"/>
         </w:rPr>
         <w:br/>
       </w:r>
       <w:r>
         <w:rPr>
-          <w:color w:val="BCBEC4"/>
-          <w:lang w:val="uk-UA"/>
+          <w:rFonts w:ascii="Courier New" w:eastAsia="Times New Roman" w:hAnsi="Courier New" w:cs="Courier New"/>
+          <w:color w:val="BCBEC4"/>
+          <w:sz w:val="20"/>
+          <w:szCs w:val="20"/>
         </w:rPr>
         <w:br/>
         <w:t xml:space="preserve">            </w:t>
       </w:r>
       <w:r>
         <w:rPr>
+          <w:rFonts w:ascii="Courier New" w:eastAsia="Times New Roman" w:hAnsi="Courier New" w:cs="Courier New"/>
           <w:color w:val="7A7E85"/>
-          <w:lang w:val="uk-UA"/>
+          <w:sz w:val="20"/>
+          <w:szCs w:val="20"/>
         </w:rPr>
         <w:t># правильний вихід з таблиці істинності</w:t>
       </w:r>
       <w:r>
         <w:rPr>
+          <w:rFonts w:ascii="Courier New" w:eastAsia="Times New Roman" w:hAnsi="Courier New" w:cs="Courier New"/>
           <w:color w:val="7A7E85"/>
-          <w:lang w:val="uk-UA"/>
+          <w:sz w:val="20"/>
+          <w:szCs w:val="20"/>
         </w:rPr>
         <w:br/>
         <w:t xml:space="preserve">            </w:t>
       </w:r>
       <w:r>
         <w:rPr>
-          <w:color w:val="BCBEC4"/>
+          <w:rFonts w:ascii="Courier New" w:eastAsia="Times New Roman" w:hAnsi="Courier New" w:cs="Courier New"/>
+          <w:color w:val="BCBEC4"/>
+          <w:sz w:val="20"/>
+          <w:szCs w:val="20"/>
+          <w:lang w:val="ru-RU"/>
         </w:rPr>
         <w:t>T</w:t>
       </w:r>
       <w:r>
         <w:rPr>
-          <w:color w:val="BCBEC4"/>
-          <w:lang w:val="uk-UA"/>
+          <w:rFonts w:ascii="Courier New" w:eastAsia="Times New Roman" w:hAnsi="Courier New" w:cs="Courier New"/>
+          <w:color w:val="BCBEC4"/>
+          <w:sz w:val="20"/>
+          <w:szCs w:val="20"/>
         </w:rPr>
         <w:t xml:space="preserve"> = </w:t>
       </w:r>
       <w:r>
         <w:rPr>
-          <w:color w:val="BCBEC4"/>
+          <w:rFonts w:ascii="Courier New" w:eastAsia="Times New Roman" w:hAnsi="Courier New" w:cs="Courier New"/>
+          <w:color w:val="BCBEC4"/>
+          <w:sz w:val="20"/>
+          <w:szCs w:val="20"/>
+          <w:lang w:val="ru-RU"/>
         </w:rPr>
         <w:t>row</w:t>
       </w:r>
       <w:r>
         <w:rPr>
-          <w:color w:val="BCBEC4"/>
-          <w:lang w:val="uk-UA"/>
+          <w:rFonts w:ascii="Courier New" w:eastAsia="Times New Roman" w:hAnsi="Courier New" w:cs="Courier New"/>
+          <w:color w:val="BCBEC4"/>
+          <w:sz w:val="20"/>
+          <w:szCs w:val="20"/>
         </w:rPr>
         <w:t>[</w:t>
       </w:r>
       <w:r>
         <w:rPr>
+          <w:rFonts w:ascii="Courier New" w:eastAsia="Times New Roman" w:hAnsi="Courier New" w:cs="Courier New"/>
           <w:color w:val="2AACB8"/>
-          <w:lang w:val="uk-UA"/>
+          <w:sz w:val="20"/>
+          <w:szCs w:val="20"/>
         </w:rPr>
         <w:t>3</w:t>
       </w:r>
       <w:r>
         <w:rPr>
-          <w:color w:val="BCBEC4"/>
-          <w:lang w:val="uk-UA"/>
+          <w:rFonts w:ascii="Courier New" w:eastAsia="Times New Roman" w:hAnsi="Courier New" w:cs="Courier New"/>
+          <w:color w:val="BCBEC4"/>
+          <w:sz w:val="20"/>
+          <w:szCs w:val="20"/>
         </w:rPr>
         <w:t>]</w:t>
       </w:r>
       <w:r>
         <w:rPr>
-          <w:color w:val="BCBEC4"/>
-          <w:lang w:val="uk-UA"/>
+          <w:rFonts w:ascii="Courier New" w:eastAsia="Times New Roman" w:hAnsi="Courier New" w:cs="Courier New"/>
+          <w:color w:val="BCBEC4"/>
+          <w:sz w:val="20"/>
+          <w:szCs w:val="20"/>
         </w:rPr>
         <w:br/>
       </w:r>
       <w:r>
         <w:rPr>
-          <w:color w:val="BCBEC4"/>
-          <w:lang w:val="uk-UA"/>
+          <w:rFonts w:ascii="Courier New" w:eastAsia="Times New Roman" w:hAnsi="Courier New" w:cs="Courier New"/>
+          <w:color w:val="BCBEC4"/>
+          <w:sz w:val="20"/>
+          <w:szCs w:val="20"/>
         </w:rPr>
         <w:br/>
         <w:t xml:space="preserve">            </w:t>
       </w:r>
       <w:r>
         <w:rPr>
+          <w:rFonts w:ascii="Courier New" w:eastAsia="Times New Roman" w:hAnsi="Courier New" w:cs="Courier New"/>
           <w:color w:val="7A7E85"/>
-          <w:lang w:val="uk-UA"/>
+          <w:sz w:val="20"/>
+          <w:szCs w:val="20"/>
         </w:rPr>
         <w:t># ==============================</w:t>
       </w:r>
       <w:r>
         <w:rPr>
+          <w:rFonts w:ascii="Courier New" w:eastAsia="Times New Roman" w:hAnsi="Courier New" w:cs="Courier New"/>
           <w:color w:val="7A7E85"/>
-          <w:lang w:val="uk-UA"/>
+          <w:sz w:val="20"/>
+          <w:szCs w:val="20"/>
         </w:rPr>
         <w:br/>
         <w:t xml:space="preserve">            # обчислення зваженої суми</w:t>
       </w:r>
       <w:r>
         <w:rPr>
+          <w:rFonts w:ascii="Courier New" w:eastAsia="Times New Roman" w:hAnsi="Courier New" w:cs="Courier New"/>
           <w:color w:val="7A7E85"/>
-          <w:lang w:val="uk-UA"/>
+          <w:sz w:val="20"/>
+          <w:szCs w:val="20"/>
         </w:rPr>
         <w:br/>
         <w:t xml:space="preserve">            # ==============================</w:t>
       </w:r>
       <w:r>
         <w:rPr>
+          <w:rFonts w:ascii="Courier New" w:eastAsia="Times New Roman" w:hAnsi="Courier New" w:cs="Courier New"/>
           <w:color w:val="7A7E85"/>
-          <w:lang w:val="uk-UA"/>
+          <w:sz w:val="20"/>
+          <w:szCs w:val="20"/>
         </w:rPr>
         <w:br/>
       </w:r>
       <w:r>
         <w:rPr>
+          <w:rFonts w:ascii="Courier New" w:eastAsia="Times New Roman" w:hAnsi="Courier New" w:cs="Courier New"/>
           <w:color w:val="7A7E85"/>
-          <w:lang w:val="uk-UA"/>
+          <w:sz w:val="20"/>
+          <w:szCs w:val="20"/>
         </w:rPr>
         <w:br/>
         <w:t xml:space="preserve">            </w:t>
       </w:r>
       <w:r>
         <w:rPr>
-          <w:color w:val="BCBEC4"/>
+          <w:rFonts w:ascii="Courier New" w:eastAsia="Times New Roman" w:hAnsi="Courier New" w:cs="Courier New"/>
+          <w:color w:val="BCBEC4"/>
+          <w:sz w:val="20"/>
+          <w:szCs w:val="20"/>
+          <w:lang w:val="ru-RU"/>
         </w:rPr>
         <w:t>S</w:t>
       </w:r>
       <w:r>
         <w:rPr>
-          <w:color w:val="BCBEC4"/>
-          <w:lang w:val="uk-UA"/>
+          <w:rFonts w:ascii="Courier New" w:eastAsia="Times New Roman" w:hAnsi="Courier New" w:cs="Courier New"/>
+          <w:color w:val="BCBEC4"/>
+          <w:sz w:val="20"/>
+          <w:szCs w:val="20"/>
         </w:rPr>
         <w:t xml:space="preserve"> = </w:t>
       </w:r>
       <w:r>
         <w:rPr>
+          <w:rFonts w:ascii="Courier New" w:eastAsia="Times New Roman" w:hAnsi="Courier New" w:cs="Courier New"/>
           <w:color w:val="2AACB8"/>
-          <w:lang w:val="uk-UA"/>
+          <w:sz w:val="20"/>
+          <w:szCs w:val="20"/>
         </w:rPr>
         <w:t>0</w:t>
       </w:r>
       <w:r>
         <w:rPr>
+          <w:rFonts w:ascii="Courier New" w:eastAsia="Times New Roman" w:hAnsi="Courier New" w:cs="Courier New"/>
           <w:color w:val="2AACB8"/>
-          <w:lang w:val="uk-UA"/>
+          <w:sz w:val="20"/>
+          <w:szCs w:val="20"/>
         </w:rPr>
         <w:br/>
         <w:t xml:space="preserve">            </w:t>
       </w:r>
       <w:r>
         <w:rPr>
+          <w:rFonts w:ascii="Courier New" w:eastAsia="Times New Roman" w:hAnsi="Courier New" w:cs="Courier New"/>
           <w:color w:val="CF8E6D"/>
+          <w:sz w:val="20"/>
+          <w:szCs w:val="20"/>
+          <w:lang w:val="ru-RU"/>
         </w:rPr>
         <w:t>for</w:t>
       </w:r>
       <w:r>
         <w:rPr>
+          <w:rFonts w:ascii="Courier New" w:eastAsia="Times New Roman" w:hAnsi="Courier New" w:cs="Courier New"/>
           <w:color w:val="CF8E6D"/>
-          <w:lang w:val="uk-UA"/>
+          <w:sz w:val="20"/>
+          <w:szCs w:val="20"/>
         </w:rPr>
         <w:t xml:space="preserve"> </w:t>
       </w:r>
       <w:r>
         <w:rPr>
-          <w:color w:val="BCBEC4"/>
+          <w:rFonts w:ascii="Courier New" w:eastAsia="Times New Roman" w:hAnsi="Courier New" w:cs="Courier New"/>
+          <w:color w:val="BCBEC4"/>
+          <w:sz w:val="20"/>
+          <w:szCs w:val="20"/>
+          <w:lang w:val="ru-RU"/>
         </w:rPr>
         <w:t>j</w:t>
       </w:r>
       <w:r>
         <w:rPr>
-          <w:color w:val="BCBEC4"/>
-          <w:lang w:val="uk-UA"/>
+          <w:rFonts w:ascii="Courier New" w:eastAsia="Times New Roman" w:hAnsi="Courier New" w:cs="Courier New"/>
+          <w:color w:val="BCBEC4"/>
+          <w:sz w:val="20"/>
+          <w:szCs w:val="20"/>
         </w:rPr>
         <w:t xml:space="preserve"> </w:t>
       </w:r>
       <w:r>
         <w:rPr>
+          <w:rFonts w:ascii="Courier New" w:eastAsia="Times New Roman" w:hAnsi="Courier New" w:cs="Courier New"/>
           <w:color w:val="CF8E6D"/>
+          <w:sz w:val="20"/>
+          <w:szCs w:val="20"/>
+          <w:lang w:val="ru-RU"/>
         </w:rPr>
         <w:t>in</w:t>
       </w:r>
       <w:r>
         <w:rPr>
+          <w:rFonts w:ascii="Courier New" w:eastAsia="Times New Roman" w:hAnsi="Courier New" w:cs="Courier New"/>
           <w:color w:val="CF8E6D"/>
-          <w:lang w:val="uk-UA"/>
+          <w:sz w:val="20"/>
+          <w:szCs w:val="20"/>
         </w:rPr>
         <w:t xml:space="preserve"> </w:t>
       </w:r>
       <w:r>
         <w:rPr>
+          <w:rFonts w:ascii="Courier New" w:eastAsia="Times New Roman" w:hAnsi="Courier New" w:cs="Courier New"/>
           <w:color w:val="8888C6"/>
+          <w:sz w:val="20"/>
+          <w:szCs w:val="20"/>
+          <w:lang w:val="ru-RU"/>
         </w:rPr>
         <w:t>range</w:t>
       </w:r>
       <w:r>
         <w:rPr>
-          <w:color w:val="BCBEC4"/>
-          <w:lang w:val="uk-UA"/>
+          <w:rFonts w:ascii="Courier New" w:eastAsia="Times New Roman" w:hAnsi="Courier New" w:cs="Courier New"/>
+          <w:color w:val="BCBEC4"/>
+          <w:sz w:val="20"/>
+          <w:szCs w:val="20"/>
         </w:rPr>
         <w:t>(</w:t>
       </w:r>
       <w:r>
         <w:rPr>
-          <w:color w:val="BCBEC4"/>
+          <w:rFonts w:ascii="Courier New" w:eastAsia="Times New Roman" w:hAnsi="Courier New" w:cs="Courier New"/>
+          <w:color w:val="BCBEC4"/>
+          <w:sz w:val="20"/>
+          <w:szCs w:val="20"/>
+          <w:lang w:val="ru-RU"/>
         </w:rPr>
         <w:t>L</w:t>
       </w:r>
       <w:r>
         <w:rPr>
-          <w:color w:val="BCBEC4"/>
-          <w:lang w:val="uk-UA"/>
+          <w:rFonts w:ascii="Courier New" w:eastAsia="Times New Roman" w:hAnsi="Courier New" w:cs="Courier New"/>
+          <w:color w:val="BCBEC4"/>
+          <w:sz w:val="20"/>
+          <w:szCs w:val="20"/>
         </w:rPr>
         <w:t>):</w:t>
       </w:r>
       <w:r>
         <w:rPr>
-          <w:color w:val="BCBEC4"/>
-          <w:lang w:val="uk-UA"/>
+          <w:rFonts w:ascii="Courier New" w:eastAsia="Times New Roman" w:hAnsi="Courier New" w:cs="Courier New"/>
+          <w:color w:val="BCBEC4"/>
+          <w:sz w:val="20"/>
+          <w:szCs w:val="20"/>
         </w:rPr>
         <w:br/>
         <w:t xml:space="preserve">                </w:t>
       </w:r>
       <w:r>
         <w:rPr>
-          <w:color w:val="BCBEC4"/>
+          <w:rFonts w:ascii="Courier New" w:eastAsia="Times New Roman" w:hAnsi="Courier New" w:cs="Courier New"/>
+          <w:color w:val="BCBEC4"/>
+          <w:sz w:val="20"/>
+          <w:szCs w:val="20"/>
+          <w:lang w:val="ru-RU"/>
         </w:rPr>
         <w:t>S</w:t>
       </w:r>
       <w:r>
         <w:rPr>
-          <w:color w:val="BCBEC4"/>
-          <w:lang w:val="uk-UA"/>
+          <w:rFonts w:ascii="Courier New" w:eastAsia="Times New Roman" w:hAnsi="Courier New" w:cs="Courier New"/>
+          <w:color w:val="BCBEC4"/>
+          <w:sz w:val="20"/>
+          <w:szCs w:val="20"/>
         </w:rPr>
         <w:t xml:space="preserve"> += </w:t>
       </w:r>
       <w:r>
         <w:rPr>
-          <w:color w:val="BCBEC4"/>
+          <w:rFonts w:ascii="Courier New" w:eastAsia="Times New Roman" w:hAnsi="Courier New" w:cs="Courier New"/>
+          <w:color w:val="BCBEC4"/>
+          <w:sz w:val="20"/>
+          <w:szCs w:val="20"/>
+          <w:lang w:val="ru-RU"/>
         </w:rPr>
         <w:t>W</w:t>
       </w:r>
       <w:r>
         <w:rPr>
-          <w:color w:val="BCBEC4"/>
-          <w:lang w:val="uk-UA"/>
+          <w:rFonts w:ascii="Courier New" w:eastAsia="Times New Roman" w:hAnsi="Courier New" w:cs="Courier New"/>
+          <w:color w:val="BCBEC4"/>
+          <w:sz w:val="20"/>
+          <w:szCs w:val="20"/>
         </w:rPr>
         <w:t>[</w:t>
       </w:r>
       <w:r>
         <w:rPr>
-          <w:color w:val="BCBEC4"/>
+          <w:rFonts w:ascii="Courier New" w:eastAsia="Times New Roman" w:hAnsi="Courier New" w:cs="Courier New"/>
+          <w:color w:val="BCBEC4"/>
+          <w:sz w:val="20"/>
+          <w:szCs w:val="20"/>
+          <w:lang w:val="ru-RU"/>
         </w:rPr>
         <w:t>j</w:t>
       </w:r>
       <w:r>
         <w:rPr>
-          <w:color w:val="BCBEC4"/>
-          <w:lang w:val="uk-UA"/>
+          <w:rFonts w:ascii="Courier New" w:eastAsia="Times New Roman" w:hAnsi="Courier New" w:cs="Courier New"/>
+          <w:color w:val="BCBEC4"/>
+          <w:sz w:val="20"/>
+          <w:szCs w:val="20"/>
         </w:rPr>
         <w:t xml:space="preserve">] * </w:t>
       </w:r>
       <w:r>
         <w:rPr>
-          <w:color w:val="BCBEC4"/>
+          <w:rFonts w:ascii="Courier New" w:eastAsia="Times New Roman" w:hAnsi="Courier New" w:cs="Courier New"/>
+          <w:color w:val="BCBEC4"/>
+          <w:sz w:val="20"/>
+          <w:szCs w:val="20"/>
+          <w:lang w:val="ru-RU"/>
         </w:rPr>
         <w:t>X</w:t>
       </w:r>
       <w:r>
         <w:rPr>
-          <w:color w:val="BCBEC4"/>
-          <w:lang w:val="uk-UA"/>
+          <w:rFonts w:ascii="Courier New" w:eastAsia="Times New Roman" w:hAnsi="Courier New" w:cs="Courier New"/>
+          <w:color w:val="BCBEC4"/>
+          <w:sz w:val="20"/>
+          <w:szCs w:val="20"/>
         </w:rPr>
         <w:t>[</w:t>
       </w:r>
       <w:r>
         <w:rPr>
-          <w:color w:val="BCBEC4"/>
+          <w:rFonts w:ascii="Courier New" w:eastAsia="Times New Roman" w:hAnsi="Courier New" w:cs="Courier New"/>
+          <w:color w:val="BCBEC4"/>
+          <w:sz w:val="20"/>
+          <w:szCs w:val="20"/>
+          <w:lang w:val="ru-RU"/>
         </w:rPr>
         <w:t>j</w:t>
       </w:r>
       <w:r>
         <w:rPr>
-          <w:color w:val="BCBEC4"/>
-          <w:lang w:val="uk-UA"/>
+          <w:rFonts w:ascii="Courier New" w:eastAsia="Times New Roman" w:hAnsi="Courier New" w:cs="Courier New"/>
+          <w:color w:val="BCBEC4"/>
+          <w:sz w:val="20"/>
+          <w:szCs w:val="20"/>
         </w:rPr>
         <w:t>]</w:t>
       </w:r>
       <w:r>
         <w:rPr>
-          <w:color w:val="BCBEC4"/>
-          <w:lang w:val="uk-UA"/>
+          <w:rFonts w:ascii="Courier New" w:eastAsia="Times New Roman" w:hAnsi="Courier New" w:cs="Courier New"/>
+          <w:color w:val="BCBEC4"/>
+          <w:sz w:val="20"/>
+          <w:szCs w:val="20"/>
         </w:rPr>
         <w:br/>
       </w:r>
       <w:r>
         <w:rPr>
-          <w:color w:val="BCBEC4"/>
-          <w:lang w:val="uk-UA"/>
+          <w:rFonts w:ascii="Courier New" w:eastAsia="Times New Roman" w:hAnsi="Courier New" w:cs="Courier New"/>
+          <w:color w:val="BCBEC4"/>
+          <w:sz w:val="20"/>
+          <w:szCs w:val="20"/>
         </w:rPr>
         <w:br/>
         <w:t xml:space="preserve">            </w:t>
       </w:r>
       <w:r>
         <w:rPr>
+          <w:rFonts w:ascii="Courier New" w:eastAsia="Times New Roman" w:hAnsi="Courier New" w:cs="Courier New"/>
           <w:color w:val="7A7E85"/>
-          <w:lang w:val="uk-UA"/>
+          <w:sz w:val="20"/>
+          <w:szCs w:val="20"/>
         </w:rPr>
         <w:t># ==============================</w:t>
       </w:r>
       <w:r>
         <w:rPr>
+          <w:rFonts w:ascii="Courier New" w:eastAsia="Times New Roman" w:hAnsi="Courier New" w:cs="Courier New"/>
           <w:color w:val="7A7E85"/>
-          <w:lang w:val="uk-UA"/>
+          <w:sz w:val="20"/>
+          <w:szCs w:val="20"/>
         </w:rPr>
         <w:br/>
         <w:t xml:space="preserve">            # обчислення виходу нейрона</w:t>
       </w:r>
       <w:r>
         <w:rPr>
+          <w:rFonts w:ascii="Courier New" w:eastAsia="Times New Roman" w:hAnsi="Courier New" w:cs="Courier New"/>
           <w:color w:val="7A7E85"/>
-          <w:lang w:val="uk-UA"/>
+          <w:sz w:val="20"/>
+          <w:szCs w:val="20"/>
         </w:rPr>
         <w:br/>
         <w:t xml:space="preserve">            # ==============================</w:t>
       </w:r>
       <w:r>
         <w:rPr>
+          <w:rFonts w:ascii="Courier New" w:eastAsia="Times New Roman" w:hAnsi="Courier New" w:cs="Courier New"/>
           <w:color w:val="7A7E85"/>
-          <w:lang w:val="uk-UA"/>
+          <w:sz w:val="20"/>
+          <w:szCs w:val="20"/>
         </w:rPr>
         <w:br/>
       </w:r>
       <w:r>
         <w:rPr>
+          <w:rFonts w:ascii="Courier New" w:eastAsia="Times New Roman" w:hAnsi="Courier New" w:cs="Courier New"/>
           <w:color w:val="7A7E85"/>
-          <w:lang w:val="uk-UA"/>
+          <w:sz w:val="20"/>
+          <w:szCs w:val="20"/>
         </w:rPr>
         <w:br/>
         <w:t xml:space="preserve">            </w:t>
       </w:r>
       <w:r>
         <w:rPr>
-          <w:color w:val="BCBEC4"/>
+          <w:rFonts w:ascii="Courier New" w:eastAsia="Times New Roman" w:hAnsi="Courier New" w:cs="Courier New"/>
+          <w:color w:val="BCBEC4"/>
+          <w:sz w:val="20"/>
+          <w:szCs w:val="20"/>
+          <w:lang w:val="ru-RU"/>
         </w:rPr>
         <w:t>Y</w:t>
       </w:r>
       <w:r>
         <w:rPr>
-          <w:color w:val="BCBEC4"/>
-          <w:lang w:val="uk-UA"/>
+          <w:rFonts w:ascii="Courier New" w:eastAsia="Times New Roman" w:hAnsi="Courier New" w:cs="Courier New"/>
+          <w:color w:val="BCBEC4"/>
+          <w:sz w:val="20"/>
+          <w:szCs w:val="20"/>
         </w:rPr>
         <w:t xml:space="preserve"> = </w:t>
       </w:r>
       <w:r>
         <w:rPr>
-          <w:color w:val="BCBEC4"/>
+          <w:rFonts w:ascii="Courier New" w:eastAsia="Times New Roman" w:hAnsi="Courier New" w:cs="Courier New"/>
+          <w:color w:val="BCBEC4"/>
+          <w:sz w:val="20"/>
+          <w:szCs w:val="20"/>
+          <w:lang w:val="ru-RU"/>
         </w:rPr>
         <w:t>activation</w:t>
       </w:r>
       <w:r>
         <w:rPr>
-          <w:color w:val="BCBEC4"/>
-          <w:lang w:val="uk-UA"/>
+          <w:rFonts w:ascii="Courier New" w:eastAsia="Times New Roman" w:hAnsi="Courier New" w:cs="Courier New"/>
+          <w:color w:val="BCBEC4"/>
+          <w:sz w:val="20"/>
+          <w:szCs w:val="20"/>
         </w:rPr>
         <w:t>(</w:t>
       </w:r>
       <w:r>
         <w:rPr>
-          <w:color w:val="BCBEC4"/>
+          <w:rFonts w:ascii="Courier New" w:eastAsia="Times New Roman" w:hAnsi="Courier New" w:cs="Courier New"/>
+          <w:color w:val="BCBEC4"/>
+          <w:sz w:val="20"/>
+          <w:szCs w:val="20"/>
+          <w:lang w:val="ru-RU"/>
         </w:rPr>
         <w:t>S</w:t>
       </w:r>
       <w:r>
         <w:rPr>
-          <w:color w:val="BCBEC4"/>
-          <w:lang w:val="uk-UA"/>
+          <w:rFonts w:ascii="Courier New" w:eastAsia="Times New Roman" w:hAnsi="Courier New" w:cs="Courier New"/>
+          <w:color w:val="BCBEC4"/>
+          <w:sz w:val="20"/>
+          <w:szCs w:val="20"/>
         </w:rPr>
         <w:t>)</w:t>
       </w:r>
       <w:r>
         <w:rPr>
-          <w:color w:val="BCBEC4"/>
-          <w:lang w:val="uk-UA"/>
+          <w:rFonts w:ascii="Courier New" w:eastAsia="Times New Roman" w:hAnsi="Courier New" w:cs="Courier New"/>
+          <w:color w:val="BCBEC4"/>
+          <w:sz w:val="20"/>
+          <w:szCs w:val="20"/>
         </w:rPr>
         <w:br/>
       </w:r>
       <w:r>
         <w:rPr>
-          <w:color w:val="BCBEC4"/>
-          <w:lang w:val="uk-UA"/>
+          <w:rFonts w:ascii="Courier New" w:eastAsia="Times New Roman" w:hAnsi="Courier New" w:cs="Courier New"/>
+          <w:color w:val="BCBEC4"/>
+          <w:sz w:val="20"/>
+          <w:szCs w:val="20"/>
         </w:rPr>
         <w:br/>
         <w:t xml:space="preserve">            </w:t>
       </w:r>
       <w:r>
         <w:rPr>
+          <w:rFonts w:ascii="Courier New" w:eastAsia="Times New Roman" w:hAnsi="Courier New" w:cs="Courier New"/>
           <w:color w:val="7A7E85"/>
-          <w:lang w:val="uk-UA"/>
+          <w:sz w:val="20"/>
+          <w:szCs w:val="20"/>
         </w:rPr>
         <w:t># ==============================</w:t>
       </w:r>
       <w:r>
         <w:rPr>
+          <w:rFonts w:ascii="Courier New" w:eastAsia="Times New Roman" w:hAnsi="Courier New" w:cs="Courier New"/>
           <w:color w:val="7A7E85"/>
-          <w:lang w:val="uk-UA"/>
+          <w:sz w:val="20"/>
+          <w:szCs w:val="20"/>
         </w:rPr>
         <w:br/>
         <w:t xml:space="preserve">            # обчислення похибки</w:t>
       </w:r>
       <w:r>
         <w:rPr>
+          <w:rFonts w:ascii="Courier New" w:eastAsia="Times New Roman" w:hAnsi="Courier New" w:cs="Courier New"/>
           <w:color w:val="7A7E85"/>
-          <w:lang w:val="uk-UA"/>
+          <w:sz w:val="20"/>
+          <w:szCs w:val="20"/>
         </w:rPr>
         <w:br/>
         <w:t xml:space="preserve">            # ==============================</w:t>
       </w:r>
       <w:r>
         <w:rPr>
+          <w:rFonts w:ascii="Courier New" w:eastAsia="Times New Roman" w:hAnsi="Courier New" w:cs="Courier New"/>
           <w:color w:val="7A7E85"/>
-          <w:lang w:val="uk-UA"/>
+          <w:sz w:val="20"/>
+          <w:szCs w:val="20"/>
         </w:rPr>
         <w:br/>
       </w:r>
       <w:r>
         <w:rPr>
+          <w:rFonts w:ascii="Courier New" w:eastAsia="Times New Roman" w:hAnsi="Courier New" w:cs="Courier New"/>
           <w:color w:val="7A7E85"/>
-          <w:lang w:val="uk-UA"/>
+          <w:sz w:val="20"/>
+          <w:szCs w:val="20"/>
         </w:rPr>
         <w:br/>
         <w:t xml:space="preserve">            </w:t>
       </w:r>
       <w:r>
         <w:rPr>
-          <w:color w:val="BCBEC4"/>
+          <w:rFonts w:ascii="Courier New" w:eastAsia="Times New Roman" w:hAnsi="Courier New" w:cs="Courier New"/>
+          <w:color w:val="BCBEC4"/>
+          <w:sz w:val="20"/>
+          <w:szCs w:val="20"/>
+          <w:lang w:val="ru-RU"/>
         </w:rPr>
         <w:t>d</w:t>
       </w:r>
       <w:r>
         <w:rPr>
-          <w:color w:val="BCBEC4"/>
-          <w:lang w:val="uk-UA"/>
+          <w:rFonts w:ascii="Courier New" w:eastAsia="Times New Roman" w:hAnsi="Courier New" w:cs="Courier New"/>
+          <w:color w:val="BCBEC4"/>
+          <w:sz w:val="20"/>
+          <w:szCs w:val="20"/>
         </w:rPr>
         <w:t xml:space="preserve"> = </w:t>
       </w:r>
       <w:r>
         <w:rPr>
-          <w:color w:val="BCBEC4"/>
+          <w:rFonts w:ascii="Courier New" w:eastAsia="Times New Roman" w:hAnsi="Courier New" w:cs="Courier New"/>
+          <w:color w:val="BCBEC4"/>
+          <w:sz w:val="20"/>
+          <w:szCs w:val="20"/>
+          <w:lang w:val="ru-RU"/>
         </w:rPr>
         <w:t>T</w:t>
       </w:r>
       <w:r>
         <w:rPr>
-          <w:color w:val="BCBEC4"/>
-          <w:lang w:val="uk-UA"/>
+          <w:rFonts w:ascii="Courier New" w:eastAsia="Times New Roman" w:hAnsi="Courier New" w:cs="Courier New"/>
+          <w:color w:val="BCBEC4"/>
+          <w:sz w:val="20"/>
+          <w:szCs w:val="20"/>
         </w:rPr>
         <w:t xml:space="preserve"> - </w:t>
       </w:r>
       <w:r>
         <w:rPr>
-          <w:color w:val="BCBEC4"/>
+          <w:rFonts w:ascii="Courier New" w:eastAsia="Times New Roman" w:hAnsi="Courier New" w:cs="Courier New"/>
+          <w:color w:val="BCBEC4"/>
+          <w:sz w:val="20"/>
+          <w:szCs w:val="20"/>
+          <w:lang w:val="ru-RU"/>
         </w:rPr>
         <w:t>Y</w:t>
       </w:r>
       <w:r>
         <w:rPr>
-          <w:color w:val="BCBEC4"/>
-          <w:lang w:val="uk-UA"/>
+          <w:rFonts w:ascii="Courier New" w:eastAsia="Times New Roman" w:hAnsi="Courier New" w:cs="Courier New"/>
+          <w:color w:val="BCBEC4"/>
+          <w:sz w:val="20"/>
+          <w:szCs w:val="20"/>
         </w:rPr>
         <w:br/>
       </w:r>
       <w:r>
         <w:rPr>
-          <w:color w:val="BCBEC4"/>
-          <w:lang w:val="uk-UA"/>
+          <w:rFonts w:ascii="Courier New" w:eastAsia="Times New Roman" w:hAnsi="Courier New" w:cs="Courier New"/>
+          <w:color w:val="BCBEC4"/>
+          <w:sz w:val="20"/>
+          <w:szCs w:val="20"/>
         </w:rPr>
         <w:br/>
         <w:t xml:space="preserve">            </w:t>
       </w:r>
       <w:r>
         <w:rPr>
+          <w:rFonts w:ascii="Courier New" w:eastAsia="Times New Roman" w:hAnsi="Courier New" w:cs="Courier New"/>
           <w:color w:val="7A7E85"/>
-          <w:lang w:val="uk-UA"/>
+          <w:sz w:val="20"/>
+          <w:szCs w:val="20"/>
         </w:rPr>
         <w:t># ==============================</w:t>
       </w:r>
       <w:r>
         <w:rPr>
+          <w:rFonts w:ascii="Courier New" w:eastAsia="Times New Roman" w:hAnsi="Courier New" w:cs="Courier New"/>
           <w:color w:val="7A7E85"/>
-          <w:lang w:val="uk-UA"/>
+          <w:sz w:val="20"/>
+          <w:szCs w:val="20"/>
         </w:rPr>
         <w:br/>
         <w:t xml:space="preserve">            # корекція ваг (дельта правило)</w:t>
       </w:r>
       <w:r>
         <w:rPr>
+          <w:rFonts w:ascii="Courier New" w:eastAsia="Times New Roman" w:hAnsi="Courier New" w:cs="Courier New"/>
           <w:color w:val="7A7E85"/>
-          <w:lang w:val="uk-UA"/>
+          <w:sz w:val="20"/>
+          <w:szCs w:val="20"/>
         </w:rPr>
         <w:br/>
         <w:t xml:space="preserve">            # ==============================</w:t>
       </w:r>
       <w:r>
         <w:rPr>
+          <w:rFonts w:ascii="Courier New" w:eastAsia="Times New Roman" w:hAnsi="Courier New" w:cs="Courier New"/>
           <w:color w:val="7A7E85"/>
-          <w:lang w:val="uk-UA"/>
+          <w:sz w:val="20"/>
+          <w:szCs w:val="20"/>
         </w:rPr>
         <w:br/>
       </w:r>
       <w:r>
         <w:rPr>
+          <w:rFonts w:ascii="Courier New" w:eastAsia="Times New Roman" w:hAnsi="Courier New" w:cs="Courier New"/>
           <w:color w:val="7A7E85"/>
-          <w:lang w:val="uk-UA"/>
+          <w:sz w:val="20"/>
+          <w:szCs w:val="20"/>
         </w:rPr>
         <w:br/>
         <w:t xml:space="preserve">            </w:t>
       </w:r>
       <w:r>
         <w:rPr>
+          <w:rFonts w:ascii="Courier New" w:eastAsia="Times New Roman" w:hAnsi="Courier New" w:cs="Courier New"/>
           <w:color w:val="CF8E6D"/>
+          <w:sz w:val="20"/>
+          <w:szCs w:val="20"/>
+          <w:lang w:val="ru-RU"/>
         </w:rPr>
         <w:t>for</w:t>
       </w:r>
       <w:r>
         <w:rPr>
+          <w:rFonts w:ascii="Courier New" w:eastAsia="Times New Roman" w:hAnsi="Courier New" w:cs="Courier New"/>
           <w:color w:val="CF8E6D"/>
-          <w:lang w:val="uk-UA"/>
+          <w:sz w:val="20"/>
+          <w:szCs w:val="20"/>
         </w:rPr>
         <w:t xml:space="preserve"> </w:t>
       </w:r>
       <w:r>
         <w:rPr>
-          <w:color w:val="BCBEC4"/>
+          <w:rFonts w:ascii="Courier New" w:eastAsia="Times New Roman" w:hAnsi="Courier New" w:cs="Courier New"/>
+          <w:color w:val="BCBEC4"/>
+          <w:sz w:val="20"/>
+          <w:szCs w:val="20"/>
+          <w:lang w:val="ru-RU"/>
         </w:rPr>
         <w:t>j</w:t>
       </w:r>
       <w:r>
         <w:rPr>
-          <w:color w:val="BCBEC4"/>
-          <w:lang w:val="uk-UA"/>
+          <w:rFonts w:ascii="Courier New" w:eastAsia="Times New Roman" w:hAnsi="Courier New" w:cs="Courier New"/>
+          <w:color w:val="BCBEC4"/>
+          <w:sz w:val="20"/>
+          <w:szCs w:val="20"/>
         </w:rPr>
         <w:t xml:space="preserve"> </w:t>
       </w:r>
       <w:r>
         <w:rPr>
+          <w:rFonts w:ascii="Courier New" w:eastAsia="Times New Roman" w:hAnsi="Courier New" w:cs="Courier New"/>
           <w:color w:val="CF8E6D"/>
+          <w:sz w:val="20"/>
+          <w:szCs w:val="20"/>
+          <w:lang w:val="ru-RU"/>
         </w:rPr>
         <w:t>in</w:t>
       </w:r>
       <w:r>
         <w:rPr>
+          <w:rFonts w:ascii="Courier New" w:eastAsia="Times New Roman" w:hAnsi="Courier New" w:cs="Courier New"/>
           <w:color w:val="CF8E6D"/>
-          <w:lang w:val="uk-UA"/>
+          <w:sz w:val="20"/>
+          <w:szCs w:val="20"/>
         </w:rPr>
         <w:t xml:space="preserve"> </w:t>
       </w:r>
       <w:r>
         <w:rPr>
+          <w:rFonts w:ascii="Courier New" w:eastAsia="Times New Roman" w:hAnsi="Courier New" w:cs="Courier New"/>
           <w:color w:val="8888C6"/>
+          <w:sz w:val="20"/>
+          <w:szCs w:val="20"/>
+          <w:lang w:val="ru-RU"/>
         </w:rPr>
         <w:t>range</w:t>
       </w:r>
       <w:r>
         <w:rPr>
-          <w:color w:val="BCBEC4"/>
-          <w:lang w:val="uk-UA"/>
+          <w:rFonts w:ascii="Courier New" w:eastAsia="Times New Roman" w:hAnsi="Courier New" w:cs="Courier New"/>
+          <w:color w:val="BCBEC4"/>
+          <w:sz w:val="20"/>
+          <w:szCs w:val="20"/>
         </w:rPr>
         <w:t>(</w:t>
       </w:r>
       <w:r>
         <w:rPr>
-          <w:color w:val="BCBEC4"/>
+          <w:rFonts w:ascii="Courier New" w:eastAsia="Times New Roman" w:hAnsi="Courier New" w:cs="Courier New"/>
+          <w:color w:val="BCBEC4"/>
+          <w:sz w:val="20"/>
+          <w:szCs w:val="20"/>
+          <w:lang w:val="ru-RU"/>
         </w:rPr>
         <w:t>L</w:t>
       </w:r>
       <w:r>
         <w:rPr>
-          <w:color w:val="BCBEC4"/>
-          <w:lang w:val="uk-UA"/>
+          <w:rFonts w:ascii="Courier New" w:eastAsia="Times New Roman" w:hAnsi="Courier New" w:cs="Courier New"/>
+          <w:color w:val="BCBEC4"/>
+          <w:sz w:val="20"/>
+          <w:szCs w:val="20"/>
         </w:rPr>
         <w:t>):</w:t>
       </w:r>
       <w:r>
         <w:rPr>
-          <w:color w:val="BCBEC4"/>
-          <w:lang w:val="uk-UA"/>
+          <w:rFonts w:ascii="Courier New" w:eastAsia="Times New Roman" w:hAnsi="Courier New" w:cs="Courier New"/>
+          <w:color w:val="BCBEC4"/>
+          <w:sz w:val="20"/>
+          <w:szCs w:val="20"/>
         </w:rPr>
         <w:br/>
         <w:t xml:space="preserve">                </w:t>
       </w:r>
       <w:r>
         <w:rPr>
-          <w:color w:val="BCBEC4"/>
+          <w:rFonts w:ascii="Courier New" w:eastAsia="Times New Roman" w:hAnsi="Courier New" w:cs="Courier New"/>
+          <w:color w:val="BCBEC4"/>
+          <w:sz w:val="20"/>
+          <w:szCs w:val="20"/>
+          <w:lang w:val="ru-RU"/>
         </w:rPr>
         <w:t>W</w:t>
       </w:r>
       <w:r>
         <w:rPr>
-          <w:color w:val="BCBEC4"/>
-          <w:lang w:val="uk-UA"/>
+          <w:rFonts w:ascii="Courier New" w:eastAsia="Times New Roman" w:hAnsi="Courier New" w:cs="Courier New"/>
+          <w:color w:val="BCBEC4"/>
+          <w:sz w:val="20"/>
+          <w:szCs w:val="20"/>
         </w:rPr>
         <w:t>[</w:t>
       </w:r>
       <w:r>
         <w:rPr>
-          <w:color w:val="BCBEC4"/>
+          <w:rFonts w:ascii="Courier New" w:eastAsia="Times New Roman" w:hAnsi="Courier New" w:cs="Courier New"/>
+          <w:color w:val="BCBEC4"/>
+          <w:sz w:val="20"/>
+          <w:szCs w:val="20"/>
+          <w:lang w:val="ru-RU"/>
         </w:rPr>
         <w:t>j</w:t>
       </w:r>
       <w:r>
         <w:rPr>
-          <w:color w:val="BCBEC4"/>
-          <w:lang w:val="uk-UA"/>
+          <w:rFonts w:ascii="Courier New" w:eastAsia="Times New Roman" w:hAnsi="Courier New" w:cs="Courier New"/>
+          <w:color w:val="BCBEC4"/>
+          <w:sz w:val="20"/>
+          <w:szCs w:val="20"/>
         </w:rPr>
         <w:t xml:space="preserve">] = </w:t>
       </w:r>
       <w:r>
         <w:rPr>
-          <w:color w:val="BCBEC4"/>
+          <w:rFonts w:ascii="Courier New" w:eastAsia="Times New Roman" w:hAnsi="Courier New" w:cs="Courier New"/>
+          <w:color w:val="BCBEC4"/>
+          <w:sz w:val="20"/>
+          <w:szCs w:val="20"/>
+          <w:lang w:val="ru-RU"/>
         </w:rPr>
         <w:t>W</w:t>
       </w:r>
       <w:r>
         <w:rPr>
-          <w:color w:val="BCBEC4"/>
-          <w:lang w:val="uk-UA"/>
+          <w:rFonts w:ascii="Courier New" w:eastAsia="Times New Roman" w:hAnsi="Courier New" w:cs="Courier New"/>
+          <w:color w:val="BCBEC4"/>
+          <w:sz w:val="20"/>
+          <w:szCs w:val="20"/>
         </w:rPr>
         <w:t>[</w:t>
       </w:r>
       <w:r>
         <w:rPr>
-          <w:color w:val="BCBEC4"/>
+          <w:rFonts w:ascii="Courier New" w:eastAsia="Times New Roman" w:hAnsi="Courier New" w:cs="Courier New"/>
+          <w:color w:val="BCBEC4"/>
+          <w:sz w:val="20"/>
+          <w:szCs w:val="20"/>
+          <w:lang w:val="ru-RU"/>
         </w:rPr>
         <w:t>j</w:t>
       </w:r>
       <w:r>
         <w:rPr>
-          <w:color w:val="BCBEC4"/>
-          <w:lang w:val="uk-UA"/>
+          <w:rFonts w:ascii="Courier New" w:eastAsia="Times New Roman" w:hAnsi="Courier New" w:cs="Courier New"/>
+          <w:color w:val="BCBEC4"/>
+          <w:sz w:val="20"/>
+          <w:szCs w:val="20"/>
         </w:rPr>
         <w:t xml:space="preserve">] + </w:t>
       </w:r>
       <w:r>
         <w:rPr>
-          <w:color w:val="BCBEC4"/>
+          <w:rFonts w:ascii="Courier New" w:eastAsia="Times New Roman" w:hAnsi="Courier New" w:cs="Courier New"/>
+          <w:color w:val="BCBEC4"/>
+          <w:sz w:val="20"/>
+          <w:szCs w:val="20"/>
+          <w:lang w:val="ru-RU"/>
         </w:rPr>
         <w:t>alpha</w:t>
       </w:r>
       <w:r>
         <w:rPr>
-          <w:color w:val="BCBEC4"/>
-          <w:lang w:val="uk-UA"/>
+          <w:rFonts w:ascii="Courier New" w:eastAsia="Times New Roman" w:hAnsi="Courier New" w:cs="Courier New"/>
+          <w:color w:val="BCBEC4"/>
+          <w:sz w:val="20"/>
+          <w:szCs w:val="20"/>
         </w:rPr>
         <w:t xml:space="preserve"> * </w:t>
       </w:r>
       <w:r>
         <w:rPr>
-          <w:color w:val="BCBEC4"/>
+          <w:rFonts w:ascii="Courier New" w:eastAsia="Times New Roman" w:hAnsi="Courier New" w:cs="Courier New"/>
+          <w:color w:val="BCBEC4"/>
+          <w:sz w:val="20"/>
+          <w:szCs w:val="20"/>
+          <w:lang w:val="ru-RU"/>
         </w:rPr>
         <w:t>d</w:t>
       </w:r>
       <w:r>
         <w:rPr>
-          <w:color w:val="BCBEC4"/>
-          <w:lang w:val="uk-UA"/>
+          <w:rFonts w:ascii="Courier New" w:eastAsia="Times New Roman" w:hAnsi="Courier New" w:cs="Courier New"/>
+          <w:color w:val="BCBEC4"/>
+          <w:sz w:val="20"/>
+          <w:szCs w:val="20"/>
         </w:rPr>
         <w:t xml:space="preserve"> * </w:t>
       </w:r>
       <w:r>
         <w:rPr>
-          <w:color w:val="BCBEC4"/>
+          <w:rFonts w:ascii="Courier New" w:eastAsia="Times New Roman" w:hAnsi="Courier New" w:cs="Courier New"/>
+          <w:color w:val="BCBEC4"/>
+          <w:sz w:val="20"/>
+          <w:szCs w:val="20"/>
+          <w:lang w:val="ru-RU"/>
         </w:rPr>
         <w:t>X</w:t>
       </w:r>
       <w:r>
         <w:rPr>
-          <w:color w:val="BCBEC4"/>
-          <w:lang w:val="uk-UA"/>
+          <w:rFonts w:ascii="Courier New" w:eastAsia="Times New Roman" w:hAnsi="Courier New" w:cs="Courier New"/>
+          <w:color w:val="BCBEC4"/>
+          <w:sz w:val="20"/>
+          <w:szCs w:val="20"/>
         </w:rPr>
         <w:t>[</w:t>
       </w:r>
       <w:r>
         <w:rPr>
-          <w:color w:val="BCBEC4"/>
+          <w:rFonts w:ascii="Courier New" w:eastAsia="Times New Roman" w:hAnsi="Courier New" w:cs="Courier New"/>
+          <w:color w:val="BCBEC4"/>
+          <w:sz w:val="20"/>
+          <w:szCs w:val="20"/>
+          <w:lang w:val="ru-RU"/>
         </w:rPr>
         <w:t>j</w:t>
       </w:r>
       <w:r>
         <w:rPr>
-          <w:color w:val="BCBEC4"/>
-          <w:lang w:val="uk-UA"/>
+          <w:rFonts w:ascii="Courier New" w:eastAsia="Times New Roman" w:hAnsi="Courier New" w:cs="Courier New"/>
+          <w:color w:val="BCBEC4"/>
+          <w:sz w:val="20"/>
+          <w:szCs w:val="20"/>
         </w:rPr>
         <w:t>]</w:t>
       </w:r>
       <w:r>
         <w:rPr>
-          <w:color w:val="BCBEC4"/>
-          <w:lang w:val="uk-UA"/>
+          <w:rFonts w:ascii="Courier New" w:eastAsia="Times New Roman" w:hAnsi="Courier New" w:cs="Courier New"/>
+          <w:color w:val="BCBEC4"/>
+          <w:sz w:val="20"/>
+          <w:szCs w:val="20"/>
         </w:rPr>
         <w:br/>
       </w:r>
       <w:r>
         <w:rPr>
-          <w:color w:val="BCBEC4"/>
-          <w:lang w:val="uk-UA"/>
+          <w:rFonts w:ascii="Courier New" w:eastAsia="Times New Roman" w:hAnsi="Courier New" w:cs="Courier New"/>
+          <w:color w:val="BCBEC4"/>
+          <w:sz w:val="20"/>
+          <w:szCs w:val="20"/>
         </w:rPr>
         <w:br/>
         <w:t xml:space="preserve">            </w:t>
       </w:r>
       <w:r>
         <w:rPr>
+          <w:rFonts w:ascii="Courier New" w:eastAsia="Times New Roman" w:hAnsi="Courier New" w:cs="Courier New"/>
           <w:color w:val="7A7E85"/>
-          <w:lang w:val="uk-UA"/>
+          <w:sz w:val="20"/>
+          <w:szCs w:val="20"/>
         </w:rPr>
         <w:t># додаємо квадрат похибки</w:t>
       </w:r>
       <w:r>
         <w:rPr>
+          <w:rFonts w:ascii="Courier New" w:eastAsia="Times New Roman" w:hAnsi="Courier New" w:cs="Courier New"/>
           <w:color w:val="7A7E85"/>
-          <w:lang w:val="uk-UA"/>
+          <w:sz w:val="20"/>
+          <w:szCs w:val="20"/>
         </w:rPr>
         <w:br/>
         <w:t xml:space="preserve">            </w:t>
       </w:r>
       <w:r>
         <w:rPr>
-          <w:color w:val="BCBEC4"/>
+          <w:rFonts w:ascii="Courier New" w:eastAsia="Times New Roman" w:hAnsi="Courier New" w:cs="Courier New"/>
+          <w:color w:val="BCBEC4"/>
+          <w:sz w:val="20"/>
+          <w:szCs w:val="20"/>
+          <w:lang w:val="ru-RU"/>
         </w:rPr>
         <w:t>total</w:t>
       </w:r>
       <w:r>
         <w:rPr>
-          <w:color w:val="BCBEC4"/>
-          <w:lang w:val="uk-UA"/>
+          <w:rFonts w:ascii="Courier New" w:eastAsia="Times New Roman" w:hAnsi="Courier New" w:cs="Courier New"/>
+          <w:color w:val="BCBEC4"/>
+          <w:sz w:val="20"/>
+          <w:szCs w:val="20"/>
         </w:rPr>
         <w:t>_</w:t>
       </w:r>
       <w:r>
         <w:rPr>
-          <w:color w:val="BCBEC4"/>
+          <w:rFonts w:ascii="Courier New" w:eastAsia="Times New Roman" w:hAnsi="Courier New" w:cs="Courier New"/>
+          <w:color w:val="BCBEC4"/>
+          <w:sz w:val="20"/>
+          <w:szCs w:val="20"/>
+          <w:lang w:val="ru-RU"/>
         </w:rPr>
         <w:t>error</w:t>
       </w:r>
       <w:r>
         <w:rPr>
-          <w:color w:val="BCBEC4"/>
-          <w:lang w:val="uk-UA"/>
+          <w:rFonts w:ascii="Courier New" w:eastAsia="Times New Roman" w:hAnsi="Courier New" w:cs="Courier New"/>
+          <w:color w:val="BCBEC4"/>
+          <w:sz w:val="20"/>
+          <w:szCs w:val="20"/>
         </w:rPr>
         <w:t xml:space="preserve"> += </w:t>
       </w:r>
       <w:r>
         <w:rPr>
-          <w:color w:val="BCBEC4"/>
+          <w:rFonts w:ascii="Courier New" w:eastAsia="Times New Roman" w:hAnsi="Courier New" w:cs="Courier New"/>
+          <w:color w:val="BCBEC4"/>
+          <w:sz w:val="20"/>
+          <w:szCs w:val="20"/>
+          <w:lang w:val="ru-RU"/>
         </w:rPr>
         <w:t>d</w:t>
       </w:r>
       <w:r>
         <w:rPr>
-          <w:color w:val="BCBEC4"/>
-          <w:lang w:val="uk-UA"/>
+          <w:rFonts w:ascii="Courier New" w:eastAsia="Times New Roman" w:hAnsi="Courier New" w:cs="Courier New"/>
+          <w:color w:val="BCBEC4"/>
+          <w:sz w:val="20"/>
+          <w:szCs w:val="20"/>
         </w:rPr>
         <w:t>**</w:t>
       </w:r>
       <w:r>
         <w:rPr>
+          <w:rFonts w:ascii="Courier New" w:eastAsia="Times New Roman" w:hAnsi="Courier New" w:cs="Courier New"/>
           <w:color w:val="2AACB8"/>
-          <w:lang w:val="uk-UA"/>
+          <w:sz w:val="20"/>
+          <w:szCs w:val="20"/>
         </w:rPr>
         <w:t>2</w:t>
       </w:r>
       <w:r>
         <w:rPr>
+          <w:rFonts w:ascii="Courier New" w:eastAsia="Times New Roman" w:hAnsi="Courier New" w:cs="Courier New"/>
           <w:color w:val="2AACB8"/>
-          <w:lang w:val="uk-UA"/>
+          <w:sz w:val="20"/>
+          <w:szCs w:val="20"/>
         </w:rPr>
         <w:br/>
       </w:r>
       <w:r>
         <w:rPr>
+          <w:rFonts w:ascii="Courier New" w:eastAsia="Times New Roman" w:hAnsi="Courier New" w:cs="Courier New"/>
           <w:color w:val="2AACB8"/>
-          <w:lang w:val="uk-UA"/>
+          <w:sz w:val="20"/>
+          <w:szCs w:val="20"/>
         </w:rPr>
         <w:br/>
         <w:t xml:space="preserve">    </w:t>
       </w:r>
       <w:r>
         <w:rPr>
+          <w:rFonts w:ascii="Courier New" w:eastAsia="Times New Roman" w:hAnsi="Courier New" w:cs="Courier New"/>
           <w:color w:val="7A7E85"/>
-          <w:lang w:val="uk-UA"/>
+          <w:sz w:val="20"/>
+          <w:szCs w:val="20"/>
         </w:rPr>
         <w:t># середня квадратична похибка</w:t>
       </w:r>
       <w:r>
         <w:rPr>
+          <w:rFonts w:ascii="Courier New" w:eastAsia="Times New Roman" w:hAnsi="Courier New" w:cs="Courier New"/>
           <w:color w:val="7A7E85"/>
-          <w:lang w:val="uk-UA"/>
+          <w:sz w:val="20"/>
+          <w:szCs w:val="20"/>
         </w:rPr>
         <w:br/>
         <w:t xml:space="preserve">    </w:t>
       </w:r>
       <w:r>
         <w:rPr>
-          <w:color w:val="BCBEC4"/>
+          <w:rFonts w:ascii="Courier New" w:eastAsia="Times New Roman" w:hAnsi="Courier New" w:cs="Courier New"/>
+          <w:color w:val="BCBEC4"/>
+          <w:sz w:val="20"/>
+          <w:szCs w:val="20"/>
+          <w:lang w:val="ru-RU"/>
         </w:rPr>
         <w:t>E</w:t>
       </w:r>
       <w:r>
         <w:rPr>
-          <w:color w:val="BCBEC4"/>
-          <w:lang w:val="uk-UA"/>
+          <w:rFonts w:ascii="Courier New" w:eastAsia="Times New Roman" w:hAnsi="Courier New" w:cs="Courier New"/>
+          <w:color w:val="BCBEC4"/>
+          <w:sz w:val="20"/>
+          <w:szCs w:val="20"/>
         </w:rPr>
         <w:t xml:space="preserve"> = </w:t>
       </w:r>
       <w:r>
         <w:rPr>
-          <w:color w:val="BCBEC4"/>
+          <w:rFonts w:ascii="Courier New" w:eastAsia="Times New Roman" w:hAnsi="Courier New" w:cs="Courier New"/>
+          <w:color w:val="BCBEC4"/>
+          <w:sz w:val="20"/>
+          <w:szCs w:val="20"/>
+          <w:lang w:val="ru-RU"/>
         </w:rPr>
         <w:t>total</w:t>
       </w:r>
       <w:r>
         <w:rPr>
-          <w:color w:val="BCBEC4"/>
-          <w:lang w:val="uk-UA"/>
+          <w:rFonts w:ascii="Courier New" w:eastAsia="Times New Roman" w:hAnsi="Courier New" w:cs="Courier New"/>
+          <w:color w:val="BCBEC4"/>
+          <w:sz w:val="20"/>
+          <w:szCs w:val="20"/>
         </w:rPr>
         <w:t>_</w:t>
       </w:r>
       <w:r>
         <w:rPr>
-          <w:color w:val="BCBEC4"/>
+          <w:rFonts w:ascii="Courier New" w:eastAsia="Times New Roman" w:hAnsi="Courier New" w:cs="Courier New"/>
+          <w:color w:val="BCBEC4"/>
+          <w:sz w:val="20"/>
+          <w:szCs w:val="20"/>
+          <w:lang w:val="ru-RU"/>
         </w:rPr>
         <w:t>error</w:t>
       </w:r>
       <w:r>
         <w:rPr>
-          <w:color w:val="BCBEC4"/>
-          <w:lang w:val="uk-UA"/>
-        </w:rPr>
-        <w:t xml:space="preserve"> / </w:t>
-      </w:r>
-      <w:r>
-        <w:rPr>
+          <w:rFonts w:ascii="Courier New" w:eastAsia="Times New Roman" w:hAnsi="Courier New" w:cs="Courier New"/>
+          <w:color w:val="BCBEC4"/>
+          <w:sz w:val="20"/>
+          <w:szCs w:val="20"/>
+        </w:rPr>
+        <w:t xml:space="preserve"> / (</w:t>
+      </w:r>
+      <w:r>
+        <w:rPr>
+          <w:rFonts w:ascii="Courier New" w:eastAsia="Times New Roman" w:hAnsi="Courier New" w:cs="Courier New"/>
           <w:color w:val="8888C6"/>
+          <w:sz w:val="20"/>
+          <w:szCs w:val="20"/>
+          <w:lang w:val="ru-RU"/>
         </w:rPr>
         <w:t>len</w:t>
       </w:r>
       <w:r>
         <w:rPr>
-          <w:color w:val="BCBEC4"/>
-          <w:lang w:val="uk-UA"/>
+          <w:rFonts w:ascii="Courier New" w:eastAsia="Times New Roman" w:hAnsi="Courier New" w:cs="Courier New"/>
+          <w:color w:val="BCBEC4"/>
+          <w:sz w:val="20"/>
+          <w:szCs w:val="20"/>
         </w:rPr>
         <w:t>(</w:t>
       </w:r>
       <w:r>
         <w:rPr>
-          <w:color w:val="BCBEC4"/>
+          <w:rFonts w:ascii="Courier New" w:eastAsia="Times New Roman" w:hAnsi="Courier New" w:cs="Courier New"/>
+          <w:color w:val="BCBEC4"/>
+          <w:sz w:val="20"/>
+          <w:szCs w:val="20"/>
+          <w:lang w:val="ru-RU"/>
         </w:rPr>
         <w:t>M</w:t>
       </w:r>
       <w:r>
         <w:rPr>
-          <w:color w:val="BCBEC4"/>
-          <w:lang w:val="uk-UA"/>
+          <w:rFonts w:ascii="Courier New" w:eastAsia="Times New Roman" w:hAnsi="Courier New" w:cs="Courier New"/>
+          <w:color w:val="BCBEC4"/>
+          <w:sz w:val="20"/>
+          <w:szCs w:val="20"/>
+        </w:rPr>
+        <w:t xml:space="preserve">) * </w:t>
+      </w:r>
+      <w:r>
+        <w:rPr>
+          <w:rFonts w:ascii="Courier New" w:eastAsia="Times New Roman" w:hAnsi="Courier New" w:cs="Courier New"/>
+          <w:color w:val="BCBEC4"/>
+          <w:sz w:val="20"/>
+          <w:szCs w:val="20"/>
+          <w:lang w:val="ru-RU"/>
+        </w:rPr>
+        <w:t>examples</w:t>
+      </w:r>
+      <w:r>
+        <w:rPr>
+          <w:rFonts w:ascii="Courier New" w:eastAsia="Times New Roman" w:hAnsi="Courier New" w:cs="Courier New"/>
+          <w:color w:val="BCBEC4"/>
+          <w:sz w:val="20"/>
+          <w:szCs w:val="20"/>
         </w:rPr>
         <w:t>)</w:t>
       </w:r>
       <w:r>
         <w:rPr>
-          <w:color w:val="BCBEC4"/>
-          <w:lang w:val="uk-UA"/>
+          <w:rFonts w:ascii="Courier New" w:eastAsia="Times New Roman" w:hAnsi="Courier New" w:cs="Courier New"/>
+          <w:color w:val="BCBEC4"/>
+          <w:sz w:val="20"/>
+          <w:szCs w:val="20"/>
         </w:rPr>
         <w:br/>
       </w:r>
       <w:r>
         <w:rPr>
-          <w:color w:val="BCBEC4"/>
-          <w:lang w:val="uk-UA"/>
+          <w:rFonts w:ascii="Courier New" w:eastAsia="Times New Roman" w:hAnsi="Courier New" w:cs="Courier New"/>
+          <w:color w:val="BCBEC4"/>
+          <w:sz w:val="20"/>
+          <w:szCs w:val="20"/>
         </w:rPr>
         <w:br/>
         <w:t xml:space="preserve">    </w:t>
       </w:r>
       <w:r>
         <w:rPr>
+          <w:rFonts w:ascii="Courier New" w:eastAsia="Times New Roman" w:hAnsi="Courier New" w:cs="Courier New"/>
           <w:color w:val="8888C6"/>
+          <w:sz w:val="20"/>
+          <w:szCs w:val="20"/>
+          <w:lang w:val="ru-RU"/>
         </w:rPr>
         <w:t>print</w:t>
       </w:r>
       <w:r>
         <w:rPr>
-          <w:color w:val="BCBEC4"/>
-          <w:lang w:val="uk-UA"/>
+          <w:rFonts w:ascii="Courier New" w:eastAsia="Times New Roman" w:hAnsi="Courier New" w:cs="Courier New"/>
+          <w:color w:val="BCBEC4"/>
+          <w:sz w:val="20"/>
+          <w:szCs w:val="20"/>
         </w:rPr>
         <w:t>(</w:t>
       </w:r>
       <w:r>
         <w:rPr>
+          <w:rFonts w:ascii="Courier New" w:eastAsia="Times New Roman" w:hAnsi="Courier New" w:cs="Courier New"/>
           <w:color w:val="6AAB73"/>
-          <w:lang w:val="uk-UA"/>
+          <w:sz w:val="20"/>
+          <w:szCs w:val="20"/>
         </w:rPr>
         <w:t>"Цикл навчання:"</w:t>
       </w:r>
       <w:r>
         <w:rPr>
-          <w:color w:val="BCBEC4"/>
-          <w:lang w:val="uk-UA"/>
+          <w:rFonts w:ascii="Courier New" w:eastAsia="Times New Roman" w:hAnsi="Courier New" w:cs="Courier New"/>
+          <w:color w:val="BCBEC4"/>
+          <w:sz w:val="20"/>
+          <w:szCs w:val="20"/>
         </w:rPr>
         <w:t xml:space="preserve">, </w:t>
       </w:r>
       <w:r>
         <w:rPr>
-          <w:color w:val="BCBEC4"/>
+          <w:rFonts w:ascii="Courier New" w:eastAsia="Times New Roman" w:hAnsi="Courier New" w:cs="Courier New"/>
+          <w:color w:val="BCBEC4"/>
+          <w:sz w:val="20"/>
+          <w:szCs w:val="20"/>
+          <w:lang w:val="ru-RU"/>
         </w:rPr>
         <w:t>epoch</w:t>
       </w:r>
       <w:r>
         <w:rPr>
-          <w:color w:val="BCBEC4"/>
-          <w:lang w:val="uk-UA"/>
+          <w:rFonts w:ascii="Courier New" w:eastAsia="Times New Roman" w:hAnsi="Courier New" w:cs="Courier New"/>
+          <w:color w:val="BCBEC4"/>
+          <w:sz w:val="20"/>
+          <w:szCs w:val="20"/>
         </w:rPr>
         <w:t>+</w:t>
       </w:r>
       <w:r>
         <w:rPr>
+          <w:rFonts w:ascii="Courier New" w:eastAsia="Times New Roman" w:hAnsi="Courier New" w:cs="Courier New"/>
           <w:color w:val="2AACB8"/>
-          <w:lang w:val="uk-UA"/>
+          <w:sz w:val="20"/>
+          <w:szCs w:val="20"/>
         </w:rPr>
         <w:t>1</w:t>
       </w:r>
       <w:r>
         <w:rPr>
-          <w:color w:val="BCBEC4"/>
-          <w:lang w:val="uk-UA"/>
+          <w:rFonts w:ascii="Courier New" w:eastAsia="Times New Roman" w:hAnsi="Courier New" w:cs="Courier New"/>
+          <w:color w:val="BCBEC4"/>
+          <w:sz w:val="20"/>
+          <w:szCs w:val="20"/>
         </w:rPr>
         <w:t>)</w:t>
       </w:r>
       <w:r>
         <w:rPr>
-          <w:color w:val="BCBEC4"/>
-          <w:lang w:val="uk-UA"/>
+          <w:rFonts w:ascii="Courier New" w:eastAsia="Times New Roman" w:hAnsi="Courier New" w:cs="Courier New"/>
+          <w:color w:val="BCBEC4"/>
+          <w:sz w:val="20"/>
+          <w:szCs w:val="20"/>
         </w:rPr>
         <w:br/>
         <w:t xml:space="preserve">    </w:t>
       </w:r>
       <w:r>
         <w:rPr>
+          <w:rFonts w:ascii="Courier New" w:eastAsia="Times New Roman" w:hAnsi="Courier New" w:cs="Courier New"/>
           <w:color w:val="8888C6"/>
+          <w:sz w:val="20"/>
+          <w:szCs w:val="20"/>
+          <w:lang w:val="ru-RU"/>
         </w:rPr>
         <w:t>print</w:t>
       </w:r>
       <w:r>
         <w:rPr>
-          <w:color w:val="BCBEC4"/>
-          <w:lang w:val="uk-UA"/>
+          <w:rFonts w:ascii="Courier New" w:eastAsia="Times New Roman" w:hAnsi="Courier New" w:cs="Courier New"/>
+          <w:color w:val="BCBEC4"/>
+          <w:sz w:val="20"/>
+          <w:szCs w:val="20"/>
         </w:rPr>
         <w:t>(</w:t>
       </w:r>
       <w:r>
         <w:rPr>
+          <w:rFonts w:ascii="Courier New" w:eastAsia="Times New Roman" w:hAnsi="Courier New" w:cs="Courier New"/>
           <w:color w:val="6AAB73"/>
-          <w:lang w:val="uk-UA"/>
+          <w:sz w:val="20"/>
+          <w:szCs w:val="20"/>
         </w:rPr>
         <w:t>"Вагові коефіцієнти:"</w:t>
       </w:r>
       <w:r>
         <w:rPr>
-          <w:color w:val="BCBEC4"/>
-          <w:lang w:val="uk-UA"/>
+          <w:rFonts w:ascii="Courier New" w:eastAsia="Times New Roman" w:hAnsi="Courier New" w:cs="Courier New"/>
+          <w:color w:val="BCBEC4"/>
+          <w:sz w:val="20"/>
+          <w:szCs w:val="20"/>
         </w:rPr>
         <w:t xml:space="preserve">, </w:t>
       </w:r>
       <w:r>
         <w:rPr>
-          <w:color w:val="BCBEC4"/>
+          <w:rFonts w:ascii="Courier New" w:eastAsia="Times New Roman" w:hAnsi="Courier New" w:cs="Courier New"/>
+          <w:color w:val="BCBEC4"/>
+          <w:sz w:val="20"/>
+          <w:szCs w:val="20"/>
+          <w:lang w:val="ru-RU"/>
         </w:rPr>
         <w:t>W</w:t>
       </w:r>
       <w:r>
         <w:rPr>
-          <w:color w:val="BCBEC4"/>
-          <w:lang w:val="uk-UA"/>
+          <w:rFonts w:ascii="Courier New" w:eastAsia="Times New Roman" w:hAnsi="Courier New" w:cs="Courier New"/>
+          <w:color w:val="BCBEC4"/>
+          <w:sz w:val="20"/>
+          <w:szCs w:val="20"/>
         </w:rPr>
         <w:t>)</w:t>
       </w:r>
       <w:r>
         <w:rPr>
-          <w:color w:val="BCBEC4"/>
-          <w:lang w:val="uk-UA"/>
+          <w:rFonts w:ascii="Courier New" w:eastAsia="Times New Roman" w:hAnsi="Courier New" w:cs="Courier New"/>
+          <w:color w:val="BCBEC4"/>
+          <w:sz w:val="20"/>
+          <w:szCs w:val="20"/>
         </w:rPr>
         <w:br/>
         <w:t xml:space="preserve">    </w:t>
       </w:r>
       <w:r>
         <w:rPr>
+          <w:rFonts w:ascii="Courier New" w:eastAsia="Times New Roman" w:hAnsi="Courier New" w:cs="Courier New"/>
           <w:color w:val="8888C6"/>
+          <w:sz w:val="20"/>
+          <w:szCs w:val="20"/>
+          <w:lang w:val="ru-RU"/>
         </w:rPr>
         <w:t>print</w:t>
       </w:r>
       <w:r>
         <w:rPr>
-          <w:color w:val="BCBEC4"/>
-          <w:lang w:val="uk-UA"/>
+          <w:rFonts w:ascii="Courier New" w:eastAsia="Times New Roman" w:hAnsi="Courier New" w:cs="Courier New"/>
+          <w:color w:val="BCBEC4"/>
+          <w:sz w:val="20"/>
+          <w:szCs w:val="20"/>
         </w:rPr>
         <w:t>(</w:t>
       </w:r>
       <w:r>
         <w:rPr>
+          <w:rFonts w:ascii="Courier New" w:eastAsia="Times New Roman" w:hAnsi="Courier New" w:cs="Courier New"/>
           <w:color w:val="6AAB73"/>
-          <w:lang w:val="uk-UA"/>
+          <w:sz w:val="20"/>
+          <w:szCs w:val="20"/>
         </w:rPr>
         <w:t>"Похибка:"</w:t>
       </w:r>
       <w:r>
         <w:rPr>
-          <w:color w:val="BCBEC4"/>
-          <w:lang w:val="uk-UA"/>
+          <w:rFonts w:ascii="Courier New" w:eastAsia="Times New Roman" w:hAnsi="Courier New" w:cs="Courier New"/>
+          <w:color w:val="BCBEC4"/>
+          <w:sz w:val="20"/>
+          <w:szCs w:val="20"/>
         </w:rPr>
         <w:t xml:space="preserve">, </w:t>
       </w:r>
       <w:r>
         <w:rPr>
-          <w:color w:val="BCBEC4"/>
+          <w:rFonts w:ascii="Courier New" w:eastAsia="Times New Roman" w:hAnsi="Courier New" w:cs="Courier New"/>
+          <w:color w:val="BCBEC4"/>
+          <w:sz w:val="20"/>
+          <w:szCs w:val="20"/>
+          <w:lang w:val="ru-RU"/>
         </w:rPr>
         <w:t>E</w:t>
       </w:r>
       <w:r>
         <w:rPr>
-          <w:color w:val="BCBEC4"/>
-          <w:lang w:val="uk-UA"/>
+          <w:rFonts w:ascii="Courier New" w:eastAsia="Times New Roman" w:hAnsi="Courier New" w:cs="Courier New"/>
+          <w:color w:val="BCBEC4"/>
+          <w:sz w:val="20"/>
+          <w:szCs w:val="20"/>
         </w:rPr>
         <w:t>)</w:t>
       </w:r>
       <w:r>
         <w:rPr>
-          <w:color w:val="BCBEC4"/>
-          <w:lang w:val="uk-UA"/>
+          <w:rFonts w:ascii="Courier New" w:eastAsia="Times New Roman" w:hAnsi="Courier New" w:cs="Courier New"/>
+          <w:color w:val="BCBEC4"/>
+          <w:sz w:val="20"/>
+          <w:szCs w:val="20"/>
+        </w:rPr>
+        <w:br/>
+      </w:r>
+      <w:r>
+        <w:rPr>
+          <w:rFonts w:ascii="Courier New" w:eastAsia="Times New Roman" w:hAnsi="Courier New" w:cs="Courier New"/>
+          <w:color w:val="BCBEC4"/>
+          <w:sz w:val="20"/>
+          <w:szCs w:val="20"/>
+        </w:rPr>
+        <w:br/>
+      </w:r>
+      <w:r>
+        <w:rPr>
+          <w:rFonts w:ascii="Courier New" w:eastAsia="Times New Roman" w:hAnsi="Courier New" w:cs="Courier New"/>
+          <w:color w:val="8888C6"/>
+          <w:sz w:val="20"/>
+          <w:szCs w:val="20"/>
+          <w:lang w:val="ru-RU"/>
+        </w:rPr>
+        <w:t>print</w:t>
+      </w:r>
+      <w:r>
+        <w:rPr>
+          <w:rFonts w:ascii="Courier New" w:eastAsia="Times New Roman" w:hAnsi="Courier New" w:cs="Courier New"/>
+          <w:color w:val="BCBEC4"/>
+          <w:sz w:val="20"/>
+          <w:szCs w:val="20"/>
+        </w:rPr>
+        <w:t>(</w:t>
+      </w:r>
+      <w:r>
+        <w:rPr>
+          <w:rFonts w:ascii="Courier New" w:eastAsia="Times New Roman" w:hAnsi="Courier New" w:cs="Courier New"/>
+          <w:color w:val="6AAB73"/>
+          <w:sz w:val="20"/>
+          <w:szCs w:val="20"/>
+        </w:rPr>
+        <w:t>"=== НАВЧАННЯ ЗАВЕРШЕНО ===</w:t>
+      </w:r>
+      <w:r>
+        <w:rPr>
+          <w:rFonts w:ascii="Courier New" w:eastAsia="Times New Roman" w:hAnsi="Courier New" w:cs="Courier New"/>
+          <w:color w:val="CF8E6D"/>
+          <w:sz w:val="20"/>
+          <w:szCs w:val="20"/>
+        </w:rPr>
+        <w:t>\</w:t>
+      </w:r>
+      <w:r>
+        <w:rPr>
+          <w:rFonts w:ascii="Courier New" w:eastAsia="Times New Roman" w:hAnsi="Courier New" w:cs="Courier New"/>
+          <w:color w:val="CF8E6D"/>
+          <w:sz w:val="20"/>
+          <w:szCs w:val="20"/>
+          <w:lang w:val="ru-RU"/>
+        </w:rPr>
+        <w:t>n</w:t>
+      </w:r>
+      <w:r>
+        <w:rPr>
+          <w:rFonts w:ascii="Courier New" w:eastAsia="Times New Roman" w:hAnsi="Courier New" w:cs="Courier New"/>
+          <w:color w:val="6AAB73"/>
+          <w:sz w:val="20"/>
+          <w:szCs w:val="20"/>
+        </w:rPr>
+        <w:t>"</w:t>
+      </w:r>
+      <w:r>
+        <w:rPr>
+          <w:rFonts w:ascii="Courier New" w:eastAsia="Times New Roman" w:hAnsi="Courier New" w:cs="Courier New"/>
+          <w:color w:val="BCBEC4"/>
+          <w:sz w:val="20"/>
+          <w:szCs w:val="20"/>
+        </w:rPr>
+        <w:t>)</w:t>
+      </w:r>
+      <w:r>
+        <w:rPr>
+          <w:rFonts w:ascii="Courier New" w:eastAsia="Times New Roman" w:hAnsi="Courier New" w:cs="Courier New"/>
+          <w:color w:val="BCBEC4"/>
+          <w:sz w:val="20"/>
+          <w:szCs w:val="20"/>
+        </w:rPr>
+        <w:br/>
+      </w:r>
+      <w:r>
+        <w:rPr>
+          <w:rFonts w:ascii="Courier New" w:eastAsia="Times New Roman" w:hAnsi="Courier New" w:cs="Courier New"/>
+          <w:color w:val="BCBEC4"/>
+          <w:sz w:val="20"/>
+          <w:szCs w:val="20"/>
+        </w:rPr>
+        <w:br/>
+      </w:r>
+      <w:r>
+        <w:rPr>
+          <w:rFonts w:ascii="Courier New" w:eastAsia="Times New Roman" w:hAnsi="Courier New" w:cs="Courier New"/>
+          <w:color w:val="BCBEC4"/>
+          <w:sz w:val="20"/>
+          <w:szCs w:val="20"/>
+        </w:rPr>
+        <w:br/>
+      </w:r>
+      <w:r>
+        <w:rPr>
+          <w:rFonts w:ascii="Courier New" w:eastAsia="Times New Roman" w:hAnsi="Courier New" w:cs="Courier New"/>
+          <w:color w:val="7A7E85"/>
+          <w:sz w:val="20"/>
+          <w:szCs w:val="20"/>
+        </w:rPr>
+        <w:t># ==============================</w:t>
+      </w:r>
+      <w:r>
+        <w:rPr>
+          <w:rFonts w:ascii="Courier New" w:eastAsia="Times New Roman" w:hAnsi="Courier New" w:cs="Courier New"/>
+          <w:color w:val="7A7E85"/>
+          <w:sz w:val="20"/>
+          <w:szCs w:val="20"/>
+        </w:rPr>
+        <w:br/>
+        <w:t># 7. ТЕСТУВАННЯ ПЕРСЕПТРОНА</w:t>
+      </w:r>
+      <w:r>
+        <w:rPr>
+          <w:rFonts w:ascii="Courier New" w:eastAsia="Times New Roman" w:hAnsi="Courier New" w:cs="Courier New"/>
+          <w:color w:val="7A7E85"/>
+          <w:sz w:val="20"/>
+          <w:szCs w:val="20"/>
+        </w:rPr>
+        <w:br/>
+        <w:t># ==============================</w:t>
+      </w:r>
+      <w:r>
+        <w:rPr>
+          <w:rFonts w:ascii="Courier New" w:eastAsia="Times New Roman" w:hAnsi="Courier New" w:cs="Courier New"/>
+          <w:color w:val="7A7E85"/>
+          <w:sz w:val="20"/>
+          <w:szCs w:val="20"/>
+        </w:rPr>
+        <w:br/>
+      </w:r>
+      <w:r>
+        <w:rPr>
+          <w:rFonts w:ascii="Courier New" w:eastAsia="Times New Roman" w:hAnsi="Courier New" w:cs="Courier New"/>
+          <w:color w:val="7A7E85"/>
+          <w:sz w:val="20"/>
+          <w:szCs w:val="20"/>
+        </w:rPr>
+        <w:br/>
+      </w:r>
+      <w:r>
+        <w:rPr>
+          <w:rFonts w:ascii="Courier New" w:eastAsia="Times New Roman" w:hAnsi="Courier New" w:cs="Courier New"/>
+          <w:color w:val="8888C6"/>
+          <w:sz w:val="20"/>
+          <w:szCs w:val="20"/>
+          <w:lang w:val="ru-RU"/>
+        </w:rPr>
+        <w:t>print</w:t>
+      </w:r>
+      <w:r>
+        <w:rPr>
+          <w:rFonts w:ascii="Courier New" w:eastAsia="Times New Roman" w:hAnsi="Courier New" w:cs="Courier New"/>
+          <w:color w:val="BCBEC4"/>
+          <w:sz w:val="20"/>
+          <w:szCs w:val="20"/>
+        </w:rPr>
+        <w:t>(</w:t>
+      </w:r>
+      <w:r>
+        <w:rPr>
+          <w:rFonts w:ascii="Courier New" w:eastAsia="Times New Roman" w:hAnsi="Courier New" w:cs="Courier New"/>
+          <w:color w:val="6AAB73"/>
+          <w:sz w:val="20"/>
+          <w:szCs w:val="20"/>
+        </w:rPr>
+        <w:t>"=== ТЕСТУВАННЯ ===</w:t>
+      </w:r>
+      <w:r>
+        <w:rPr>
+          <w:rFonts w:ascii="Courier New" w:eastAsia="Times New Roman" w:hAnsi="Courier New" w:cs="Courier New"/>
+          <w:color w:val="CF8E6D"/>
+          <w:sz w:val="20"/>
+          <w:szCs w:val="20"/>
+        </w:rPr>
+        <w:t>\</w:t>
+      </w:r>
+      <w:r>
+        <w:rPr>
+          <w:rFonts w:ascii="Courier New" w:eastAsia="Times New Roman" w:hAnsi="Courier New" w:cs="Courier New"/>
+          <w:color w:val="CF8E6D"/>
+          <w:sz w:val="20"/>
+          <w:szCs w:val="20"/>
+          <w:lang w:val="ru-RU"/>
+        </w:rPr>
+        <w:t>n</w:t>
+      </w:r>
+      <w:r>
+        <w:rPr>
+          <w:rFonts w:ascii="Courier New" w:eastAsia="Times New Roman" w:hAnsi="Courier New" w:cs="Courier New"/>
+          <w:color w:val="6AAB73"/>
+          <w:sz w:val="20"/>
+          <w:szCs w:val="20"/>
+        </w:rPr>
+        <w:t>"</w:t>
+      </w:r>
+      <w:r>
+        <w:rPr>
+          <w:rFonts w:ascii="Courier New" w:eastAsia="Times New Roman" w:hAnsi="Courier New" w:cs="Courier New"/>
+          <w:color w:val="BCBEC4"/>
+          <w:sz w:val="20"/>
+          <w:szCs w:val="20"/>
+        </w:rPr>
+        <w:t>)</w:t>
+      </w:r>
+      <w:r>
+        <w:rPr>
+          <w:rFonts w:ascii="Courier New" w:eastAsia="Times New Roman" w:hAnsi="Courier New" w:cs="Courier New"/>
+          <w:color w:val="BCBEC4"/>
+          <w:sz w:val="20"/>
+          <w:szCs w:val="20"/>
+        </w:rPr>
+        <w:br/>
+      </w:r>
+      <w:r>
+        <w:rPr>
+          <w:rFonts w:ascii="Courier New" w:eastAsia="Times New Roman" w:hAnsi="Courier New" w:cs="Courier New"/>
+          <w:color w:val="BCBEC4"/>
+          <w:sz w:val="20"/>
+          <w:szCs w:val="20"/>
+        </w:rPr>
+        <w:br/>
+      </w:r>
+      <w:r>
+        <w:rPr>
+          <w:rFonts w:ascii="Courier New" w:eastAsia="Times New Roman" w:hAnsi="Courier New" w:cs="Courier New"/>
+          <w:color w:val="BCBEC4"/>
+          <w:sz w:val="20"/>
+          <w:szCs w:val="20"/>
+          <w:lang w:val="ru-RU"/>
+        </w:rPr>
+        <w:t>test</w:t>
+      </w:r>
+      <w:r>
+        <w:rPr>
+          <w:rFonts w:ascii="Courier New" w:eastAsia="Times New Roman" w:hAnsi="Courier New" w:cs="Courier New"/>
+          <w:color w:val="BCBEC4"/>
+          <w:sz w:val="20"/>
+          <w:szCs w:val="20"/>
+        </w:rPr>
+        <w:t>_</w:t>
+      </w:r>
+      <w:r>
+        <w:rPr>
+          <w:rFonts w:ascii="Courier New" w:eastAsia="Times New Roman" w:hAnsi="Courier New" w:cs="Courier New"/>
+          <w:color w:val="BCBEC4"/>
+          <w:sz w:val="20"/>
+          <w:szCs w:val="20"/>
+          <w:lang w:val="ru-RU"/>
+        </w:rPr>
+        <w:t>error</w:t>
+      </w:r>
+      <w:r>
+        <w:rPr>
+          <w:rFonts w:ascii="Courier New" w:eastAsia="Times New Roman" w:hAnsi="Courier New" w:cs="Courier New"/>
+          <w:color w:val="BCBEC4"/>
+          <w:sz w:val="20"/>
+          <w:szCs w:val="20"/>
+        </w:rPr>
+        <w:t xml:space="preserve"> = </w:t>
+      </w:r>
+      <w:r>
+        <w:rPr>
+          <w:rFonts w:ascii="Courier New" w:eastAsia="Times New Roman" w:hAnsi="Courier New" w:cs="Courier New"/>
+          <w:color w:val="2AACB8"/>
+          <w:sz w:val="20"/>
+          <w:szCs w:val="20"/>
+        </w:rPr>
+        <w:t>0</w:t>
+      </w:r>
+      <w:r>
+        <w:rPr>
+          <w:rFonts w:ascii="Courier New" w:eastAsia="Times New Roman" w:hAnsi="Courier New" w:cs="Courier New"/>
+          <w:color w:val="2AACB8"/>
+          <w:sz w:val="20"/>
+          <w:szCs w:val="20"/>
+        </w:rPr>
+        <w:br/>
+      </w:r>
+      <w:r>
+        <w:rPr>
+          <w:rFonts w:ascii="Courier New" w:eastAsia="Times New Roman" w:hAnsi="Courier New" w:cs="Courier New"/>
+          <w:color w:val="2AACB8"/>
+          <w:sz w:val="20"/>
+          <w:szCs w:val="20"/>
+        </w:rPr>
+        <w:br/>
+      </w:r>
+      <w:r>
+        <w:rPr>
+          <w:rFonts w:ascii="Courier New" w:eastAsia="Times New Roman" w:hAnsi="Courier New" w:cs="Courier New"/>
+          <w:color w:val="7A7E85"/>
+          <w:sz w:val="20"/>
+          <w:szCs w:val="20"/>
+        </w:rPr>
+        <w:t># перебір рядків таблиці істинності</w:t>
+      </w:r>
+      <w:r>
+        <w:rPr>
+          <w:rFonts w:ascii="Courier New" w:eastAsia="Times New Roman" w:hAnsi="Courier New" w:cs="Courier New"/>
+          <w:color w:val="7A7E85"/>
+          <w:sz w:val="20"/>
+          <w:szCs w:val="20"/>
+        </w:rPr>
+        <w:br/>
+      </w:r>
+      <w:r>
+        <w:rPr>
+          <w:rFonts w:ascii="Courier New" w:eastAsia="Times New Roman" w:hAnsi="Courier New" w:cs="Courier New"/>
+          <w:color w:val="CF8E6D"/>
+          <w:sz w:val="20"/>
+          <w:szCs w:val="20"/>
+          <w:lang w:val="ru-RU"/>
+        </w:rPr>
+        <w:t>for</w:t>
+      </w:r>
+      <w:r>
+        <w:rPr>
+          <w:rFonts w:ascii="Courier New" w:eastAsia="Times New Roman" w:hAnsi="Courier New" w:cs="Courier New"/>
+          <w:color w:val="CF8E6D"/>
+          <w:sz w:val="20"/>
+          <w:szCs w:val="20"/>
+        </w:rPr>
+        <w:t xml:space="preserve"> </w:t>
+      </w:r>
+      <w:r>
+        <w:rPr>
+          <w:rFonts w:ascii="Courier New" w:eastAsia="Times New Roman" w:hAnsi="Courier New" w:cs="Courier New"/>
+          <w:color w:val="BCBEC4"/>
+          <w:sz w:val="20"/>
+          <w:szCs w:val="20"/>
+          <w:lang w:val="ru-RU"/>
+        </w:rPr>
+        <w:t>row</w:t>
+      </w:r>
+      <w:r>
+        <w:rPr>
+          <w:rFonts w:ascii="Courier New" w:eastAsia="Times New Roman" w:hAnsi="Courier New" w:cs="Courier New"/>
+          <w:color w:val="BCBEC4"/>
+          <w:sz w:val="20"/>
+          <w:szCs w:val="20"/>
+        </w:rPr>
+        <w:t xml:space="preserve"> </w:t>
+      </w:r>
+      <w:r>
+        <w:rPr>
+          <w:rFonts w:ascii="Courier New" w:eastAsia="Times New Roman" w:hAnsi="Courier New" w:cs="Courier New"/>
+          <w:color w:val="CF8E6D"/>
+          <w:sz w:val="20"/>
+          <w:szCs w:val="20"/>
+          <w:lang w:val="ru-RU"/>
+        </w:rPr>
+        <w:t>in</w:t>
+      </w:r>
+      <w:r>
+        <w:rPr>
+          <w:rFonts w:ascii="Courier New" w:eastAsia="Times New Roman" w:hAnsi="Courier New" w:cs="Courier New"/>
+          <w:color w:val="CF8E6D"/>
+          <w:sz w:val="20"/>
+          <w:szCs w:val="20"/>
+        </w:rPr>
+        <w:t xml:space="preserve"> </w:t>
+      </w:r>
+      <w:r>
+        <w:rPr>
+          <w:rFonts w:ascii="Courier New" w:eastAsia="Times New Roman" w:hAnsi="Courier New" w:cs="Courier New"/>
+          <w:color w:val="BCBEC4"/>
+          <w:sz w:val="20"/>
+          <w:szCs w:val="20"/>
+          <w:lang w:val="ru-RU"/>
+        </w:rPr>
+        <w:t>M</w:t>
+      </w:r>
+      <w:r>
+        <w:rPr>
+          <w:rFonts w:ascii="Courier New" w:eastAsia="Times New Roman" w:hAnsi="Courier New" w:cs="Courier New"/>
+          <w:color w:val="BCBEC4"/>
+          <w:sz w:val="20"/>
+          <w:szCs w:val="20"/>
+        </w:rPr>
+        <w:t>:</w:t>
+      </w:r>
+      <w:r>
+        <w:rPr>
+          <w:rFonts w:ascii="Courier New" w:eastAsia="Times New Roman" w:hAnsi="Courier New" w:cs="Courier New"/>
+          <w:color w:val="BCBEC4"/>
+          <w:sz w:val="20"/>
+          <w:szCs w:val="20"/>
+        </w:rPr>
+        <w:br/>
+      </w:r>
+      <w:r>
+        <w:rPr>
+          <w:rFonts w:ascii="Courier New" w:eastAsia="Times New Roman" w:hAnsi="Courier New" w:cs="Courier New"/>
+          <w:color w:val="BCBEC4"/>
+          <w:sz w:val="20"/>
+          <w:szCs w:val="20"/>
         </w:rPr>
         <w:br/>
         <w:t xml:space="preserve">    </w:t>
       </w:r>
       <w:r>
         <w:rPr>
+          <w:rFonts w:ascii="Courier New" w:eastAsia="Times New Roman" w:hAnsi="Courier New" w:cs="Courier New"/>
+          <w:color w:val="CF8E6D"/>
+          <w:sz w:val="20"/>
+          <w:szCs w:val="20"/>
+          <w:lang w:val="ru-RU"/>
+        </w:rPr>
+        <w:t>for</w:t>
+      </w:r>
+      <w:r>
+        <w:rPr>
+          <w:rFonts w:ascii="Courier New" w:eastAsia="Times New Roman" w:hAnsi="Courier New" w:cs="Courier New"/>
+          <w:color w:val="CF8E6D"/>
+          <w:sz w:val="20"/>
+          <w:szCs w:val="20"/>
+        </w:rPr>
+        <w:t xml:space="preserve"> </w:t>
+      </w:r>
+      <w:r>
+        <w:rPr>
+          <w:rFonts w:ascii="Courier New" w:eastAsia="Times New Roman" w:hAnsi="Courier New" w:cs="Courier New"/>
+          <w:color w:val="BCBEC4"/>
+          <w:sz w:val="20"/>
+          <w:szCs w:val="20"/>
+          <w:lang w:val="ru-RU"/>
+        </w:rPr>
+        <w:t>k</w:t>
+      </w:r>
+      <w:r>
+        <w:rPr>
+          <w:rFonts w:ascii="Courier New" w:eastAsia="Times New Roman" w:hAnsi="Courier New" w:cs="Courier New"/>
+          <w:color w:val="BCBEC4"/>
+          <w:sz w:val="20"/>
+          <w:szCs w:val="20"/>
+        </w:rPr>
+        <w:t xml:space="preserve"> </w:t>
+      </w:r>
+      <w:r>
+        <w:rPr>
+          <w:rFonts w:ascii="Courier New" w:eastAsia="Times New Roman" w:hAnsi="Courier New" w:cs="Courier New"/>
+          <w:color w:val="CF8E6D"/>
+          <w:sz w:val="20"/>
+          <w:szCs w:val="20"/>
+          <w:lang w:val="ru-RU"/>
+        </w:rPr>
+        <w:t>in</w:t>
+      </w:r>
+      <w:r>
+        <w:rPr>
+          <w:rFonts w:ascii="Courier New" w:eastAsia="Times New Roman" w:hAnsi="Courier New" w:cs="Courier New"/>
+          <w:color w:val="CF8E6D"/>
+          <w:sz w:val="20"/>
+          <w:szCs w:val="20"/>
+        </w:rPr>
+        <w:t xml:space="preserve"> </w:t>
+      </w:r>
+      <w:r>
+        <w:rPr>
+          <w:rFonts w:ascii="Courier New" w:eastAsia="Times New Roman" w:hAnsi="Courier New" w:cs="Courier New"/>
           <w:color w:val="8888C6"/>
-        </w:rPr>
-        <w:t>print</w:t>
-      </w:r>
-      <w:r>
-        <w:rPr>
-          <w:color w:val="BCBEC4"/>
-          <w:lang w:val="uk-UA"/>
-        </w:rPr>
-        <w:t>()</w:t>
-      </w:r>
-      <w:r>
-        <w:rPr>
-          <w:color w:val="BCBEC4"/>
-          <w:lang w:val="uk-UA"/>
+          <w:sz w:val="20"/>
+          <w:szCs w:val="20"/>
+          <w:lang w:val="ru-RU"/>
+        </w:rPr>
+        <w:t>range</w:t>
+      </w:r>
+      <w:r>
+        <w:rPr>
+          <w:rFonts w:ascii="Courier New" w:eastAsia="Times New Roman" w:hAnsi="Courier New" w:cs="Courier New"/>
+          <w:color w:val="BCBEC4"/>
+          <w:sz w:val="20"/>
+          <w:szCs w:val="20"/>
+        </w:rPr>
+        <w:t>(</w:t>
+      </w:r>
+      <w:r>
+        <w:rPr>
+          <w:rFonts w:ascii="Courier New" w:eastAsia="Times New Roman" w:hAnsi="Courier New" w:cs="Courier New"/>
+          <w:color w:val="BCBEC4"/>
+          <w:sz w:val="20"/>
+          <w:szCs w:val="20"/>
+          <w:lang w:val="ru-RU"/>
+        </w:rPr>
+        <w:t>examples</w:t>
+      </w:r>
+      <w:r>
+        <w:rPr>
+          <w:rFonts w:ascii="Courier New" w:eastAsia="Times New Roman" w:hAnsi="Courier New" w:cs="Courier New"/>
+          <w:color w:val="BCBEC4"/>
+          <w:sz w:val="20"/>
+          <w:szCs w:val="20"/>
+        </w:rPr>
+        <w:t>):</w:t>
+      </w:r>
+      <w:r>
+        <w:rPr>
+          <w:rFonts w:ascii="Courier New" w:eastAsia="Times New Roman" w:hAnsi="Courier New" w:cs="Courier New"/>
+          <w:color w:val="BCBEC4"/>
+          <w:sz w:val="20"/>
+          <w:szCs w:val="20"/>
         </w:rPr>
         <w:br/>
       </w:r>
       <w:r>
         <w:rPr>
-          <w:color w:val="BCBEC4"/>
-          <w:lang w:val="uk-UA"/>
+          <w:rFonts w:ascii="Courier New" w:eastAsia="Times New Roman" w:hAnsi="Courier New" w:cs="Courier New"/>
+          <w:color w:val="BCBEC4"/>
+          <w:sz w:val="20"/>
+          <w:szCs w:val="20"/>
         </w:rPr>
         <w:br/>
-      </w:r>
-      <w:r>
-        <w:rPr>
-          <w:color w:val="8888C6"/>
-        </w:rPr>
-        <w:t>print</w:t>
-      </w:r>
-      <w:r>
-        <w:rPr>
-          <w:color w:val="BCBEC4"/>
-          <w:lang w:val="uk-UA"/>
-        </w:rPr>
-        <w:t>(</w:t>
-      </w:r>
-      <w:r>
-        <w:rPr>
-          <w:color w:val="6AAB73"/>
-          <w:lang w:val="uk-UA"/>
-        </w:rPr>
-        <w:t>"=== НАВЧАННЯ ЗАВЕРШЕНО ===</w:t>
-      </w:r>
-      <w:r>
-        <w:rPr>
-          <w:color w:val="CF8E6D"/>
-          <w:lang w:val="uk-UA"/>
-        </w:rPr>
-        <w:t>\</w:t>
-      </w:r>
-      <w:r>
-        <w:rPr>
-          <w:color w:val="CF8E6D"/>
-        </w:rPr>
-        <w:t>n</w:t>
-      </w:r>
-      <w:r>
-        <w:rPr>
-          <w:color w:val="6AAB73"/>
-          <w:lang w:val="uk-UA"/>
-        </w:rPr>
-        <w:t>"</w:t>
-      </w:r>
-      <w:r>
-        <w:rPr>
-          <w:color w:val="BCBEC4"/>
-          <w:lang w:val="uk-UA"/>
-        </w:rPr>
-        <w:t>)</w:t>
-      </w:r>
-      <w:r>
-        <w:rPr>
-          <w:color w:val="BCBEC4"/>
-          <w:lang w:val="uk-UA"/>
+        <w:t xml:space="preserve">        </w:t>
+      </w:r>
+      <w:r>
+        <w:rPr>
+          <w:rFonts w:ascii="Courier New" w:eastAsia="Times New Roman" w:hAnsi="Courier New" w:cs="Courier New"/>
+          <w:color w:val="7A7E85"/>
+          <w:sz w:val="20"/>
+          <w:szCs w:val="20"/>
+        </w:rPr>
+        <w:t># формування вхідного вектора</w:t>
+      </w:r>
+      <w:r>
+        <w:rPr>
+          <w:rFonts w:ascii="Courier New" w:eastAsia="Times New Roman" w:hAnsi="Courier New" w:cs="Courier New"/>
+          <w:color w:val="7A7E85"/>
+          <w:sz w:val="20"/>
+          <w:szCs w:val="20"/>
         </w:rPr>
         <w:br/>
       </w:r>
       <w:r>
         <w:rPr>
-          <w:color w:val="BCBEC4"/>
-          <w:lang w:val="uk-UA"/>
-        </w:rPr>
-        <w:br/>
-      </w:r>
-      <w:r>
-        <w:rPr>
-          <w:color w:val="BCBEC4"/>
-          <w:lang w:val="uk-UA"/>
-        </w:rPr>
-        <w:br/>
-      </w:r>
-      <w:r>
-        <w:rPr>
+          <w:rFonts w:ascii="Courier New" w:eastAsia="Times New Roman" w:hAnsi="Courier New" w:cs="Courier New"/>
           <w:color w:val="7A7E85"/>
-          <w:lang w:val="uk-UA"/>
-        </w:rPr>
-        <w:t># ==============================</w:t>
-      </w:r>
-      <w:r>
-        <w:rPr>
-          <w:color w:val="7A7E85"/>
-          <w:lang w:val="uk-UA"/>
-        </w:rPr>
-        <w:br/>
-        <w:t># 7. ТЕСТУВАННЯ ПЕРСЕПТРОНА</w:t>
-      </w:r>
-      <w:r>
-        <w:rPr>
-          <w:color w:val="7A7E85"/>
-          <w:lang w:val="uk-UA"/>
-        </w:rPr>
-        <w:br/>
-        <w:t># ==============================</w:t>
-      </w:r>
-      <w:r>
-        <w:rPr>
-          <w:color w:val="7A7E85"/>
-          <w:lang w:val="uk-UA"/>
-        </w:rPr>
-        <w:br/>
-      </w:r>
-      <w:r>
-        <w:rPr>
-          <w:color w:val="7A7E85"/>
-          <w:lang w:val="uk-UA"/>
-        </w:rPr>
-        <w:br/>
-      </w:r>
-      <w:r>
-        <w:rPr>
-          <w:color w:val="8888C6"/>
-        </w:rPr>
-        <w:t>print</w:t>
-      </w:r>
-      <w:r>
-        <w:rPr>
-          <w:color w:val="BCBEC4"/>
-          <w:lang w:val="uk-UA"/>
-        </w:rPr>
-        <w:t>(</w:t>
-      </w:r>
-      <w:r>
-        <w:rPr>
-          <w:color w:val="6AAB73"/>
-          <w:lang w:val="uk-UA"/>
-        </w:rPr>
-        <w:t>"=== ТЕСТУВАННЯ ===</w:t>
-      </w:r>
-      <w:r>
-        <w:rPr>
-          <w:color w:val="CF8E6D"/>
-          <w:lang w:val="uk-UA"/>
-        </w:rPr>
-        <w:t>\</w:t>
-      </w:r>
-      <w:r>
-        <w:rPr>
-          <w:color w:val="CF8E6D"/>
-        </w:rPr>
-        <w:t>n</w:t>
-      </w:r>
-      <w:r>
-        <w:rPr>
-          <w:color w:val="6AAB73"/>
-          <w:lang w:val="uk-UA"/>
-        </w:rPr>
-        <w:t>"</w:t>
-      </w:r>
-      <w:r>
-        <w:rPr>
-          <w:color w:val="BCBEC4"/>
-          <w:lang w:val="uk-UA"/>
-        </w:rPr>
-        <w:t>)</w:t>
-      </w:r>
-      <w:r>
-        <w:rPr>
-          <w:color w:val="BCBEC4"/>
-          <w:lang w:val="uk-UA"/>
-        </w:rPr>
-        <w:br/>
-      </w:r>
-      <w:r>
-        <w:rPr>
-          <w:color w:val="BCBEC4"/>
-          <w:lang w:val="uk-UA"/>
-        </w:rPr>
-        <w:br/>
-      </w:r>
-      <w:r>
-        <w:rPr>
-          <w:color w:val="BCBEC4"/>
-        </w:rPr>
-        <w:t>test</w:t>
-      </w:r>
-      <w:r>
-        <w:rPr>
-          <w:color w:val="BCBEC4"/>
-          <w:lang w:val="uk-UA"/>
-        </w:rPr>
-        <w:t>_</w:t>
-      </w:r>
-      <w:r>
-        <w:rPr>
-          <w:color w:val="BCBEC4"/>
-        </w:rPr>
-        <w:t>error</w:t>
-      </w:r>
-      <w:r>
-        <w:rPr>
-          <w:color w:val="BCBEC4"/>
-          <w:lang w:val="uk-UA"/>
-        </w:rPr>
-        <w:t xml:space="preserve"> = </w:t>
-      </w:r>
-      <w:r>
-        <w:rPr>
-          <w:color w:val="2AACB8"/>
-          <w:lang w:val="uk-UA"/>
-        </w:rPr>
-        <w:t>0</w:t>
-      </w:r>
-      <w:r>
-        <w:rPr>
-          <w:color w:val="2AACB8"/>
-          <w:lang w:val="uk-UA"/>
-        </w:rPr>
-        <w:br/>
-      </w:r>
-      <w:r>
-        <w:rPr>
-          <w:color w:val="2AACB8"/>
-          <w:lang w:val="uk-UA"/>
-        </w:rPr>
-        <w:br/>
-      </w:r>
-      <w:r>
-        <w:rPr>
-          <w:color w:val="7A7E85"/>
-          <w:lang w:val="uk-UA"/>
-        </w:rPr>
-        <w:t># перебір рядків таблиці істинності</w:t>
-      </w:r>
-      <w:r>
-        <w:rPr>
-          <w:color w:val="7A7E85"/>
-          <w:lang w:val="uk-UA"/>
-        </w:rPr>
-        <w:br/>
-      </w:r>
-      <w:r>
-        <w:rPr>
-          <w:color w:val="CF8E6D"/>
-        </w:rPr>
-        <w:t>for</w:t>
-      </w:r>
-      <w:r>
-        <w:rPr>
-          <w:color w:val="CF8E6D"/>
-          <w:lang w:val="uk-UA"/>
-        </w:rPr>
-        <w:t xml:space="preserve"> </w:t>
-      </w:r>
-      <w:r>
-        <w:rPr>
-          <w:color w:val="BCBEC4"/>
-        </w:rPr>
-        <w:t>row</w:t>
-      </w:r>
-      <w:r>
-        <w:rPr>
-          <w:color w:val="BCBEC4"/>
-          <w:lang w:val="uk-UA"/>
-        </w:rPr>
-        <w:t xml:space="preserve"> </w:t>
-      </w:r>
-      <w:r>
-        <w:rPr>
-          <w:color w:val="CF8E6D"/>
-        </w:rPr>
-        <w:t>in</w:t>
-      </w:r>
-      <w:r>
-        <w:rPr>
-          <w:color w:val="CF8E6D"/>
-          <w:lang w:val="uk-UA"/>
-        </w:rPr>
-        <w:t xml:space="preserve"> </w:t>
-      </w:r>
-      <w:r>
-        <w:rPr>
-          <w:color w:val="BCBEC4"/>
-        </w:rPr>
-        <w:t>M</w:t>
-      </w:r>
-      <w:r>
-        <w:rPr>
-          <w:color w:val="BCBEC4"/>
-          <w:lang w:val="uk-UA"/>
-        </w:rPr>
-        <w:t>:</w:t>
-      </w:r>
-      <w:r>
-        <w:rPr>
-          <w:color w:val="BCBEC4"/>
-          <w:lang w:val="uk-UA"/>
-        </w:rPr>
-        <w:br/>
-      </w:r>
-      <w:r>
-        <w:rPr>
-          <w:color w:val="BCBEC4"/>
-          <w:lang w:val="uk-UA"/>
-        </w:rPr>
-        <w:br/>
-        <w:t xml:space="preserve">    </w:t>
-      </w:r>
-      <w:r>
-        <w:rPr>
-          <w:color w:val="CF8E6D"/>
-        </w:rPr>
-        <w:t>for</w:t>
-      </w:r>
-      <w:r>
-        <w:rPr>
-          <w:color w:val="CF8E6D"/>
-          <w:lang w:val="uk-UA"/>
-        </w:rPr>
-        <w:t xml:space="preserve"> </w:t>
-      </w:r>
-      <w:r>
-        <w:rPr>
-          <w:color w:val="BCBEC4"/>
-        </w:rPr>
-        <w:t>k</w:t>
-      </w:r>
-      <w:r>
-        <w:rPr>
-          <w:color w:val="BCBEC4"/>
-          <w:lang w:val="uk-UA"/>
-        </w:rPr>
-        <w:t xml:space="preserve"> </w:t>
-      </w:r>
-      <w:r>
-        <w:rPr>
-          <w:color w:val="CF8E6D"/>
-        </w:rPr>
-        <w:t>in</w:t>
-      </w:r>
-      <w:r>
-        <w:rPr>
-          <w:color w:val="CF8E6D"/>
-          <w:lang w:val="uk-UA"/>
-        </w:rPr>
-        <w:t xml:space="preserve"> </w:t>
-      </w:r>
-      <w:r>
-        <w:rPr>
-          <w:color w:val="8888C6"/>
-        </w:rPr>
-        <w:t>range</w:t>
-      </w:r>
-      <w:r>
-        <w:rPr>
-          <w:color w:val="BCBEC4"/>
-          <w:lang w:val="uk-UA"/>
-        </w:rPr>
-        <w:t>(</w:t>
-      </w:r>
-      <w:r>
-        <w:rPr>
-          <w:color w:val="BCBEC4"/>
-        </w:rPr>
-        <w:t>examples</w:t>
-      </w:r>
-      <w:r>
-        <w:rPr>
-          <w:color w:val="BCBEC4"/>
-          <w:lang w:val="uk-UA"/>
-        </w:rPr>
-        <w:t>):</w:t>
-      </w:r>
-      <w:r>
-        <w:rPr>
-          <w:color w:val="BCBEC4"/>
-          <w:lang w:val="uk-UA"/>
-        </w:rPr>
-        <w:br/>
-      </w:r>
-      <w:r>
-        <w:rPr>
-          <w:color w:val="BCBEC4"/>
-          <w:lang w:val="uk-UA"/>
-        </w:rPr>
-        <w:br/>
-      </w:r>
-      <w:r>
-        <w:rPr>
-          <w:color w:val="BCBEC4"/>
-          <w:lang w:val="uk-UA"/>
+          <w:sz w:val="20"/>
+          <w:szCs w:val="20"/>
         </w:rPr>
         <w:lastRenderedPageBreak/>
         <w:t xml:space="preserve">        </w:t>
       </w:r>
       <w:r>
         <w:rPr>
-          <w:color w:val="7A7E85"/>
-          <w:lang w:val="uk-UA"/>
-        </w:rPr>
-        <w:t># формування вхідного вектора</w:t>
-      </w:r>
-      <w:r>
-        <w:rPr>
-          <w:color w:val="7A7E85"/>
-          <w:lang w:val="uk-UA"/>
+          <w:rFonts w:ascii="Courier New" w:eastAsia="Times New Roman" w:hAnsi="Courier New" w:cs="Courier New"/>
+          <w:color w:val="BCBEC4"/>
+          <w:sz w:val="20"/>
+          <w:szCs w:val="20"/>
+          <w:lang w:val="ru-RU"/>
+        </w:rPr>
+        <w:t>X</w:t>
+      </w:r>
+      <w:r>
+        <w:rPr>
+          <w:rFonts w:ascii="Courier New" w:eastAsia="Times New Roman" w:hAnsi="Courier New" w:cs="Courier New"/>
+          <w:color w:val="BCBEC4"/>
+          <w:sz w:val="20"/>
+          <w:szCs w:val="20"/>
+        </w:rPr>
+        <w:t xml:space="preserve"> = [</w:t>
+      </w:r>
+      <w:r>
+        <w:rPr>
+          <w:rFonts w:ascii="Courier New" w:eastAsia="Times New Roman" w:hAnsi="Courier New" w:cs="Courier New"/>
+          <w:color w:val="2AACB8"/>
+          <w:sz w:val="20"/>
+          <w:szCs w:val="20"/>
+        </w:rPr>
+        <w:t>1</w:t>
+      </w:r>
+      <w:r>
+        <w:rPr>
+          <w:rFonts w:ascii="Courier New" w:eastAsia="Times New Roman" w:hAnsi="Courier New" w:cs="Courier New"/>
+          <w:color w:val="BCBEC4"/>
+          <w:sz w:val="20"/>
+          <w:szCs w:val="20"/>
+        </w:rPr>
+        <w:t>]</w:t>
+      </w:r>
+      <w:r>
+        <w:rPr>
+          <w:rFonts w:ascii="Courier New" w:eastAsia="Times New Roman" w:hAnsi="Courier New" w:cs="Courier New"/>
+          <w:color w:val="BCBEC4"/>
+          <w:sz w:val="20"/>
+          <w:szCs w:val="20"/>
+        </w:rPr>
+        <w:br/>
+      </w:r>
+      <w:r>
+        <w:rPr>
+          <w:rFonts w:ascii="Courier New" w:eastAsia="Times New Roman" w:hAnsi="Courier New" w:cs="Courier New"/>
+          <w:color w:val="BCBEC4"/>
+          <w:sz w:val="20"/>
+          <w:szCs w:val="20"/>
         </w:rPr>
         <w:br/>
         <w:t xml:space="preserve">        </w:t>
       </w:r>
       <w:r>
         <w:rPr>
-          <w:color w:val="BCBEC4"/>
+          <w:rFonts w:ascii="Courier New" w:eastAsia="Times New Roman" w:hAnsi="Courier New" w:cs="Courier New"/>
+          <w:color w:val="CF8E6D"/>
+          <w:sz w:val="20"/>
+          <w:szCs w:val="20"/>
+          <w:lang w:val="ru-RU"/>
+        </w:rPr>
+        <w:t>for</w:t>
+      </w:r>
+      <w:r>
+        <w:rPr>
+          <w:rFonts w:ascii="Courier New" w:eastAsia="Times New Roman" w:hAnsi="Courier New" w:cs="Courier New"/>
+          <w:color w:val="CF8E6D"/>
+          <w:sz w:val="20"/>
+          <w:szCs w:val="20"/>
+        </w:rPr>
+        <w:t xml:space="preserve"> </w:t>
+      </w:r>
+      <w:r>
+        <w:rPr>
+          <w:rFonts w:ascii="Courier New" w:eastAsia="Times New Roman" w:hAnsi="Courier New" w:cs="Courier New"/>
+          <w:color w:val="BCBEC4"/>
+          <w:sz w:val="20"/>
+          <w:szCs w:val="20"/>
+          <w:lang w:val="ru-RU"/>
+        </w:rPr>
+        <w:t>j</w:t>
+      </w:r>
+      <w:r>
+        <w:rPr>
+          <w:rFonts w:ascii="Courier New" w:eastAsia="Times New Roman" w:hAnsi="Courier New" w:cs="Courier New"/>
+          <w:color w:val="BCBEC4"/>
+          <w:sz w:val="20"/>
+          <w:szCs w:val="20"/>
+        </w:rPr>
+        <w:t xml:space="preserve"> </w:t>
+      </w:r>
+      <w:r>
+        <w:rPr>
+          <w:rFonts w:ascii="Courier New" w:eastAsia="Times New Roman" w:hAnsi="Courier New" w:cs="Courier New"/>
+          <w:color w:val="CF8E6D"/>
+          <w:sz w:val="20"/>
+          <w:szCs w:val="20"/>
+          <w:lang w:val="ru-RU"/>
+        </w:rPr>
+        <w:t>in</w:t>
+      </w:r>
+      <w:r>
+        <w:rPr>
+          <w:rFonts w:ascii="Courier New" w:eastAsia="Times New Roman" w:hAnsi="Courier New" w:cs="Courier New"/>
+          <w:color w:val="CF8E6D"/>
+          <w:sz w:val="20"/>
+          <w:szCs w:val="20"/>
+        </w:rPr>
+        <w:t xml:space="preserve"> </w:t>
+      </w:r>
+      <w:r>
+        <w:rPr>
+          <w:rFonts w:ascii="Courier New" w:eastAsia="Times New Roman" w:hAnsi="Courier New" w:cs="Courier New"/>
+          <w:color w:val="8888C6"/>
+          <w:sz w:val="20"/>
+          <w:szCs w:val="20"/>
+          <w:lang w:val="ru-RU"/>
+        </w:rPr>
+        <w:t>range</w:t>
+      </w:r>
+      <w:r>
+        <w:rPr>
+          <w:rFonts w:ascii="Courier New" w:eastAsia="Times New Roman" w:hAnsi="Courier New" w:cs="Courier New"/>
+          <w:color w:val="BCBEC4"/>
+          <w:sz w:val="20"/>
+          <w:szCs w:val="20"/>
+        </w:rPr>
+        <w:t>(</w:t>
+      </w:r>
+      <w:r>
+        <w:rPr>
+          <w:rFonts w:ascii="Courier New" w:eastAsia="Times New Roman" w:hAnsi="Courier New" w:cs="Courier New"/>
+          <w:color w:val="2AACB8"/>
+          <w:sz w:val="20"/>
+          <w:szCs w:val="20"/>
+        </w:rPr>
+        <w:t>3</w:t>
+      </w:r>
+      <w:r>
+        <w:rPr>
+          <w:rFonts w:ascii="Courier New" w:eastAsia="Times New Roman" w:hAnsi="Courier New" w:cs="Courier New"/>
+          <w:color w:val="BCBEC4"/>
+          <w:sz w:val="20"/>
+          <w:szCs w:val="20"/>
+        </w:rPr>
+        <w:t>):</w:t>
+      </w:r>
+      <w:r>
+        <w:rPr>
+          <w:rFonts w:ascii="Courier New" w:eastAsia="Times New Roman" w:hAnsi="Courier New" w:cs="Courier New"/>
+          <w:color w:val="BCBEC4"/>
+          <w:sz w:val="20"/>
+          <w:szCs w:val="20"/>
+        </w:rPr>
+        <w:br/>
+        <w:t xml:space="preserve">            </w:t>
+      </w:r>
+      <w:r>
+        <w:rPr>
+          <w:rFonts w:ascii="Courier New" w:eastAsia="Times New Roman" w:hAnsi="Courier New" w:cs="Courier New"/>
+          <w:color w:val="BCBEC4"/>
+          <w:sz w:val="20"/>
+          <w:szCs w:val="20"/>
+          <w:lang w:val="ru-RU"/>
         </w:rPr>
         <w:t>X</w:t>
       </w:r>
       <w:r>
         <w:rPr>
-          <w:color w:val="BCBEC4"/>
-          <w:lang w:val="uk-UA"/>
-        </w:rPr>
-        <w:t xml:space="preserve"> = [</w:t>
-      </w:r>
-      <w:r>
-        <w:rPr>
-          <w:color w:val="2AACB8"/>
-          <w:lang w:val="uk-UA"/>
-        </w:rPr>
-        <w:t>1</w:t>
-      </w:r>
-      <w:r>
-        <w:rPr>
-          <w:color w:val="BCBEC4"/>
-          <w:lang w:val="uk-UA"/>
-        </w:rPr>
-        <w:t>]</w:t>
-      </w:r>
-      <w:r>
-        <w:rPr>
-          <w:color w:val="BCBEC4"/>
-          <w:lang w:val="uk-UA"/>
+          <w:rFonts w:ascii="Courier New" w:eastAsia="Times New Roman" w:hAnsi="Courier New" w:cs="Courier New"/>
+          <w:color w:val="BCBEC4"/>
+          <w:sz w:val="20"/>
+          <w:szCs w:val="20"/>
+        </w:rPr>
+        <w:t>.</w:t>
+      </w:r>
+      <w:r>
+        <w:rPr>
+          <w:rFonts w:ascii="Courier New" w:eastAsia="Times New Roman" w:hAnsi="Courier New" w:cs="Courier New"/>
+          <w:color w:val="BCBEC4"/>
+          <w:sz w:val="20"/>
+          <w:szCs w:val="20"/>
+          <w:lang w:val="ru-RU"/>
+        </w:rPr>
+        <w:t>append</w:t>
+      </w:r>
+      <w:r>
+        <w:rPr>
+          <w:rFonts w:ascii="Courier New" w:eastAsia="Times New Roman" w:hAnsi="Courier New" w:cs="Courier New"/>
+          <w:color w:val="BCBEC4"/>
+          <w:sz w:val="20"/>
+          <w:szCs w:val="20"/>
+        </w:rPr>
+        <w:t>(</w:t>
+      </w:r>
+      <w:r>
+        <w:rPr>
+          <w:rFonts w:ascii="Courier New" w:eastAsia="Times New Roman" w:hAnsi="Courier New" w:cs="Courier New"/>
+          <w:color w:val="BCBEC4"/>
+          <w:sz w:val="20"/>
+          <w:szCs w:val="20"/>
+          <w:lang w:val="ru-RU"/>
+        </w:rPr>
+        <w:t>generate</w:t>
+      </w:r>
+      <w:r>
+        <w:rPr>
+          <w:rFonts w:ascii="Courier New" w:eastAsia="Times New Roman" w:hAnsi="Courier New" w:cs="Courier New"/>
+          <w:color w:val="BCBEC4"/>
+          <w:sz w:val="20"/>
+          <w:szCs w:val="20"/>
+        </w:rPr>
+        <w:t>_</w:t>
+      </w:r>
+      <w:r>
+        <w:rPr>
+          <w:rFonts w:ascii="Courier New" w:eastAsia="Times New Roman" w:hAnsi="Courier New" w:cs="Courier New"/>
+          <w:color w:val="BCBEC4"/>
+          <w:sz w:val="20"/>
+          <w:szCs w:val="20"/>
+          <w:lang w:val="ru-RU"/>
+        </w:rPr>
+        <w:t>input</w:t>
+      </w:r>
+      <w:r>
+        <w:rPr>
+          <w:rFonts w:ascii="Courier New" w:eastAsia="Times New Roman" w:hAnsi="Courier New" w:cs="Courier New"/>
+          <w:color w:val="BCBEC4"/>
+          <w:sz w:val="20"/>
+          <w:szCs w:val="20"/>
+        </w:rPr>
+        <w:t>(</w:t>
+      </w:r>
+      <w:r>
+        <w:rPr>
+          <w:rFonts w:ascii="Courier New" w:eastAsia="Times New Roman" w:hAnsi="Courier New" w:cs="Courier New"/>
+          <w:color w:val="BCBEC4"/>
+          <w:sz w:val="20"/>
+          <w:szCs w:val="20"/>
+          <w:lang w:val="ru-RU"/>
+        </w:rPr>
+        <w:t>row</w:t>
+      </w:r>
+      <w:r>
+        <w:rPr>
+          <w:rFonts w:ascii="Courier New" w:eastAsia="Times New Roman" w:hAnsi="Courier New" w:cs="Courier New"/>
+          <w:color w:val="BCBEC4"/>
+          <w:sz w:val="20"/>
+          <w:szCs w:val="20"/>
+        </w:rPr>
+        <w:t>[</w:t>
+      </w:r>
+      <w:r>
+        <w:rPr>
+          <w:rFonts w:ascii="Courier New" w:eastAsia="Times New Roman" w:hAnsi="Courier New" w:cs="Courier New"/>
+          <w:color w:val="BCBEC4"/>
+          <w:sz w:val="20"/>
+          <w:szCs w:val="20"/>
+          <w:lang w:val="ru-RU"/>
+        </w:rPr>
+        <w:t>j</w:t>
+      </w:r>
+      <w:r>
+        <w:rPr>
+          <w:rFonts w:ascii="Courier New" w:eastAsia="Times New Roman" w:hAnsi="Courier New" w:cs="Courier New"/>
+          <w:color w:val="BCBEC4"/>
+          <w:sz w:val="20"/>
+          <w:szCs w:val="20"/>
+        </w:rPr>
+        <w:t>]))</w:t>
+      </w:r>
+      <w:r>
+        <w:rPr>
+          <w:rFonts w:ascii="Courier New" w:eastAsia="Times New Roman" w:hAnsi="Courier New" w:cs="Courier New"/>
+          <w:color w:val="BCBEC4"/>
+          <w:sz w:val="20"/>
+          <w:szCs w:val="20"/>
         </w:rPr>
         <w:br/>
       </w:r>
       <w:r>
         <w:rPr>
-          <w:color w:val="BCBEC4"/>
-          <w:lang w:val="uk-UA"/>
+          <w:rFonts w:ascii="Courier New" w:eastAsia="Times New Roman" w:hAnsi="Courier New" w:cs="Courier New"/>
+          <w:color w:val="BCBEC4"/>
+          <w:sz w:val="20"/>
+          <w:szCs w:val="20"/>
         </w:rPr>
         <w:br/>
         <w:t xml:space="preserve">        </w:t>
       </w:r>
       <w:r>
         <w:rPr>
+          <w:rFonts w:ascii="Courier New" w:eastAsia="Times New Roman" w:hAnsi="Courier New" w:cs="Courier New"/>
+          <w:color w:val="7A7E85"/>
+          <w:sz w:val="20"/>
+          <w:szCs w:val="20"/>
+        </w:rPr>
+        <w:t># правильне значення виходу</w:t>
+      </w:r>
+      <w:r>
+        <w:rPr>
+          <w:rFonts w:ascii="Courier New" w:eastAsia="Times New Roman" w:hAnsi="Courier New" w:cs="Courier New"/>
+          <w:color w:val="7A7E85"/>
+          <w:sz w:val="20"/>
+          <w:szCs w:val="20"/>
+        </w:rPr>
+        <w:br/>
+        <w:t xml:space="preserve">        </w:t>
+      </w:r>
+      <w:r>
+        <w:rPr>
+          <w:rFonts w:ascii="Courier New" w:eastAsia="Times New Roman" w:hAnsi="Courier New" w:cs="Courier New"/>
+          <w:color w:val="BCBEC4"/>
+          <w:sz w:val="20"/>
+          <w:szCs w:val="20"/>
+          <w:lang w:val="ru-RU"/>
+        </w:rPr>
+        <w:t>T</w:t>
+      </w:r>
+      <w:r>
+        <w:rPr>
+          <w:rFonts w:ascii="Courier New" w:eastAsia="Times New Roman" w:hAnsi="Courier New" w:cs="Courier New"/>
+          <w:color w:val="BCBEC4"/>
+          <w:sz w:val="20"/>
+          <w:szCs w:val="20"/>
+        </w:rPr>
+        <w:t xml:space="preserve"> = </w:t>
+      </w:r>
+      <w:r>
+        <w:rPr>
+          <w:rFonts w:ascii="Courier New" w:eastAsia="Times New Roman" w:hAnsi="Courier New" w:cs="Courier New"/>
+          <w:color w:val="BCBEC4"/>
+          <w:sz w:val="20"/>
+          <w:szCs w:val="20"/>
+          <w:lang w:val="ru-RU"/>
+        </w:rPr>
+        <w:t>row</w:t>
+      </w:r>
+      <w:r>
+        <w:rPr>
+          <w:rFonts w:ascii="Courier New" w:eastAsia="Times New Roman" w:hAnsi="Courier New" w:cs="Courier New"/>
+          <w:color w:val="BCBEC4"/>
+          <w:sz w:val="20"/>
+          <w:szCs w:val="20"/>
+        </w:rPr>
+        <w:t>[</w:t>
+      </w:r>
+      <w:r>
+        <w:rPr>
+          <w:rFonts w:ascii="Courier New" w:eastAsia="Times New Roman" w:hAnsi="Courier New" w:cs="Courier New"/>
+          <w:color w:val="2AACB8"/>
+          <w:sz w:val="20"/>
+          <w:szCs w:val="20"/>
+        </w:rPr>
+        <w:t>3</w:t>
+      </w:r>
+      <w:r>
+        <w:rPr>
+          <w:rFonts w:ascii="Courier New" w:eastAsia="Times New Roman" w:hAnsi="Courier New" w:cs="Courier New"/>
+          <w:color w:val="BCBEC4"/>
+          <w:sz w:val="20"/>
+          <w:szCs w:val="20"/>
+        </w:rPr>
+        <w:t>]</w:t>
+      </w:r>
+      <w:r>
+        <w:rPr>
+          <w:rFonts w:ascii="Courier New" w:eastAsia="Times New Roman" w:hAnsi="Courier New" w:cs="Courier New"/>
+          <w:color w:val="BCBEC4"/>
+          <w:sz w:val="20"/>
+          <w:szCs w:val="20"/>
+        </w:rPr>
+        <w:br/>
+      </w:r>
+      <w:r>
+        <w:rPr>
+          <w:rFonts w:ascii="Courier New" w:eastAsia="Times New Roman" w:hAnsi="Courier New" w:cs="Courier New"/>
+          <w:color w:val="BCBEC4"/>
+          <w:sz w:val="20"/>
+          <w:szCs w:val="20"/>
+        </w:rPr>
+        <w:br/>
+        <w:t xml:space="preserve">        </w:t>
+      </w:r>
+      <w:r>
+        <w:rPr>
+          <w:rFonts w:ascii="Courier New" w:eastAsia="Times New Roman" w:hAnsi="Courier New" w:cs="Courier New"/>
+          <w:color w:val="7A7E85"/>
+          <w:sz w:val="20"/>
+          <w:szCs w:val="20"/>
+        </w:rPr>
+        <w:t># обчислення зваженої суми</w:t>
+      </w:r>
+      <w:r>
+        <w:rPr>
+          <w:rFonts w:ascii="Courier New" w:eastAsia="Times New Roman" w:hAnsi="Courier New" w:cs="Courier New"/>
+          <w:color w:val="7A7E85"/>
+          <w:sz w:val="20"/>
+          <w:szCs w:val="20"/>
+        </w:rPr>
+        <w:br/>
+        <w:t xml:space="preserve">        </w:t>
+      </w:r>
+      <w:r>
+        <w:rPr>
+          <w:rFonts w:ascii="Courier New" w:eastAsia="Times New Roman" w:hAnsi="Courier New" w:cs="Courier New"/>
+          <w:color w:val="BCBEC4"/>
+          <w:sz w:val="20"/>
+          <w:szCs w:val="20"/>
+          <w:lang w:val="ru-RU"/>
+        </w:rPr>
+        <w:t>S</w:t>
+      </w:r>
+      <w:r>
+        <w:rPr>
+          <w:rFonts w:ascii="Courier New" w:eastAsia="Times New Roman" w:hAnsi="Courier New" w:cs="Courier New"/>
+          <w:color w:val="BCBEC4"/>
+          <w:sz w:val="20"/>
+          <w:szCs w:val="20"/>
+        </w:rPr>
+        <w:t xml:space="preserve"> = </w:t>
+      </w:r>
+      <w:r>
+        <w:rPr>
+          <w:rFonts w:ascii="Courier New" w:eastAsia="Times New Roman" w:hAnsi="Courier New" w:cs="Courier New"/>
+          <w:color w:val="2AACB8"/>
+          <w:sz w:val="20"/>
+          <w:szCs w:val="20"/>
+        </w:rPr>
+        <w:t>0</w:t>
+      </w:r>
+      <w:r>
+        <w:rPr>
+          <w:rFonts w:ascii="Courier New" w:eastAsia="Times New Roman" w:hAnsi="Courier New" w:cs="Courier New"/>
+          <w:color w:val="2AACB8"/>
+          <w:sz w:val="20"/>
+          <w:szCs w:val="20"/>
+        </w:rPr>
+        <w:br/>
+        <w:t xml:space="preserve">        </w:t>
+      </w:r>
+      <w:r>
+        <w:rPr>
+          <w:rFonts w:ascii="Courier New" w:eastAsia="Times New Roman" w:hAnsi="Courier New" w:cs="Courier New"/>
           <w:color w:val="CF8E6D"/>
+          <w:sz w:val="20"/>
+          <w:szCs w:val="20"/>
+          <w:lang w:val="ru-RU"/>
         </w:rPr>
         <w:t>for</w:t>
       </w:r>
       <w:r>
         <w:rPr>
+          <w:rFonts w:ascii="Courier New" w:eastAsia="Times New Roman" w:hAnsi="Courier New" w:cs="Courier New"/>
           <w:color w:val="CF8E6D"/>
-          <w:lang w:val="uk-UA"/>
+          <w:sz w:val="20"/>
+          <w:szCs w:val="20"/>
         </w:rPr>
         <w:t xml:space="preserve"> </w:t>
       </w:r>
       <w:r>
         <w:rPr>
-          <w:color w:val="BCBEC4"/>
+          <w:rFonts w:ascii="Courier New" w:eastAsia="Times New Roman" w:hAnsi="Courier New" w:cs="Courier New"/>
+          <w:color w:val="BCBEC4"/>
+          <w:sz w:val="20"/>
+          <w:szCs w:val="20"/>
+          <w:lang w:val="ru-RU"/>
         </w:rPr>
         <w:t>j</w:t>
       </w:r>
       <w:r>
         <w:rPr>
-          <w:color w:val="BCBEC4"/>
-          <w:lang w:val="uk-UA"/>
+          <w:rFonts w:ascii="Courier New" w:eastAsia="Times New Roman" w:hAnsi="Courier New" w:cs="Courier New"/>
+          <w:color w:val="BCBEC4"/>
+          <w:sz w:val="20"/>
+          <w:szCs w:val="20"/>
         </w:rPr>
         <w:t xml:space="preserve"> </w:t>
       </w:r>
       <w:r>
         <w:rPr>
+          <w:rFonts w:ascii="Courier New" w:eastAsia="Times New Roman" w:hAnsi="Courier New" w:cs="Courier New"/>
           <w:color w:val="CF8E6D"/>
+          <w:sz w:val="20"/>
+          <w:szCs w:val="20"/>
+          <w:lang w:val="ru-RU"/>
         </w:rPr>
         <w:t>in</w:t>
       </w:r>
       <w:r>
         <w:rPr>
+          <w:rFonts w:ascii="Courier New" w:eastAsia="Times New Roman" w:hAnsi="Courier New" w:cs="Courier New"/>
           <w:color w:val="CF8E6D"/>
-          <w:lang w:val="uk-UA"/>
+          <w:sz w:val="20"/>
+          <w:szCs w:val="20"/>
         </w:rPr>
         <w:t xml:space="preserve"> </w:t>
       </w:r>
       <w:r>
         <w:rPr>
+          <w:rFonts w:ascii="Courier New" w:eastAsia="Times New Roman" w:hAnsi="Courier New" w:cs="Courier New"/>
           <w:color w:val="8888C6"/>
+          <w:sz w:val="20"/>
+          <w:szCs w:val="20"/>
+          <w:lang w:val="ru-RU"/>
         </w:rPr>
         <w:t>range</w:t>
       </w:r>
       <w:r>
         <w:rPr>
-          <w:color w:val="BCBEC4"/>
-          <w:lang w:val="uk-UA"/>
+          <w:rFonts w:ascii="Courier New" w:eastAsia="Times New Roman" w:hAnsi="Courier New" w:cs="Courier New"/>
+          <w:color w:val="BCBEC4"/>
+          <w:sz w:val="20"/>
+          <w:szCs w:val="20"/>
         </w:rPr>
         <w:t>(</w:t>
       </w:r>
       <w:r>
         <w:rPr>
-          <w:color w:val="2AACB8"/>
-          <w:lang w:val="uk-UA"/>
-        </w:rPr>
-        <w:t>3</w:t>
-      </w:r>
-      <w:r>
-        <w:rPr>
-          <w:color w:val="BCBEC4"/>
-          <w:lang w:val="uk-UA"/>
+          <w:rFonts w:ascii="Courier New" w:eastAsia="Times New Roman" w:hAnsi="Courier New" w:cs="Courier New"/>
+          <w:color w:val="BCBEC4"/>
+          <w:sz w:val="20"/>
+          <w:szCs w:val="20"/>
+          <w:lang w:val="ru-RU"/>
+        </w:rPr>
+        <w:t>L</w:t>
+      </w:r>
+      <w:r>
+        <w:rPr>
+          <w:rFonts w:ascii="Courier New" w:eastAsia="Times New Roman" w:hAnsi="Courier New" w:cs="Courier New"/>
+          <w:color w:val="BCBEC4"/>
+          <w:sz w:val="20"/>
+          <w:szCs w:val="20"/>
         </w:rPr>
         <w:t>):</w:t>
       </w:r>
       <w:r>
         <w:rPr>
-          <w:color w:val="BCBEC4"/>
-          <w:lang w:val="uk-UA"/>
+          <w:rFonts w:ascii="Courier New" w:eastAsia="Times New Roman" w:hAnsi="Courier New" w:cs="Courier New"/>
+          <w:color w:val="BCBEC4"/>
+          <w:sz w:val="20"/>
+          <w:szCs w:val="20"/>
         </w:rPr>
         <w:br/>
         <w:t xml:space="preserve">            </w:t>
       </w:r>
       <w:r>
         <w:rPr>
-          <w:color w:val="BCBEC4"/>
+          <w:rFonts w:ascii="Courier New" w:eastAsia="Times New Roman" w:hAnsi="Courier New" w:cs="Courier New"/>
+          <w:color w:val="BCBEC4"/>
+          <w:sz w:val="20"/>
+          <w:szCs w:val="20"/>
+          <w:lang w:val="ru-RU"/>
+        </w:rPr>
+        <w:t>S</w:t>
+      </w:r>
+      <w:r>
+        <w:rPr>
+          <w:rFonts w:ascii="Courier New" w:eastAsia="Times New Roman" w:hAnsi="Courier New" w:cs="Courier New"/>
+          <w:color w:val="BCBEC4"/>
+          <w:sz w:val="20"/>
+          <w:szCs w:val="20"/>
+        </w:rPr>
+        <w:t xml:space="preserve"> += </w:t>
+      </w:r>
+      <w:r>
+        <w:rPr>
+          <w:rFonts w:ascii="Courier New" w:eastAsia="Times New Roman" w:hAnsi="Courier New" w:cs="Courier New"/>
+          <w:color w:val="BCBEC4"/>
+          <w:sz w:val="20"/>
+          <w:szCs w:val="20"/>
+          <w:lang w:val="ru-RU"/>
+        </w:rPr>
+        <w:t>W</w:t>
+      </w:r>
+      <w:r>
+        <w:rPr>
+          <w:rFonts w:ascii="Courier New" w:eastAsia="Times New Roman" w:hAnsi="Courier New" w:cs="Courier New"/>
+          <w:color w:val="BCBEC4"/>
+          <w:sz w:val="20"/>
+          <w:szCs w:val="20"/>
+        </w:rPr>
+        <w:t>[</w:t>
+      </w:r>
+      <w:r>
+        <w:rPr>
+          <w:rFonts w:ascii="Courier New" w:eastAsia="Times New Roman" w:hAnsi="Courier New" w:cs="Courier New"/>
+          <w:color w:val="BCBEC4"/>
+          <w:sz w:val="20"/>
+          <w:szCs w:val="20"/>
+          <w:lang w:val="ru-RU"/>
+        </w:rPr>
+        <w:t>j</w:t>
+      </w:r>
+      <w:r>
+        <w:rPr>
+          <w:rFonts w:ascii="Courier New" w:eastAsia="Times New Roman" w:hAnsi="Courier New" w:cs="Courier New"/>
+          <w:color w:val="BCBEC4"/>
+          <w:sz w:val="20"/>
+          <w:szCs w:val="20"/>
+        </w:rPr>
+        <w:t xml:space="preserve">] * </w:t>
+      </w:r>
+      <w:r>
+        <w:rPr>
+          <w:rFonts w:ascii="Courier New" w:eastAsia="Times New Roman" w:hAnsi="Courier New" w:cs="Courier New"/>
+          <w:color w:val="BCBEC4"/>
+          <w:sz w:val="20"/>
+          <w:szCs w:val="20"/>
+          <w:lang w:val="ru-RU"/>
         </w:rPr>
         <w:t>X</w:t>
       </w:r>
       <w:r>
         <w:rPr>
-          <w:color w:val="BCBEC4"/>
-          <w:lang w:val="uk-UA"/>
-        </w:rPr>
-        <w:t>.</w:t>
-      </w:r>
-      <w:r>
-        <w:rPr>
-          <w:color w:val="BCBEC4"/>
-        </w:rPr>
-        <w:t>append</w:t>
-      </w:r>
-      <w:r>
-        <w:rPr>
-          <w:color w:val="BCBEC4"/>
-          <w:lang w:val="uk-UA"/>
-        </w:rPr>
-        <w:t>(</w:t>
-      </w:r>
-      <w:r>
-        <w:rPr>
-          <w:color w:val="BCBEC4"/>
-        </w:rPr>
-        <w:t>generate</w:t>
-      </w:r>
-      <w:r>
-        <w:rPr>
-          <w:color w:val="BCBEC4"/>
-          <w:lang w:val="uk-UA"/>
-        </w:rPr>
-        <w:t>_</w:t>
-      </w:r>
-      <w:r>
-        <w:rPr>
-          <w:color w:val="BCBEC4"/>
-        </w:rPr>
-        <w:t>input</w:t>
-      </w:r>
-      <w:r>
-        <w:rPr>
-          <w:color w:val="BCBEC4"/>
-          <w:lang w:val="uk-UA"/>
-        </w:rPr>
-        <w:t>(</w:t>
-      </w:r>
-      <w:r>
-        <w:rPr>
-          <w:color w:val="BCBEC4"/>
-        </w:rPr>
-        <w:t>row</w:t>
-      </w:r>
-      <w:r>
-        <w:rPr>
-          <w:color w:val="BCBEC4"/>
-          <w:lang w:val="uk-UA"/>
+          <w:rFonts w:ascii="Courier New" w:eastAsia="Times New Roman" w:hAnsi="Courier New" w:cs="Courier New"/>
+          <w:color w:val="BCBEC4"/>
+          <w:sz w:val="20"/>
+          <w:szCs w:val="20"/>
         </w:rPr>
         <w:t>[</w:t>
       </w:r>
       <w:r>
         <w:rPr>
-          <w:color w:val="BCBEC4"/>
+          <w:rFonts w:ascii="Courier New" w:eastAsia="Times New Roman" w:hAnsi="Courier New" w:cs="Courier New"/>
+          <w:color w:val="BCBEC4"/>
+          <w:sz w:val="20"/>
+          <w:szCs w:val="20"/>
+          <w:lang w:val="ru-RU"/>
         </w:rPr>
         <w:t>j</w:t>
       </w:r>
       <w:r>
         <w:rPr>
-          <w:color w:val="BCBEC4"/>
-          <w:lang w:val="uk-UA"/>
-        </w:rPr>
-        <w:t>]))</w:t>
-      </w:r>
-      <w:r>
-        <w:rPr>
-          <w:color w:val="BCBEC4"/>
-          <w:lang w:val="uk-UA"/>
+          <w:rFonts w:ascii="Courier New" w:eastAsia="Times New Roman" w:hAnsi="Courier New" w:cs="Courier New"/>
+          <w:color w:val="BCBEC4"/>
+          <w:sz w:val="20"/>
+          <w:szCs w:val="20"/>
+        </w:rPr>
+        <w:t>]</w:t>
+      </w:r>
+      <w:r>
+        <w:rPr>
+          <w:rFonts w:ascii="Courier New" w:eastAsia="Times New Roman" w:hAnsi="Courier New" w:cs="Courier New"/>
+          <w:color w:val="BCBEC4"/>
+          <w:sz w:val="20"/>
+          <w:szCs w:val="20"/>
         </w:rPr>
         <w:br/>
       </w:r>
       <w:r>
         <w:rPr>
-          <w:color w:val="BCBEC4"/>
-          <w:lang w:val="uk-UA"/>
+          <w:rFonts w:ascii="Courier New" w:eastAsia="Times New Roman" w:hAnsi="Courier New" w:cs="Courier New"/>
+          <w:color w:val="BCBEC4"/>
+          <w:sz w:val="20"/>
+          <w:szCs w:val="20"/>
         </w:rPr>
         <w:br/>
         <w:t xml:space="preserve">        </w:t>
       </w:r>
       <w:r>
         <w:rPr>
+          <w:rFonts w:ascii="Courier New" w:eastAsia="Times New Roman" w:hAnsi="Courier New" w:cs="Courier New"/>
           <w:color w:val="7A7E85"/>
-          <w:lang w:val="uk-UA"/>
-        </w:rPr>
-        <w:t># правильне значення виходу</w:t>
-      </w:r>
-      <w:r>
-        <w:rPr>
+          <w:sz w:val="20"/>
+          <w:szCs w:val="20"/>
+        </w:rPr>
+        <w:t># обчислення виходу нейрона</w:t>
+      </w:r>
+      <w:r>
+        <w:rPr>
+          <w:rFonts w:ascii="Courier New" w:eastAsia="Times New Roman" w:hAnsi="Courier New" w:cs="Courier New"/>
           <w:color w:val="7A7E85"/>
-          <w:lang w:val="uk-UA"/>
+          <w:sz w:val="20"/>
+          <w:szCs w:val="20"/>
         </w:rPr>
         <w:br/>
         <w:t xml:space="preserve">        </w:t>
       </w:r>
       <w:r>
         <w:rPr>
-          <w:color w:val="BCBEC4"/>
-        </w:rPr>
-        <w:t>T</w:t>
-      </w:r>
-      <w:r>
-        <w:rPr>
-          <w:color w:val="BCBEC4"/>
-          <w:lang w:val="uk-UA"/>
+          <w:rFonts w:ascii="Courier New" w:eastAsia="Times New Roman" w:hAnsi="Courier New" w:cs="Courier New"/>
+          <w:color w:val="BCBEC4"/>
+          <w:sz w:val="20"/>
+          <w:szCs w:val="20"/>
+          <w:lang w:val="ru-RU"/>
+        </w:rPr>
+        <w:t>Y</w:t>
+      </w:r>
+      <w:r>
+        <w:rPr>
+          <w:rFonts w:ascii="Courier New" w:eastAsia="Times New Roman" w:hAnsi="Courier New" w:cs="Courier New"/>
+          <w:color w:val="BCBEC4"/>
+          <w:sz w:val="20"/>
+          <w:szCs w:val="20"/>
         </w:rPr>
         <w:t xml:space="preserve"> = </w:t>
       </w:r>
       <w:r>
         <w:rPr>
-          <w:color w:val="BCBEC4"/>
-        </w:rPr>
-        <w:t>row</w:t>
-      </w:r>
-      <w:r>
-        <w:rPr>
-          <w:color w:val="BCBEC4"/>
-          <w:lang w:val="uk-UA"/>
-        </w:rPr>
-        <w:t>[</w:t>
-      </w:r>
-      <w:r>
-        <w:rPr>
-          <w:color w:val="2AACB8"/>
-          <w:lang w:val="uk-UA"/>
-        </w:rPr>
-        <w:t>3</w:t>
-      </w:r>
-      <w:r>
-        <w:rPr>
-          <w:color w:val="BCBEC4"/>
-          <w:lang w:val="uk-UA"/>
-        </w:rPr>
-        <w:t>]</w:t>
-      </w:r>
-      <w:r>
-        <w:rPr>
-          <w:color w:val="BCBEC4"/>
-          <w:lang w:val="uk-UA"/>
+          <w:rFonts w:ascii="Courier New" w:eastAsia="Times New Roman" w:hAnsi="Courier New" w:cs="Courier New"/>
+          <w:color w:val="BCBEC4"/>
+          <w:sz w:val="20"/>
+          <w:szCs w:val="20"/>
+          <w:lang w:val="ru-RU"/>
+        </w:rPr>
+        <w:t>activation</w:t>
+      </w:r>
+      <w:r>
+        <w:rPr>
+          <w:rFonts w:ascii="Courier New" w:eastAsia="Times New Roman" w:hAnsi="Courier New" w:cs="Courier New"/>
+          <w:color w:val="BCBEC4"/>
+          <w:sz w:val="20"/>
+          <w:szCs w:val="20"/>
+        </w:rPr>
+        <w:t>(</w:t>
+      </w:r>
+      <w:r>
+        <w:rPr>
+          <w:rFonts w:ascii="Courier New" w:eastAsia="Times New Roman" w:hAnsi="Courier New" w:cs="Courier New"/>
+          <w:color w:val="BCBEC4"/>
+          <w:sz w:val="20"/>
+          <w:szCs w:val="20"/>
+          <w:lang w:val="ru-RU"/>
+        </w:rPr>
+        <w:t>S</w:t>
+      </w:r>
+      <w:r>
+        <w:rPr>
+          <w:rFonts w:ascii="Courier New" w:eastAsia="Times New Roman" w:hAnsi="Courier New" w:cs="Courier New"/>
+          <w:color w:val="BCBEC4"/>
+          <w:sz w:val="20"/>
+          <w:szCs w:val="20"/>
+        </w:rPr>
+        <w:t>)</w:t>
+      </w:r>
+      <w:r>
+        <w:rPr>
+          <w:rFonts w:ascii="Courier New" w:eastAsia="Times New Roman" w:hAnsi="Courier New" w:cs="Courier New"/>
+          <w:color w:val="BCBEC4"/>
+          <w:sz w:val="20"/>
+          <w:szCs w:val="20"/>
         </w:rPr>
         <w:br/>
       </w:r>
       <w:r>
         <w:rPr>
-          <w:color w:val="BCBEC4"/>
-          <w:lang w:val="uk-UA"/>
+          <w:rFonts w:ascii="Courier New" w:eastAsia="Times New Roman" w:hAnsi="Courier New" w:cs="Courier New"/>
+          <w:color w:val="BCBEC4"/>
+          <w:sz w:val="20"/>
+          <w:szCs w:val="20"/>
         </w:rPr>
         <w:br/>
         <w:t xml:space="preserve">        </w:t>
       </w:r>
       <w:r>
         <w:rPr>
+          <w:rFonts w:ascii="Courier New" w:eastAsia="Times New Roman" w:hAnsi="Courier New" w:cs="Courier New"/>
           <w:color w:val="7A7E85"/>
-          <w:lang w:val="uk-UA"/>
-        </w:rPr>
-        <w:t># обчислення зваженої суми</w:t>
-      </w:r>
-      <w:r>
-        <w:rPr>
+          <w:sz w:val="20"/>
+          <w:szCs w:val="20"/>
+        </w:rPr>
+        <w:t># обчислення похибки</w:t>
+      </w:r>
+      <w:r>
+        <w:rPr>
+          <w:rFonts w:ascii="Courier New" w:eastAsia="Times New Roman" w:hAnsi="Courier New" w:cs="Courier New"/>
           <w:color w:val="7A7E85"/>
-          <w:lang w:val="uk-UA"/>
+          <w:sz w:val="20"/>
+          <w:szCs w:val="20"/>
         </w:rPr>
         <w:br/>
         <w:t xml:space="preserve">        </w:t>
       </w:r>
       <w:r>
         <w:rPr>
-          <w:color w:val="BCBEC4"/>
-        </w:rPr>
-        <w:t>S</w:t>
-      </w:r>
-      <w:r>
-        <w:rPr>
-          <w:color w:val="BCBEC4"/>
-          <w:lang w:val="uk-UA"/>
+          <w:rFonts w:ascii="Courier New" w:eastAsia="Times New Roman" w:hAnsi="Courier New" w:cs="Courier New"/>
+          <w:color w:val="BCBEC4"/>
+          <w:sz w:val="20"/>
+          <w:szCs w:val="20"/>
+          <w:lang w:val="ru-RU"/>
+        </w:rPr>
+        <w:t>d</w:t>
+      </w:r>
+      <w:r>
+        <w:rPr>
+          <w:rFonts w:ascii="Courier New" w:eastAsia="Times New Roman" w:hAnsi="Courier New" w:cs="Courier New"/>
+          <w:color w:val="BCBEC4"/>
+          <w:sz w:val="20"/>
+          <w:szCs w:val="20"/>
         </w:rPr>
         <w:t xml:space="preserve"> = </w:t>
       </w:r>
       <w:r>
         <w:rPr>
-          <w:color w:val="2AACB8"/>
-          <w:lang w:val="uk-UA"/>
-        </w:rPr>
-        <w:t>0</w:t>
-      </w:r>
-      <w:r>
-        <w:rPr>
-          <w:color w:val="2AACB8"/>
-          <w:lang w:val="uk-UA"/>
+          <w:rFonts w:ascii="Courier New" w:eastAsia="Times New Roman" w:hAnsi="Courier New" w:cs="Courier New"/>
+          <w:color w:val="BCBEC4"/>
+          <w:sz w:val="20"/>
+          <w:szCs w:val="20"/>
+          <w:lang w:val="ru-RU"/>
+        </w:rPr>
+        <w:t>T</w:t>
+      </w:r>
+      <w:r>
+        <w:rPr>
+          <w:rFonts w:ascii="Courier New" w:eastAsia="Times New Roman" w:hAnsi="Courier New" w:cs="Courier New"/>
+          <w:color w:val="BCBEC4"/>
+          <w:sz w:val="20"/>
+          <w:szCs w:val="20"/>
+        </w:rPr>
+        <w:t xml:space="preserve"> - </w:t>
+      </w:r>
+      <w:r>
+        <w:rPr>
+          <w:rFonts w:ascii="Courier New" w:eastAsia="Times New Roman" w:hAnsi="Courier New" w:cs="Courier New"/>
+          <w:color w:val="BCBEC4"/>
+          <w:sz w:val="20"/>
+          <w:szCs w:val="20"/>
+          <w:lang w:val="ru-RU"/>
+        </w:rPr>
+        <w:t>Y</w:t>
+      </w:r>
+      <w:r>
+        <w:rPr>
+          <w:rFonts w:ascii="Courier New" w:eastAsia="Times New Roman" w:hAnsi="Courier New" w:cs="Courier New"/>
+          <w:color w:val="BCBEC4"/>
+          <w:sz w:val="20"/>
+          <w:szCs w:val="20"/>
+        </w:rPr>
+        <w:br/>
+      </w:r>
+      <w:r>
+        <w:rPr>
+          <w:rFonts w:ascii="Courier New" w:eastAsia="Times New Roman" w:hAnsi="Courier New" w:cs="Courier New"/>
+          <w:color w:val="BCBEC4"/>
+          <w:sz w:val="20"/>
+          <w:szCs w:val="20"/>
         </w:rPr>
         <w:br/>
         <w:t xml:space="preserve">        </w:t>
       </w:r>
       <w:r>
         <w:rPr>
-          <w:color w:val="CF8E6D"/>
-        </w:rPr>
-        <w:t>for</w:t>
-      </w:r>
-      <w:r>
-        <w:rPr>
-          <w:color w:val="CF8E6D"/>
-          <w:lang w:val="uk-UA"/>
-        </w:rPr>
-        <w:t xml:space="preserve"> </w:t>
-      </w:r>
-      <w:r>
-        <w:rPr>
-          <w:color w:val="BCBEC4"/>
-        </w:rPr>
-        <w:t>j</w:t>
-      </w:r>
-      <w:r>
-        <w:rPr>
-          <w:color w:val="BCBEC4"/>
-          <w:lang w:val="uk-UA"/>
-        </w:rPr>
-        <w:t xml:space="preserve"> </w:t>
-      </w:r>
-      <w:r>
-        <w:rPr>
-          <w:color w:val="CF8E6D"/>
-        </w:rPr>
-        <w:t>in</w:t>
-      </w:r>
-      <w:r>
-        <w:rPr>
-          <w:color w:val="CF8E6D"/>
-          <w:lang w:val="uk-UA"/>
-        </w:rPr>
-        <w:t xml:space="preserve"> </w:t>
-      </w:r>
-      <w:r>
-        <w:rPr>
+          <w:rFonts w:ascii="Courier New" w:eastAsia="Times New Roman" w:hAnsi="Courier New" w:cs="Courier New"/>
+          <w:color w:val="BCBEC4"/>
+          <w:sz w:val="20"/>
+          <w:szCs w:val="20"/>
+          <w:lang w:val="ru-RU"/>
+        </w:rPr>
+        <w:t>test</w:t>
+      </w:r>
+      <w:r>
+        <w:rPr>
+          <w:rFonts w:ascii="Courier New" w:eastAsia="Times New Roman" w:hAnsi="Courier New" w:cs="Courier New"/>
+          <w:color w:val="BCBEC4"/>
+          <w:sz w:val="20"/>
+          <w:szCs w:val="20"/>
+        </w:rPr>
+        <w:t>_</w:t>
+      </w:r>
+      <w:r>
+        <w:rPr>
+          <w:rFonts w:ascii="Courier New" w:eastAsia="Times New Roman" w:hAnsi="Courier New" w:cs="Courier New"/>
+          <w:color w:val="BCBEC4"/>
+          <w:sz w:val="20"/>
+          <w:szCs w:val="20"/>
+          <w:lang w:val="ru-RU"/>
+        </w:rPr>
+        <w:t>error</w:t>
+      </w:r>
+      <w:r>
+        <w:rPr>
+          <w:rFonts w:ascii="Courier New" w:eastAsia="Times New Roman" w:hAnsi="Courier New" w:cs="Courier New"/>
+          <w:color w:val="BCBEC4"/>
+          <w:sz w:val="20"/>
+          <w:szCs w:val="20"/>
+        </w:rPr>
+        <w:t xml:space="preserve"> += </w:t>
+      </w:r>
+      <w:r>
+        <w:rPr>
+          <w:rFonts w:ascii="Courier New" w:eastAsia="Times New Roman" w:hAnsi="Courier New" w:cs="Courier New"/>
+          <w:color w:val="BCBEC4"/>
+          <w:sz w:val="20"/>
+          <w:szCs w:val="20"/>
+          <w:lang w:val="ru-RU"/>
+        </w:rPr>
+        <w:t>d</w:t>
+      </w:r>
+      <w:r>
+        <w:rPr>
+          <w:rFonts w:ascii="Courier New" w:eastAsia="Times New Roman" w:hAnsi="Courier New" w:cs="Courier New"/>
+          <w:color w:val="BCBEC4"/>
+          <w:sz w:val="20"/>
+          <w:szCs w:val="20"/>
+        </w:rPr>
+        <w:t>**</w:t>
+      </w:r>
+      <w:r>
+        <w:rPr>
+          <w:rFonts w:ascii="Courier New" w:eastAsia="Times New Roman" w:hAnsi="Courier New" w:cs="Courier New"/>
+          <w:color w:val="2AACB8"/>
+          <w:sz w:val="20"/>
+          <w:szCs w:val="20"/>
+        </w:rPr>
+        <w:t>2</w:t>
+      </w:r>
+      <w:r>
+        <w:rPr>
+          <w:rFonts w:ascii="Courier New" w:eastAsia="Times New Roman" w:hAnsi="Courier New" w:cs="Courier New"/>
+          <w:color w:val="2AACB8"/>
+          <w:sz w:val="20"/>
+          <w:szCs w:val="20"/>
+        </w:rPr>
+        <w:br/>
+      </w:r>
+      <w:r>
+        <w:rPr>
+          <w:rFonts w:ascii="Courier New" w:eastAsia="Times New Roman" w:hAnsi="Courier New" w:cs="Courier New"/>
+          <w:color w:val="2AACB8"/>
+          <w:sz w:val="20"/>
+          <w:szCs w:val="20"/>
+        </w:rPr>
+        <w:br/>
+      </w:r>
+      <w:r>
+        <w:rPr>
+          <w:rFonts w:ascii="Courier New" w:eastAsia="Times New Roman" w:hAnsi="Courier New" w:cs="Courier New"/>
+          <w:color w:val="7A7E85"/>
+          <w:sz w:val="20"/>
+          <w:szCs w:val="20"/>
+        </w:rPr>
+        <w:t># середня похибка на тестовій вибірці</w:t>
+      </w:r>
+      <w:r>
+        <w:rPr>
+          <w:rFonts w:ascii="Courier New" w:eastAsia="Times New Roman" w:hAnsi="Courier New" w:cs="Courier New"/>
+          <w:color w:val="7A7E85"/>
+          <w:sz w:val="20"/>
+          <w:szCs w:val="20"/>
+        </w:rPr>
+        <w:br/>
+      </w:r>
+      <w:r>
+        <w:rPr>
+          <w:rFonts w:ascii="Courier New" w:eastAsia="Times New Roman" w:hAnsi="Courier New" w:cs="Courier New"/>
+          <w:color w:val="BCBEC4"/>
+          <w:sz w:val="20"/>
+          <w:szCs w:val="20"/>
+          <w:lang w:val="ru-RU"/>
+        </w:rPr>
+        <w:t>Etest</w:t>
+      </w:r>
+      <w:r>
+        <w:rPr>
+          <w:rFonts w:ascii="Courier New" w:eastAsia="Times New Roman" w:hAnsi="Courier New" w:cs="Courier New"/>
+          <w:color w:val="BCBEC4"/>
+          <w:sz w:val="20"/>
+          <w:szCs w:val="20"/>
+        </w:rPr>
+        <w:t xml:space="preserve"> = </w:t>
+      </w:r>
+      <w:r>
+        <w:rPr>
+          <w:rFonts w:ascii="Courier New" w:eastAsia="Times New Roman" w:hAnsi="Courier New" w:cs="Courier New"/>
+          <w:color w:val="BCBEC4"/>
+          <w:sz w:val="20"/>
+          <w:szCs w:val="20"/>
+          <w:lang w:val="ru-RU"/>
+        </w:rPr>
+        <w:t>test</w:t>
+      </w:r>
+      <w:r>
+        <w:rPr>
+          <w:rFonts w:ascii="Courier New" w:eastAsia="Times New Roman" w:hAnsi="Courier New" w:cs="Courier New"/>
+          <w:color w:val="BCBEC4"/>
+          <w:sz w:val="20"/>
+          <w:szCs w:val="20"/>
+        </w:rPr>
+        <w:t>_</w:t>
+      </w:r>
+      <w:r>
+        <w:rPr>
+          <w:rFonts w:ascii="Courier New" w:eastAsia="Times New Roman" w:hAnsi="Courier New" w:cs="Courier New"/>
+          <w:color w:val="BCBEC4"/>
+          <w:sz w:val="20"/>
+          <w:szCs w:val="20"/>
+          <w:lang w:val="ru-RU"/>
+        </w:rPr>
+        <w:t>error</w:t>
+      </w:r>
+      <w:r>
+        <w:rPr>
+          <w:rFonts w:ascii="Courier New" w:eastAsia="Times New Roman" w:hAnsi="Courier New" w:cs="Courier New"/>
+          <w:color w:val="BCBEC4"/>
+          <w:sz w:val="20"/>
+          <w:szCs w:val="20"/>
+        </w:rPr>
+        <w:t xml:space="preserve"> / (</w:t>
+      </w:r>
+      <w:r>
+        <w:rPr>
+          <w:rFonts w:ascii="Courier New" w:eastAsia="Times New Roman" w:hAnsi="Courier New" w:cs="Courier New"/>
           <w:color w:val="8888C6"/>
-        </w:rPr>
-        <w:t>range</w:t>
-      </w:r>
-      <w:r>
-        <w:rPr>
-          <w:color w:val="BCBEC4"/>
-          <w:lang w:val="uk-UA"/>
+          <w:sz w:val="20"/>
+          <w:szCs w:val="20"/>
+          <w:lang w:val="ru-RU"/>
+        </w:rPr>
+        <w:t>len</w:t>
+      </w:r>
+      <w:r>
+        <w:rPr>
+          <w:rFonts w:ascii="Courier New" w:eastAsia="Times New Roman" w:hAnsi="Courier New" w:cs="Courier New"/>
+          <w:color w:val="BCBEC4"/>
+          <w:sz w:val="20"/>
+          <w:szCs w:val="20"/>
         </w:rPr>
         <w:t>(</w:t>
       </w:r>
       <w:r>
         <w:rPr>
-          <w:color w:val="BCBEC4"/>
-        </w:rPr>
-        <w:t>L</w:t>
-      </w:r>
-      <w:r>
-        <w:rPr>
-          <w:color w:val="BCBEC4"/>
-          <w:lang w:val="uk-UA"/>
-        </w:rPr>
-        <w:t>):</w:t>
-      </w:r>
-      <w:r>
-        <w:rPr>
-          <w:color w:val="BCBEC4"/>
-          <w:lang w:val="uk-UA"/>
+          <w:rFonts w:ascii="Courier New" w:eastAsia="Times New Roman" w:hAnsi="Courier New" w:cs="Courier New"/>
+          <w:color w:val="BCBEC4"/>
+          <w:sz w:val="20"/>
+          <w:szCs w:val="20"/>
+          <w:lang w:val="ru-RU"/>
+        </w:rPr>
+        <w:t>M</w:t>
+      </w:r>
+      <w:r>
+        <w:rPr>
+          <w:rFonts w:ascii="Courier New" w:eastAsia="Times New Roman" w:hAnsi="Courier New" w:cs="Courier New"/>
+          <w:color w:val="BCBEC4"/>
+          <w:sz w:val="20"/>
+          <w:szCs w:val="20"/>
+        </w:rPr>
+        <w:t xml:space="preserve">) * </w:t>
+      </w:r>
+      <w:r>
+        <w:rPr>
+          <w:rFonts w:ascii="Courier New" w:eastAsia="Times New Roman" w:hAnsi="Courier New" w:cs="Courier New"/>
+          <w:color w:val="BCBEC4"/>
+          <w:sz w:val="20"/>
+          <w:szCs w:val="20"/>
+          <w:lang w:val="ru-RU"/>
+        </w:rPr>
+        <w:t>examples</w:t>
+      </w:r>
+      <w:r>
+        <w:rPr>
+          <w:rFonts w:ascii="Courier New" w:eastAsia="Times New Roman" w:hAnsi="Courier New" w:cs="Courier New"/>
+          <w:color w:val="BCBEC4"/>
+          <w:sz w:val="20"/>
+          <w:szCs w:val="20"/>
+        </w:rPr>
+        <w:t>)</w:t>
+      </w:r>
+      <w:r>
+        <w:rPr>
+          <w:rFonts w:ascii="Courier New" w:eastAsia="Times New Roman" w:hAnsi="Courier New" w:cs="Courier New"/>
+          <w:color w:val="BCBEC4"/>
+          <w:sz w:val="20"/>
+          <w:szCs w:val="20"/>
         </w:rPr>
         <w:br/>
-        <w:t xml:space="preserve">            </w:t>
-      </w:r>
-      <w:r>
-        <w:rPr>
-          <w:color w:val="BCBEC4"/>
-        </w:rPr>
-        <w:t>S</w:t>
-      </w:r>
-      <w:r>
-        <w:rPr>
-          <w:color w:val="BCBEC4"/>
-          <w:lang w:val="uk-UA"/>
-        </w:rPr>
-        <w:t xml:space="preserve"> += </w:t>
-      </w:r>
-      <w:r>
-        <w:rPr>
-          <w:color w:val="BCBEC4"/>
-        </w:rPr>
-        <w:t>W</w:t>
-      </w:r>
-      <w:r>
-        <w:rPr>
-          <w:color w:val="BCBEC4"/>
-          <w:lang w:val="uk-UA"/>
-        </w:rPr>
-        <w:t>[</w:t>
-      </w:r>
-      <w:r>
-        <w:rPr>
-          <w:color w:val="BCBEC4"/>
-        </w:rPr>
-        <w:t>j</w:t>
-      </w:r>
-      <w:r>
-        <w:rPr>
-          <w:color w:val="BCBEC4"/>
-          <w:lang w:val="uk-UA"/>
-        </w:rPr>
-        <w:t xml:space="preserve">] * </w:t>
-      </w:r>
-      <w:r>
-        <w:rPr>
-          <w:color w:val="BCBEC4"/>
-        </w:rPr>
-        <w:t>X</w:t>
-      </w:r>
-      <w:r>
-        <w:rPr>
-          <w:color w:val="BCBEC4"/>
-          <w:lang w:val="uk-UA"/>
-        </w:rPr>
-        <w:t>[</w:t>
-      </w:r>
-      <w:r>
-        <w:rPr>
-          <w:color w:val="BCBEC4"/>
-        </w:rPr>
-        <w:t>j</w:t>
-      </w:r>
-      <w:r>
-        <w:rPr>
-          <w:color w:val="BCBEC4"/>
-          <w:lang w:val="uk-UA"/>
-        </w:rPr>
-        <w:t>]</w:t>
-      </w:r>
-      <w:r>
-        <w:rPr>
-          <w:color w:val="BCBEC4"/>
-          <w:lang w:val="uk-UA"/>
+      </w:r>
+      <w:r>
+        <w:rPr>
+          <w:rFonts w:ascii="Courier New" w:eastAsia="Times New Roman" w:hAnsi="Courier New" w:cs="Courier New"/>
+          <w:color w:val="BCBEC4"/>
+          <w:sz w:val="20"/>
+          <w:szCs w:val="20"/>
         </w:rPr>
         <w:br/>
       </w:r>
       <w:r>
         <w:rPr>
-          <w:color w:val="BCBEC4"/>
-          <w:lang w:val="uk-UA"/>
-        </w:rPr>
-        <w:br/>
-        <w:t xml:space="preserve">        </w:t>
-      </w:r>
-      <w:r>
-        <w:rPr>
-          <w:color w:val="7A7E85"/>
-          <w:lang w:val="uk-UA"/>
-        </w:rPr>
-        <w:t># обчислення виходу нейрона</w:t>
-      </w:r>
-      <w:r>
-        <w:rPr>
-          <w:color w:val="7A7E85"/>
-          <w:lang w:val="uk-UA"/>
-        </w:rPr>
-        <w:br/>
-        <w:t xml:space="preserve">        </w:t>
-      </w:r>
-      <w:r>
-        <w:rPr>
-          <w:color w:val="BCBEC4"/>
-        </w:rPr>
-        <w:t>Y</w:t>
-      </w:r>
-      <w:r>
-        <w:rPr>
-          <w:color w:val="BCBEC4"/>
-          <w:lang w:val="uk-UA"/>
-        </w:rPr>
-        <w:t xml:space="preserve"> = </w:t>
-      </w:r>
-      <w:r>
-        <w:rPr>
-          <w:color w:val="BCBEC4"/>
-        </w:rPr>
-        <w:t>activation</w:t>
-      </w:r>
-      <w:r>
-        <w:rPr>
-          <w:color w:val="BCBEC4"/>
-          <w:lang w:val="uk-UA"/>
+          <w:rFonts w:ascii="Courier New" w:eastAsia="Times New Roman" w:hAnsi="Courier New" w:cs="Courier New"/>
+          <w:color w:val="8888C6"/>
+          <w:sz w:val="20"/>
+          <w:szCs w:val="20"/>
+          <w:lang w:val="ru-RU"/>
+        </w:rPr>
+        <w:t>print</w:t>
+      </w:r>
+      <w:r>
+        <w:rPr>
+          <w:rFonts w:ascii="Courier New" w:eastAsia="Times New Roman" w:hAnsi="Courier New" w:cs="Courier New"/>
+          <w:color w:val="BCBEC4"/>
+          <w:sz w:val="20"/>
+          <w:szCs w:val="20"/>
         </w:rPr>
         <w:t>(</w:t>
       </w:r>
       <w:r>
         <w:rPr>
-          <w:color w:val="BCBEC4"/>
-        </w:rPr>
-        <w:t>S</w:t>
-      </w:r>
-      <w:r>
-        <w:rPr>
-          <w:color w:val="BCBEC4"/>
-          <w:lang w:val="uk-UA"/>
-        </w:rPr>
-        <w:t>)</w:t>
-      </w:r>
-      <w:r>
-        <w:rPr>
-          <w:color w:val="BCBEC4"/>
-          <w:lang w:val="uk-UA"/>
-        </w:rPr>
-        <w:br/>
-      </w:r>
-      <w:r>
-        <w:rPr>
-          <w:color w:val="BCBEC4"/>
-          <w:lang w:val="uk-UA"/>
-        </w:rPr>
-        <w:br/>
-        <w:t xml:space="preserve">        </w:t>
-      </w:r>
-      <w:r>
-        <w:rPr>
-          <w:color w:val="7A7E85"/>
-          <w:lang w:val="uk-UA"/>
-        </w:rPr>
-        <w:t># обчислення похибки</w:t>
-      </w:r>
-      <w:r>
-        <w:rPr>
-          <w:color w:val="7A7E85"/>
-          <w:lang w:val="uk-UA"/>
-        </w:rPr>
-        <w:br/>
-        <w:t xml:space="preserve">        </w:t>
-      </w:r>
-      <w:r>
-        <w:rPr>
-          <w:color w:val="BCBEC4"/>
-        </w:rPr>
-        <w:t>d</w:t>
-      </w:r>
-      <w:r>
-        <w:rPr>
-          <w:color w:val="BCBEC4"/>
-          <w:lang w:val="uk-UA"/>
-        </w:rPr>
-        <w:t xml:space="preserve"> = </w:t>
-      </w:r>
-      <w:r>
-        <w:rPr>
-          <w:color w:val="BCBEC4"/>
-        </w:rPr>
-        <w:t>T</w:t>
-      </w:r>
-      <w:r>
-        <w:rPr>
-          <w:color w:val="BCBEC4"/>
-          <w:lang w:val="uk-UA"/>
-        </w:rPr>
-        <w:t xml:space="preserve"> - </w:t>
-      </w:r>
-      <w:r>
-        <w:rPr>
-          <w:color w:val="BCBEC4"/>
-        </w:rPr>
-        <w:t>Y</w:t>
-      </w:r>
-      <w:r>
-        <w:rPr>
-          <w:color w:val="BCBEC4"/>
-          <w:lang w:val="uk-UA"/>
-        </w:rPr>
-        <w:br/>
-      </w:r>
-      <w:r>
-        <w:rPr>
-          <w:color w:val="BCBEC4"/>
-          <w:lang w:val="uk-UA"/>
-        </w:rPr>
-        <w:br/>
-        <w:t xml:space="preserve">        </w:t>
-      </w:r>
-      <w:r>
-        <w:rPr>
-          <w:color w:val="BCBEC4"/>
-        </w:rPr>
-        <w:t>test</w:t>
-      </w:r>
-      <w:r>
-        <w:rPr>
-          <w:color w:val="BCBEC4"/>
-          <w:lang w:val="uk-UA"/>
-        </w:rPr>
-        <w:t>_</w:t>
-      </w:r>
-      <w:r>
-        <w:rPr>
-          <w:color w:val="BCBEC4"/>
-        </w:rPr>
-        <w:t>error</w:t>
-      </w:r>
-      <w:r>
-        <w:rPr>
-          <w:color w:val="BCBEC4"/>
-          <w:lang w:val="uk-UA"/>
-        </w:rPr>
-        <w:t xml:space="preserve"> += </w:t>
-      </w:r>
-      <w:r>
-        <w:rPr>
-          <w:color w:val="BCBEC4"/>
-        </w:rPr>
-        <w:t>d</w:t>
-      </w:r>
-      <w:r>
-        <w:rPr>
-          <w:color w:val="BCBEC4"/>
-          <w:lang w:val="uk-UA"/>
-        </w:rPr>
-        <w:t>**</w:t>
-      </w:r>
-      <w:r>
-        <w:rPr>
-          <w:color w:val="2AACB8"/>
-          <w:lang w:val="uk-UA"/>
-        </w:rPr>
-        <w:t>2</w:t>
-      </w:r>
-      <w:r>
-        <w:rPr>
-          <w:color w:val="2AACB8"/>
-          <w:lang w:val="uk-UA"/>
-        </w:rPr>
-        <w:br/>
-      </w:r>
-      <w:r>
-        <w:rPr>
-          <w:color w:val="2AACB8"/>
-          <w:lang w:val="uk-UA"/>
-        </w:rPr>
-        <w:br/>
-      </w:r>
-      <w:r>
-        <w:rPr>
-          <w:color w:val="7A7E85"/>
-          <w:lang w:val="uk-UA"/>
-        </w:rPr>
-        <w:t># середня похибка на тестовій вибірці</w:t>
-      </w:r>
-      <w:r>
-        <w:rPr>
-          <w:color w:val="7A7E85"/>
-          <w:lang w:val="uk-UA"/>
-        </w:rPr>
-        <w:br/>
-      </w:r>
-      <w:r>
-        <w:rPr>
-          <w:color w:val="BCBEC4"/>
+          <w:rFonts w:ascii="Courier New" w:eastAsia="Times New Roman" w:hAnsi="Courier New" w:cs="Courier New"/>
+          <w:color w:val="6AAB73"/>
+          <w:sz w:val="20"/>
+          <w:szCs w:val="20"/>
+        </w:rPr>
+        <w:t>"Похибка на тестовій вибірці:"</w:t>
+      </w:r>
+      <w:r>
+        <w:rPr>
+          <w:rFonts w:ascii="Courier New" w:eastAsia="Times New Roman" w:hAnsi="Courier New" w:cs="Courier New"/>
+          <w:color w:val="BCBEC4"/>
+          <w:sz w:val="20"/>
+          <w:szCs w:val="20"/>
+        </w:rPr>
+        <w:t xml:space="preserve">, </w:t>
+      </w:r>
+      <w:r>
+        <w:rPr>
+          <w:rFonts w:ascii="Courier New" w:eastAsia="Times New Roman" w:hAnsi="Courier New" w:cs="Courier New"/>
+          <w:color w:val="BCBEC4"/>
+          <w:sz w:val="20"/>
+          <w:szCs w:val="20"/>
+          <w:lang w:val="ru-RU"/>
         </w:rPr>
         <w:t>Etest</w:t>
       </w:r>
       <w:r>
         <w:rPr>
-          <w:color w:val="BCBEC4"/>
-          <w:lang w:val="uk-UA"/>
-        </w:rPr>
-        <w:t xml:space="preserve"> = </w:t>
-      </w:r>
-      <w:r>
-        <w:rPr>
-          <w:color w:val="BCBEC4"/>
-        </w:rPr>
-        <w:t>test</w:t>
-      </w:r>
-      <w:r>
-        <w:rPr>
-          <w:color w:val="BCBEC4"/>
-          <w:lang w:val="uk-UA"/>
-        </w:rPr>
-        <w:t>_</w:t>
-      </w:r>
-      <w:r>
-        <w:rPr>
-          <w:color w:val="BCBEC4"/>
-        </w:rPr>
-        <w:t>error</w:t>
-      </w:r>
-      <w:r>
-        <w:rPr>
-          <w:color w:val="BCBEC4"/>
-          <w:lang w:val="uk-UA"/>
-        </w:rPr>
-        <w:t xml:space="preserve"> / </w:t>
-      </w:r>
-      <w:r>
-        <w:rPr>
-          <w:color w:val="8888C6"/>
-        </w:rPr>
-        <w:t>len</w:t>
-      </w:r>
-      <w:r>
-        <w:rPr>
-          <w:color w:val="BCBEC4"/>
-          <w:lang w:val="uk-UA"/>
-        </w:rPr>
-        <w:t>(</w:t>
-      </w:r>
-      <w:r>
-        <w:rPr>
-          <w:color w:val="BCBEC4"/>
-        </w:rPr>
-        <w:t>M</w:t>
-      </w:r>
-      <w:r>
-        <w:rPr>
-          <w:color w:val="BCBEC4"/>
-          <w:lang w:val="uk-UA"/>
-        </w:rPr>
-        <w:t>)</w:t>
-      </w:r>
-      <w:r>
-        <w:rPr>
-          <w:color w:val="BCBEC4"/>
-          <w:lang w:val="uk-UA"/>
-        </w:rPr>
-        <w:br/>
-      </w:r>
-      <w:r>
-        <w:rPr>
-          <w:color w:val="BCBEC4"/>
-          <w:lang w:val="uk-UA"/>
-        </w:rPr>
-        <w:br/>
-      </w:r>
-      <w:r>
-        <w:rPr>
-          <w:color w:val="8888C6"/>
-        </w:rPr>
-        <w:t>print</w:t>
-      </w:r>
-      <w:r>
-        <w:rPr>
-          <w:color w:val="BCBEC4"/>
-          <w:lang w:val="uk-UA"/>
-        </w:rPr>
-        <w:t>(</w:t>
-      </w:r>
-      <w:r>
-        <w:rPr>
-          <w:color w:val="6AAB73"/>
-          <w:lang w:val="uk-UA"/>
-        </w:rPr>
-        <w:t>"Похибка на тестовій вибірці:"</w:t>
-      </w:r>
-      <w:r>
-        <w:rPr>
-          <w:color w:val="BCBEC4"/>
-          <w:lang w:val="uk-UA"/>
-        </w:rPr>
-        <w:t xml:space="preserve">, </w:t>
-      </w:r>
-      <w:r>
-        <w:rPr>
-          <w:color w:val="BCBEC4"/>
-        </w:rPr>
-        <w:t>Etest</w:t>
-      </w:r>
-      <w:r>
-        <w:rPr>
-          <w:color w:val="BCBEC4"/>
-          <w:lang w:val="uk-UA"/>
+          <w:rFonts w:ascii="Courier New" w:eastAsia="Times New Roman" w:hAnsi="Courier New" w:cs="Courier New"/>
+          <w:color w:val="BCBEC4"/>
+          <w:sz w:val="20"/>
+          <w:szCs w:val="20"/>
         </w:rPr>
         <w:t>)</w:t>
       </w:r>
@@ -9290,8 +10829,8 @@
           <w:lang w:val="ru-RU"/>
         </w:rPr>
         <w:drawing>
-          <wp:inline distT="0" distB="0" distL="0" distR="0" wp14:anchorId="37EBCAFF" wp14:editId="5863DAC4">
-            <wp:extent cx="5341657" cy="4752975"/>
+          <wp:inline distT="0" distB="0" distL="0" distR="0" wp14:anchorId="0E85C272" wp14:editId="0D612AA6">
+            <wp:extent cx="5888754" cy="4886325"/>
             <wp:effectExtent l="0" t="0" r="0" b="0"/>
             <wp:docPr id="1" name="Рисунок 1"/>
             <wp:cNvGraphicFramePr>
@@ -9313,7 +10852,7 @@
                   <pic:spPr>
                     <a:xfrm>
                       <a:off x="0" y="0"/>
-                      <a:ext cx="5357331" cy="4766922"/>
+                      <a:ext cx="5897604" cy="4893668"/>
                     </a:xfrm>
                     <a:prstGeom prst="rect">
                       <a:avLst/>
@@ -9369,6 +10908,150 @@
     <w:p>
       <w:pPr>
         <w:spacing w:after="0" w:line="360" w:lineRule="auto"/>
+        <w:jc w:val="center"/>
+        <w:rPr>
+          <w:rFonts w:ascii="Times New Roman" w:hAnsi="Times New Roman" w:cs="Times New Roman"/>
+          <w:color w:val="000000" w:themeColor="text1"/>
+          <w:sz w:val="28"/>
+          <w:szCs w:val="28"/>
+        </w:rPr>
+      </w:pPr>
+      <w:r>
+        <w:rPr>
+          <w:rFonts w:ascii="Times New Roman" w:hAnsi="Times New Roman" w:cs="Times New Roman"/>
+          <w:color w:val="000000" w:themeColor="text1"/>
+          <w:sz w:val="28"/>
+          <w:szCs w:val="28"/>
+        </w:rPr>
+        <w:lastRenderedPageBreak/>
+        <w:drawing>
+          <wp:inline distT="0" distB="0" distL="0" distR="0" wp14:anchorId="55C9A45C" wp14:editId="3C9411B3">
+            <wp:extent cx="5724525" cy="3478632"/>
+            <wp:effectExtent l="0" t="0" r="0" b="7620"/>
+            <wp:docPr id="2" name="Рисунок 2"/>
+            <wp:cNvGraphicFramePr>
+              <a:graphicFrameLocks xmlns:a="http://schemas.openxmlformats.org/drawingml/2006/main" noChangeAspect="1"/>
+            </wp:cNvGraphicFramePr>
+            <a:graphic xmlns:a="http://schemas.openxmlformats.org/drawingml/2006/main">
+              <a:graphicData uri="http://schemas.openxmlformats.org/drawingml/2006/picture">
+                <pic:pic xmlns:pic="http://schemas.openxmlformats.org/drawingml/2006/picture">
+                  <pic:nvPicPr>
+                    <pic:cNvPr id="1" name=""/>
+                    <pic:cNvPicPr/>
+                  </pic:nvPicPr>
+                  <pic:blipFill>
+                    <a:blip r:embed="rId7"/>
+                    <a:stretch>
+                      <a:fillRect/>
+                    </a:stretch>
+                  </pic:blipFill>
+                  <pic:spPr>
+                    <a:xfrm>
+                      <a:off x="0" y="0"/>
+                      <a:ext cx="5728555" cy="3481081"/>
+                    </a:xfrm>
+                    <a:prstGeom prst="rect">
+                      <a:avLst/>
+                    </a:prstGeom>
+                  </pic:spPr>
+                </pic:pic>
+              </a:graphicData>
+            </a:graphic>
+          </wp:inline>
+        </w:drawing>
+      </w:r>
+    </w:p>
+    <w:p>
+      <w:pPr>
+        <w:spacing w:after="0" w:line="360" w:lineRule="auto"/>
+        <w:jc w:val="center"/>
+        <w:rPr>
+          <w:rFonts w:ascii="Times New Roman" w:hAnsi="Times New Roman" w:cs="Times New Roman"/>
+          <w:color w:val="000000" w:themeColor="text1"/>
+          <w:sz w:val="28"/>
+          <w:szCs w:val="28"/>
+        </w:rPr>
+      </w:pPr>
+      <w:r>
+        <w:rPr>
+          <w:rFonts w:ascii="Times New Roman" w:hAnsi="Times New Roman" w:cs="Times New Roman"/>
+          <w:color w:val="000000" w:themeColor="text1"/>
+          <w:sz w:val="28"/>
+          <w:szCs w:val="28"/>
+        </w:rPr>
+        <w:t>Рисунок 3.</w:t>
+      </w:r>
+      <w:r>
+        <w:rPr>
+          <w:rFonts w:ascii="Times New Roman" w:hAnsi="Times New Roman" w:cs="Times New Roman"/>
+          <w:color w:val="000000" w:themeColor="text1"/>
+          <w:sz w:val="28"/>
+          <w:szCs w:val="28"/>
+          <w:lang w:val="ru-RU"/>
+        </w:rPr>
+        <w:t>2</w:t>
+      </w:r>
+      <w:r>
+        <w:rPr>
+          <w:rFonts w:ascii="Times New Roman" w:hAnsi="Times New Roman" w:cs="Times New Roman"/>
+          <w:color w:val="000000" w:themeColor="text1"/>
+          <w:sz w:val="28"/>
+          <w:szCs w:val="28"/>
+        </w:rPr>
+        <w:t xml:space="preserve"> – </w:t>
+      </w:r>
+      <w:r>
+        <w:rPr>
+          <w:rFonts w:ascii="Times New Roman" w:hAnsi="Times New Roman" w:cs="Times New Roman"/>
+          <w:color w:val="000000" w:themeColor="text1"/>
+          <w:sz w:val="28"/>
+          <w:szCs w:val="28"/>
+        </w:rPr>
+        <w:t>Продовження р</w:t>
+      </w:r>
+      <w:r>
+        <w:rPr>
+          <w:rFonts w:ascii="Times New Roman" w:hAnsi="Times New Roman" w:cs="Times New Roman"/>
+          <w:color w:val="000000" w:themeColor="text1"/>
+          <w:sz w:val="28"/>
+          <w:szCs w:val="28"/>
+        </w:rPr>
+        <w:t>езультат</w:t>
+      </w:r>
+      <w:r>
+        <w:rPr>
+          <w:rFonts w:ascii="Times New Roman" w:hAnsi="Times New Roman" w:cs="Times New Roman"/>
+          <w:color w:val="000000" w:themeColor="text1"/>
+          <w:sz w:val="28"/>
+          <w:szCs w:val="28"/>
+        </w:rPr>
+        <w:t>у</w:t>
+      </w:r>
+      <w:r>
+        <w:rPr>
+          <w:rFonts w:ascii="Times New Roman" w:hAnsi="Times New Roman" w:cs="Times New Roman"/>
+          <w:color w:val="000000" w:themeColor="text1"/>
+          <w:sz w:val="28"/>
+          <w:szCs w:val="28"/>
+        </w:rPr>
+        <w:t xml:space="preserve"> роботи програми</w:t>
+      </w:r>
+    </w:p>
+    <w:p>
+      <w:pPr>
+        <w:spacing w:after="0" w:line="360" w:lineRule="auto"/>
+        <w:jc w:val="center"/>
+        <w:rPr>
+          <w:rFonts w:ascii="Times New Roman" w:hAnsi="Times New Roman" w:cs="Times New Roman"/>
+          <w:color w:val="000000" w:themeColor="text1"/>
+          <w:sz w:val="28"/>
+          <w:szCs w:val="28"/>
+        </w:rPr>
+      </w:pPr>
+    </w:p>
+    <w:p>
+      <w:pPr>
+        <w:spacing w:after="0" w:line="360" w:lineRule="auto"/>
         <w:ind w:firstLine="709"/>
         <w:jc w:val="both"/>
         <w:rPr>
@@ -9389,7 +11072,6 @@
           <w:szCs w:val="28"/>
           <w:lang w:val="ru-RU"/>
         </w:rPr>
-        <w:lastRenderedPageBreak/>
         <w:tab/>
       </w:r>
       <w:r>
@@ -9428,124 +11110,16 @@
           <w:sz w:val="28"/>
           <w:szCs w:val="28"/>
         </w:rPr>
-        <w:t>отрима</w:t>
-      </w:r>
-      <w:r>
-        <w:rPr>
-          <w:rFonts w:ascii="Times New Roman" w:eastAsia="Times New Roman" w:hAnsi="Times New Roman" w:cs="Times New Roman"/>
-          <w:color w:val="000000" w:themeColor="text1"/>
-          <w:sz w:val="28"/>
-          <w:szCs w:val="28"/>
-        </w:rPr>
-        <w:t>л</w:t>
-      </w:r>
-      <w:r>
-        <w:rPr>
-          <w:rFonts w:ascii="Times New Roman" w:eastAsia="Times New Roman" w:hAnsi="Times New Roman" w:cs="Times New Roman"/>
-          <w:color w:val="000000" w:themeColor="text1"/>
-          <w:sz w:val="28"/>
-          <w:szCs w:val="28"/>
-        </w:rPr>
-        <w:t>и навички алгоритмізації та програмної реалізації персептрона, що розпізнає бінарні образи.</w:t>
-      </w:r>
-      <w:r>
-        <w:rPr>
-          <w:rFonts w:ascii="Times New Roman" w:eastAsia="Times New Roman" w:hAnsi="Times New Roman" w:cs="Times New Roman"/>
-          <w:color w:val="000000" w:themeColor="text1"/>
-          <w:sz w:val="28"/>
-          <w:szCs w:val="28"/>
-        </w:rPr>
-        <w:t xml:space="preserve"> Склали схему персептрона, навели </w:t>
-      </w:r>
-      <w:r>
-        <w:rPr>
-          <w:rFonts w:ascii="Times New Roman" w:eastAsia="Times New Roman" w:hAnsi="Times New Roman" w:cs="Times New Roman"/>
-          <w:color w:val="000000" w:themeColor="text1"/>
-          <w:sz w:val="28"/>
-          <w:szCs w:val="28"/>
-        </w:rPr>
-        <w:t>словесний опис алгоритму навчання по пунктах</w:t>
-      </w:r>
-      <w:r>
-        <w:rPr>
-          <w:rFonts w:ascii="Times New Roman" w:eastAsia="Times New Roman" w:hAnsi="Times New Roman" w:cs="Times New Roman"/>
-          <w:color w:val="000000" w:themeColor="text1"/>
-          <w:sz w:val="28"/>
-          <w:szCs w:val="28"/>
-        </w:rPr>
-        <w:t>, с</w:t>
-      </w:r>
-      <w:r>
-        <w:rPr>
-          <w:rFonts w:ascii="Times New Roman" w:eastAsia="Times New Roman" w:hAnsi="Times New Roman" w:cs="Times New Roman"/>
-          <w:color w:val="000000" w:themeColor="text1"/>
-          <w:sz w:val="28"/>
-          <w:szCs w:val="28"/>
-        </w:rPr>
-        <w:t>кла</w:t>
-      </w:r>
-      <w:r>
-        <w:rPr>
-          <w:rFonts w:ascii="Times New Roman" w:eastAsia="Times New Roman" w:hAnsi="Times New Roman" w:cs="Times New Roman"/>
-          <w:color w:val="000000" w:themeColor="text1"/>
-          <w:sz w:val="28"/>
-          <w:szCs w:val="28"/>
-        </w:rPr>
-        <w:t>л</w:t>
-      </w:r>
-      <w:r>
-        <w:rPr>
-          <w:rFonts w:ascii="Times New Roman" w:eastAsia="Times New Roman" w:hAnsi="Times New Roman" w:cs="Times New Roman"/>
-          <w:color w:val="000000" w:themeColor="text1"/>
-          <w:sz w:val="28"/>
-          <w:szCs w:val="28"/>
-        </w:rPr>
-        <w:t>и опис алгоритму тестування по пунктах</w:t>
-      </w:r>
-      <w:r>
-        <w:rPr>
-          <w:rFonts w:ascii="Times New Roman" w:eastAsia="Times New Roman" w:hAnsi="Times New Roman" w:cs="Times New Roman"/>
-          <w:color w:val="000000" w:themeColor="text1"/>
-          <w:sz w:val="28"/>
-          <w:szCs w:val="28"/>
-        </w:rPr>
-        <w:t>, с</w:t>
-      </w:r>
-      <w:r>
-        <w:rPr>
-          <w:rFonts w:ascii="Times New Roman" w:eastAsia="Times New Roman" w:hAnsi="Times New Roman" w:cs="Times New Roman"/>
-          <w:color w:val="000000" w:themeColor="text1"/>
-          <w:sz w:val="28"/>
-          <w:szCs w:val="28"/>
-        </w:rPr>
-        <w:t>кла</w:t>
-      </w:r>
-      <w:r>
-        <w:rPr>
-          <w:rFonts w:ascii="Times New Roman" w:eastAsia="Times New Roman" w:hAnsi="Times New Roman" w:cs="Times New Roman"/>
-          <w:color w:val="000000" w:themeColor="text1"/>
-          <w:sz w:val="28"/>
-          <w:szCs w:val="28"/>
-        </w:rPr>
-        <w:t>л</w:t>
-      </w:r>
-      <w:r>
-        <w:rPr>
-          <w:rFonts w:ascii="Times New Roman" w:eastAsia="Times New Roman" w:hAnsi="Times New Roman" w:cs="Times New Roman"/>
-          <w:color w:val="000000" w:themeColor="text1"/>
-          <w:sz w:val="28"/>
-          <w:szCs w:val="28"/>
-        </w:rPr>
-        <w:t>и програму, яка генерує приклади для навчання і тестування персептрон</w:t>
-      </w:r>
-      <w:r>
-        <w:rPr>
-          <w:rFonts w:ascii="Times New Roman" w:eastAsia="Times New Roman" w:hAnsi="Times New Roman" w:cs="Times New Roman"/>
-          <w:color w:val="000000" w:themeColor="text1"/>
-          <w:sz w:val="28"/>
-          <w:szCs w:val="28"/>
-        </w:rPr>
-        <w:t>а</w:t>
+        <w:t>отримали навички алгоритмізації та програмної реалізації персептрона, що розпізнає бінарні образи.</w:t>
+      </w:r>
+      <w:r>
+        <w:rPr>
+          <w:rFonts w:ascii="Times New Roman" w:eastAsia="Times New Roman" w:hAnsi="Times New Roman" w:cs="Times New Roman"/>
+          <w:color w:val="000000" w:themeColor="text1"/>
+          <w:sz w:val="28"/>
+          <w:szCs w:val="28"/>
+        </w:rPr>
+        <w:t xml:space="preserve"> Склали схему персептрона, навели словесний опис алгоритму навчання по пунктах, склали опис алгоритму тестування по пунктах, склали програму, яка генерує приклади для навчання і тестування персептрона</w:t>
       </w:r>
       <w:r>
         <w:rPr>
@@ -9745,7 +11319,17 @@
           <w:szCs w:val="28"/>
         </w:rPr>
         <w:br/>
-        <w:t>Спочатку задаються початкові значення вагових коефіцієнтів, зазвичай випадковим чином. Потім на вхід нейрона подаються навчальні приклади. Для кожного прикладу обчислюється зважена сума сигналів та визначається вихід нейрона за допомогою функції активації. Далі обчислюється похибка як різниця між правильним значенням і отриманим результатом. На основі цієї похибки коригуються вагові коефіцієнти. Процес повторюється багато разів, поки похибка не стане достатньо малою.</w:t>
+        <w:t xml:space="preserve">Спочатку задаються початкові значення вагових коефіцієнтів, зазвичай випадковим </w:t>
+      </w:r>
+      <w:r>
+        <w:rPr>
+          <w:rFonts w:ascii="Times New Roman" w:eastAsia="Times New Roman" w:hAnsi="Times New Roman" w:cs="Times New Roman"/>
+          <w:color w:val="000000" w:themeColor="text1"/>
+          <w:sz w:val="28"/>
+          <w:szCs w:val="28"/>
+        </w:rPr>
+        <w:lastRenderedPageBreak/>
+        <w:t>чином. Потім на вхід нейрона подаються навчальні приклади. Для кожного прикладу обчислюється зважена сума сигналів та визначається вихід нейрона за допомогою функції активації. Далі обчислюється похибка як різниця між правильним значенням і отриманим результатом. На основі цієї похибки коригуються вагові коефіцієнти. Процес повторюється багато разів, поки похибка не стане достатньо малою.</w:t>
       </w:r>
     </w:p>
     <w:p>
@@ -9861,7 +11445,6 @@
           <w:sz w:val="28"/>
           <w:szCs w:val="28"/>
         </w:rPr>
-        <w:lastRenderedPageBreak/>
         <w:t>Алгоритм тестування персептрона на тестовій вибірці</w:t>
       </w:r>
       <w:r>
@@ -13252,16 +14835,14 @@
   <w:abstractNum w:abstractNumId="28" w15:restartNumberingAfterBreak="0">
     <w:nsid w:val="46016A41"/>
     <w:multiLevelType w:val="multilevel"/>
-    <w:tmpl w:val="771275CE"/>
+    <w:tmpl w:val="44EA4C6A"/>
     <w:lvl w:ilvl="0">
       <w:start w:val="1"/>
       <w:numFmt w:val="bullet"/>
+      <w:suff w:val="space"/>
       <w:lvlText w:val=""/>
       <w:lvlJc w:val="left"/>
       <w:pPr>
-        <w:tabs>
-          <w:tab w:val="num" w:pos="720"/>
-        </w:tabs>
         <w:ind w:left="720" w:hanging="360"/>
       </w:pPr>
       <w:rPr>
@@ -16579,6 +18160,7 @@
   <w:style w:type="character" w:default="1" w:styleId="a0">
     <w:name w:val="Default Paragraph Font"/>
     <w:uiPriority w:val="1"/>
+    <w:semiHidden/>
     <w:unhideWhenUsed/>
   </w:style>
   <w:style w:type="table" w:default="1" w:styleId="a1">
@@ -16663,7 +18245,7 @@
     </w:rPr>
   </w:style>
   <w:style w:type="character" w:customStyle="1" w:styleId="a6">
-    <w:name w:val="Текст у виносці Знак"/>
+    <w:name w:val="Текст выноски Знак"/>
     <w:basedOn w:val="a0"/>
     <w:link w:val="a5"/>
     <w:uiPriority w:val="99"/>
@@ -16750,7 +18332,7 @@
     </w:pPr>
   </w:style>
   <w:style w:type="character" w:customStyle="1" w:styleId="ab">
-    <w:name w:val="Верхній колонтитул Знак"/>
+    <w:name w:val="Верхний колонтитул Знак"/>
     <w:basedOn w:val="a0"/>
     <w:link w:val="aa"/>
     <w:uiPriority w:val="99"/>
@@ -16772,7 +18354,7 @@
     </w:pPr>
   </w:style>
   <w:style w:type="character" w:customStyle="1" w:styleId="ad">
-    <w:name w:val="Нижній колонтитул Знак"/>
+    <w:name w:val="Нижний колонтитул Знак"/>
     <w:basedOn w:val="a0"/>
     <w:link w:val="ac"/>
     <w:uiPriority w:val="99"/>
@@ -16874,7 +18456,7 @@
     </w:rPr>
   </w:style>
   <w:style w:type="character" w:customStyle="1" w:styleId="HTML1">
-    <w:name w:val="Стандартний HTML Знак"/>
+    <w:name w:val="Стандартный HTML Знак"/>
     <w:basedOn w:val="a0"/>
     <w:link w:val="HTML0"/>
     <w:uiPriority w:val="99"/>
